--- a/Lab02/report/21127645_LeMinh_Lab02_BufferOverflow.docx
+++ b/Lab02/report/21127645_LeMinh_Lab02_BufferOverflow.docx
@@ -4,138 +4,49 @@
   <w:body>
     <w:p>
       <w:pPr>
-        <w:spacing w:before="1800"/>
-      </w:pPr>
-    </w:p>
-    <w:p>
-      <w:pPr>
-        <w:spacing w:after="320"/>
+        <w:spacing w:before="2200"/>
         <w:jc w:val="center"/>
       </w:pPr>
       <w:r>
         <w:rPr>
-          <w:rFonts w:ascii="Calibri" w:hAnsi="Calibri"/>
+          <w:rFonts w:ascii="Arial" w:hAnsi="Arial"/>
           <w:b/>
-          <w:color w:val="B4822A"/>
-          <w:sz w:val="21"/>
+          <w:color w:val="174A84"/>
+          <w:sz w:val="50"/>
         </w:rPr>
-        <w:t>BÁO CÁO THỰC HÀNH AN TOÀN ỨNG DỤNG WEB</w:t>
+        <w:t>BÁO CÁO THỰC HÀNH LAB 02</w:t>
       </w:r>
     </w:p>
     <w:p>
       <w:pPr>
-        <w:spacing w:after="160"/>
         <w:jc w:val="center"/>
       </w:pPr>
       <w:r>
-        <w:rPr>
-          <w:rFonts w:ascii="Calibri" w:hAnsi="Calibri"/>
-          <w:b/>
-          <w:color w:val="203748"/>
-          <w:sz w:val="60"/>
-        </w:rPr>
-        <w:t>LAB 2</w:t>
+        <w:t>BUFFER OVERFLOW TRONG ỨNG DỤNG WEB LOCAL</w:t>
       </w:r>
     </w:p>
     <w:p>
       <w:pPr>
-        <w:spacing w:after="560"/>
         <w:jc w:val="center"/>
       </w:pPr>
       <w:r>
-        <w:rPr>
-          <w:rFonts w:ascii="Calibri" w:hAnsi="Calibri"/>
-          <w:b/>
-          <w:color w:val="1F4D78"/>
-          <w:sz w:val="38"/>
-        </w:rPr>
-        <w:t>BUFFER OVERFLOW TRONG</w:t>
-        <w:br/>
-        <w:t>ỨNG DỤNG WEB LOCAL</w:t>
+        <w:t>HTTP - ASan - GDB - Bản vá - Hardening</w:t>
       </w:r>
     </w:p>
     <w:p>
       <w:pPr>
-        <w:spacing w:after="1280"/>
         <w:jc w:val="center"/>
       </w:pPr>
       <w:r>
-        <w:rPr>
-          <w:rFonts w:ascii="Calibri" w:hAnsi="Calibri"/>
-          <w:i/>
-          <w:color w:val="5A6570"/>
-          <w:sz w:val="22"/>
-        </w:rPr>
-        <w:t>Từ HTTP POST tới stack frame, AddressSanitizer và bản vá</w:t>
+        <w:t>MSSV: 21127645</w:t>
       </w:r>
     </w:p>
     <w:p>
       <w:pPr>
-        <w:spacing w:after="80"/>
         <w:jc w:val="center"/>
       </w:pPr>
       <w:r>
-        <w:rPr>
-          <w:rFonts w:ascii="Calibri" w:hAnsi="Calibri"/>
-          <w:b/>
-          <w:color w:val="203748"/>
-          <w:sz w:val="22"/>
-        </w:rPr>
-        <w:t xml:space="preserve">MSSV: </w:t>
-      </w:r>
-      <w:r>
-        <w:rPr>
-          <w:rFonts w:ascii="Calibri" w:hAnsi="Calibri"/>
-          <w:color w:val="203748"/>
-          <w:sz w:val="22"/>
-        </w:rPr>
-        <w:t>21127645</w:t>
-      </w:r>
-    </w:p>
-    <w:p>
-      <w:pPr>
-        <w:spacing w:after="80"/>
-        <w:jc w:val="center"/>
-      </w:pPr>
-      <w:r>
-        <w:rPr>
-          <w:rFonts w:ascii="Calibri" w:hAnsi="Calibri"/>
-          <w:b/>
-          <w:color w:val="203748"/>
-          <w:sz w:val="22"/>
-        </w:rPr>
-        <w:t xml:space="preserve">Họ tên: </w:t>
-      </w:r>
-      <w:r>
-        <w:rPr>
-          <w:rFonts w:ascii="Calibri" w:hAnsi="Calibri"/>
-          <w:color w:val="203748"/>
-          <w:sz w:val="22"/>
-        </w:rPr>
-        <w:t>Lê Minh</w:t>
-      </w:r>
-    </w:p>
-    <w:p>
-      <w:pPr>
-        <w:spacing w:after="80"/>
-        <w:jc w:val="center"/>
-      </w:pPr>
-      <w:r>
-        <w:rPr>
-          <w:rFonts w:ascii="Calibri" w:hAnsi="Calibri"/>
-          <w:b/>
-          <w:color w:val="203748"/>
-          <w:sz w:val="22"/>
-        </w:rPr>
-        <w:t xml:space="preserve">Ngày lập báo cáo: </w:t>
-      </w:r>
-      <w:r>
-        <w:rPr>
-          <w:rFonts w:ascii="Calibri" w:hAnsi="Calibri"/>
-          <w:color w:val="203748"/>
-          <w:sz w:val="22"/>
-        </w:rPr>
-        <w:t>14/07/2026</w:t>
+        <w:t>Họ tên: Lê Minh</w:t>
       </w:r>
     </w:p>
     <w:p>
@@ -148,164 +59,17 @@
         <w:pStyle w:val="Heading1"/>
       </w:pPr>
       <w:r>
-        <w:t>Mục lục</w:t>
+        <w:t>1. Mục tiêu và môi trường thực hành</w:t>
       </w:r>
     </w:p>
     <w:p>
       <w:r>
-        <w:rPr>
-          <w:i/>
-        </w:rPr>
-        <w:t>Danh mục chương tĩnh bên dưới luôn đọc được; số trang thật được đặt bằng trường PAGE ở chân trang.</w:t>
-      </w:r>
-    </w:p>
-    <w:p>
-      <w:pPr>
-        <w:ind w:left="288"/>
-      </w:pPr>
-      <w:r>
-        <w:t>Chương 1. Giới thiệu</w:t>
-      </w:r>
-    </w:p>
-    <w:p>
-      <w:pPr>
-        <w:ind w:left="288"/>
-      </w:pPr>
-      <w:r>
-        <w:t>Chương 2. Cơ sở lý thuyết</w:t>
-      </w:r>
-    </w:p>
-    <w:p>
-      <w:pPr>
-        <w:ind w:left="288"/>
-      </w:pPr>
-      <w:r>
-        <w:t>Chương 3. Kiến trúc hệ thống</w:t>
-      </w:r>
-    </w:p>
-    <w:p>
-      <w:pPr>
-        <w:ind w:left="288"/>
-      </w:pPr>
-      <w:r>
-        <w:t>Chương 4. Thiết kế chương trình lỗi</w:t>
-      </w:r>
-    </w:p>
-    <w:p>
-      <w:pPr>
-        <w:ind w:left="288"/>
-      </w:pPr>
-      <w:r>
-        <w:t>Chương 5. Thực nghiệm input bình thường</w:t>
-      </w:r>
-    </w:p>
-    <w:p>
-      <w:pPr>
-        <w:ind w:left="288"/>
-      </w:pPr>
-      <w:r>
-        <w:t>Chương 6. Thực nghiệm input dài</w:t>
-      </w:r>
-    </w:p>
-    <w:p>
-      <w:pPr>
-        <w:ind w:left="288"/>
-      </w:pPr>
-      <w:r>
-        <w:t>Chương 7. Phân tích GDB</w:t>
-      </w:r>
-    </w:p>
-    <w:p>
-      <w:pPr>
-        <w:ind w:left="288"/>
-      </w:pPr>
-      <w:r>
-        <w:t>Chương 8. Bản vá 1 - kiểm tra độ dài</w:t>
-      </w:r>
-    </w:p>
-    <w:p>
-      <w:pPr>
-        <w:ind w:left="288"/>
-      </w:pPr>
-      <w:r>
-        <w:t>Chương 9. Bản vá 2 - snprintf</w:t>
-      </w:r>
-    </w:p>
-    <w:p>
-      <w:pPr>
-        <w:ind w:left="288"/>
-      </w:pPr>
-      <w:r>
-        <w:t>Chương 10. Request limit</w:t>
-      </w:r>
-    </w:p>
-    <w:p>
-      <w:pPr>
-        <w:ind w:left="288"/>
-      </w:pPr>
-      <w:r>
-        <w:t>Chương 11. Compiler hardening</w:t>
-      </w:r>
-    </w:p>
-    <w:p>
-      <w:pPr>
-        <w:ind w:left="288"/>
-      </w:pPr>
-      <w:r>
-        <w:t>Chương 12. So sánh trước và sau vá</w:t>
-      </w:r>
-    </w:p>
-    <w:p>
-      <w:pPr>
-        <w:ind w:left="288"/>
-      </w:pPr>
-      <w:r>
-        <w:t>Chương 13. Mức độ ảnh hưởng</w:t>
-      </w:r>
-    </w:p>
-    <w:p>
-      <w:pPr>
-        <w:ind w:left="288"/>
-      </w:pPr>
-      <w:r>
-        <w:t>Chương 14. Phòng chống</w:t>
-      </w:r>
-    </w:p>
-    <w:p>
-      <w:pPr>
-        <w:ind w:left="288"/>
-      </w:pPr>
-      <w:r>
-        <w:t>Chương 15. Trả lời câu hỏi báo cáo</w:t>
-      </w:r>
-    </w:p>
-    <w:p>
-      <w:pPr>
-        <w:ind w:left="288"/>
-      </w:pPr>
-      <w:r>
-        <w:t>Chương 16. Kiểm thử</w:t>
-      </w:r>
-    </w:p>
-    <w:p>
-      <w:pPr>
-        <w:ind w:left="288"/>
-      </w:pPr>
-      <w:r>
-        <w:t>Chương 17. Kết luận</w:t>
-      </w:r>
-    </w:p>
-    <w:p>
-      <w:pPr>
-        <w:ind w:left="288"/>
-      </w:pPr>
-      <w:r>
-        <w:t>Phụ lục. Bằng chứng và câu lệnh</w:t>
+        <w:t>Mục tiêu là quan sát lỗi ghi vượt vùng nhớ trong backend native nhận input từ HTTP, dùng ASan/GDB để định vị, xác định các mốc độ dài và kiểm chứng hai bản vá cùng compiler hardening.</w:t>
       </w:r>
     </w:p>
     <w:p>
       <w:r>
-        <w:br w:type="page"/>
+        <w:t>Môi trường: Flask tại 127.0.0.1:5002 và GCC/GDB/binary Linux trong Ubuntu, WSL hoặc Docker local. Lab chỉ gây crash có kiểm soát; không có shellcode, ROP hay chiếm quyền.</w:t>
       </w:r>
     </w:p>
     <w:p>
@@ -313,193 +77,161 @@
         <w:pStyle w:val="Heading1"/>
       </w:pPr>
       <w:r>
-        <w:t>Chương 1. Giới thiệu</w:t>
-      </w:r>
-    </w:p>
-    <w:p>
-      <w:pPr>
-        <w:pStyle w:val="Heading2"/>
-      </w:pPr>
-      <w:r>
-        <w:t>Bối cảnh và mục tiêu</w:t>
+        <w:t>2. Kịch bản và các bước thực hiện</w:t>
       </w:r>
     </w:p>
     <w:p>
       <w:r>
-        <w:t>Buffer Overflow xuất hiện khi chương trình ghi vượt sức chứa của vùng nhớ đích. Trong kiến trúc web, input HTTP có thể đi qua gateway Python rồi kích hoạt lỗi ở module native C; vì vậy ranh giới HTTP không loại bỏ rủi ro memory corruption.</w:t>
-      </w:r>
-    </w:p>
-    <w:p>
-      <w:r>
-        <w:t>Lab quan sát luồng Browser -&gt; HTTP POST -&gt; Flask -&gt; subprocess -&gt; chương trình C, so sánh bản dùng strcpy với hai bản vá và binary hardened.</w:t>
-      </w:r>
-    </w:p>
-    <w:p>
-      <w:pPr>
-        <w:pStyle w:val="ListBullet"/>
-      </w:pPr>
-      <w:r>
-        <w:t>Nhận biết nguyên nhân ghi vượt.</w:t>
-      </w:r>
-    </w:p>
-    <w:p>
-      <w:pPr>
-        <w:pStyle w:val="ListBullet"/>
-      </w:pPr>
-      <w:r>
-        <w:t>Quan sát AddressSanitizer, signal/exit code và GDB local.</w:t>
-      </w:r>
-    </w:p>
-    <w:p>
-      <w:pPr>
-        <w:pStyle w:val="ListBullet"/>
-      </w:pPr>
-      <w:r>
-        <w:t>Chứng minh defense in depth bằng kiểm tra ở browser, Flask, C và compiler.</w:t>
-      </w:r>
-    </w:p>
-    <w:p>
-      <w:pPr>
-        <w:pStyle w:val="Heading2"/>
-      </w:pPr>
-      <w:r>
-        <w:t>Phạm vi và an toàn</w:t>
-      </w:r>
-    </w:p>
-    <w:p>
-      <w:r>
-        <w:t>Mọi thao tác chỉ chạy trên 127.0.0.1, Linux VM/WSL/Docker local. Input chỉ là văn bản bình thường hoặc ký tự lặp A/B; không có shellcode, ROP, reverse shell, persistence hay thay đổi return address.</w:t>
-      </w:r>
-    </w:p>
-    <w:p>
-      <w:r>
-        <w:t>Lab chỉ chứng minh crash/dừng có kiểm soát và bản vá. Ngưỡng crash phụ thuộc kiến trúc, ABI, compiler, flags và stack layout nên chỉ được kết luận từ bằng chứng của lần chạy thật.</w:t>
-      </w:r>
-    </w:p>
-    <w:p>
-      <w:pPr>
-        <w:keepNext/>
-        <w:spacing w:before="160" w:after="80"/>
-      </w:pPr>
-      <w:r>
-        <w:rPr>
-          <w:rFonts w:ascii="Calibri" w:hAnsi="Calibri"/>
-          <w:b/>
-          <w:color w:val="203748"/>
-          <w:sz w:val="21"/>
-        </w:rPr>
-        <w:t>01_home_overview.png</w:t>
+        <w:t>Gửi tên ngắn để tạo baseline; gửi 64 byte tới profile vulnerable và ghi nhận trạng thái tiến trình; đọc ASan; chạy GDB; kiểm tra nhiều độ dài; thử secure_length, secure_snprintf và kiểm tra hardening.</w:t>
       </w:r>
     </w:p>
     <w:tbl>
       <w:tblPr>
         <w:tblStyle w:val="TableGrid"/>
-        <w:jc w:val="left"/>
+        <w:tblW w:type="auto" w:w="0"/>
         <w:tblLook w:firstColumn="1" w:firstRow="1" w:lastColumn="0" w:lastRow="0" w:noHBand="0" w:noVBand="1" w:val="04A0"/>
-        <w:tblW w:w="9360" w:type="dxa"/>
-        <w:tblInd w:w="120" w:type="dxa"/>
-        <w:tblLayout w:type="fixed"/>
       </w:tblPr>
       <w:tblGrid>
-        <w:gridCol w:w="9360"/>
+        <w:gridCol w:w="9866"/>
       </w:tblGrid>
       <w:tr>
+        <w:trPr>
+          <w:cantSplit/>
+        </w:trPr>
         <w:tc>
           <w:tcPr>
-            <w:tcW w:type="dxa" w:w="9360"/>
-            <w:shd w:fill="FDE9E7"/>
+            <w:tcW w:type="dxa" w:w="9866"/>
+            <w:shd w:fill="FFF4D6"/>
             <w:vAlign w:val="center"/>
-            <w:tcMar>
-              <w:top w:w="80" w:type="dxa"/>
-              <w:start w:w="120" w:type="dxa"/>
-              <w:bottom w:w="80" w:type="dxa"/>
-              <w:end w:w="120" w:type="dxa"/>
-            </w:tcMar>
           </w:tcPr>
           <w:p>
+            <w:pPr>
+              <w:spacing w:after="40"/>
+            </w:pPr>
             <w:r>
               <w:rPr>
-                <w:rFonts w:ascii="Calibri" w:hAnsi="Calibri"/>
+                <w:rFonts w:ascii="Arial" w:hAnsi="Arial"/>
                 <w:b/>
-                <w:color w:val="203748"/>
                 <w:sz w:val="18"/>
               </w:rPr>
-              <w:t>ẢNH THỦ CÔNG CẦN BỔ SUNG: 01_home_overview.png</w:t>
+              <w:t>ẢNH 01/09</w:t>
             </w:r>
           </w:p>
-        </w:tc>
-      </w:tr>
-      <w:tr>
-        <w:tc>
-          <w:tcPr>
-            <w:tcW w:type="dxa" w:w="9360"/>
-            <w:vAlign w:val="center"/>
-            <w:tcMar>
-              <w:top w:w="80" w:type="dxa"/>
-              <w:start w:w="120" w:type="dxa"/>
-              <w:bottom w:w="80" w:type="dxa"/>
-              <w:end w:w="120" w:type="dxa"/>
-            </w:tcMar>
-          </w:tcPr>
           <w:p>
+            <w:pPr>
+              <w:spacing w:after="40"/>
+            </w:pPr>
             <w:r>
               <w:rPr>
-                <w:rFonts w:ascii="Calibri" w:hAnsi="Calibri"/>
-                <w:b w:val="0"/>
-                <w:color w:val="203748"/>
+                <w:rFonts w:ascii="Arial" w:hAnsi="Arial"/>
+                <w:b/>
                 <w:sz w:val="18"/>
               </w:rPr>
-              <w:t>URL hoặc lệnh: http://127.0.0.1:5002/</w:t>
+              <w:t>Tên file bắt buộc: 01_normal_input.png</w:t>
             </w:r>
           </w:p>
-        </w:tc>
-      </w:tr>
-      <w:tr>
-        <w:tc>
-          <w:tcPr>
-            <w:tcW w:type="dxa" w:w="9360"/>
-            <w:vAlign w:val="center"/>
-            <w:tcMar>
-              <w:top w:w="80" w:type="dxa"/>
-              <w:start w:w="120" w:type="dxa"/>
-              <w:bottom w:w="80" w:type="dxa"/>
-              <w:end w:w="120" w:type="dxa"/>
-            </w:tcMar>
-          </w:tcPr>
           <w:p>
+            <w:pPr>
+              <w:spacing w:after="40"/>
+            </w:pPr>
             <w:r>
               <w:rPr>
-                <w:rFonts w:ascii="Calibri" w:hAnsi="Calibri"/>
-                <w:b w:val="0"/>
-                <w:color w:val="203748"/>
+                <w:rFonts w:ascii="Arial" w:hAnsi="Arial"/>
+                <w:b/>
                 <w:sz w:val="18"/>
               </w:rPr>
-              <w:t>Thao tác: Mở trang chủ.</w:t>
+              <w:t>Tiêu đề ảnh: Input bình thường xử lý thành công</w:t>
             </w:r>
           </w:p>
-        </w:tc>
-      </w:tr>
-      <w:tr>
-        <w:tc>
-          <w:tcPr>
-            <w:tcW w:type="dxa" w:w="9360"/>
-            <w:vAlign w:val="center"/>
-            <w:tcMar>
-              <w:top w:w="80" w:type="dxa"/>
-              <w:start w:w="120" w:type="dxa"/>
-              <w:bottom w:w="80" w:type="dxa"/>
-              <w:end w:w="120" w:type="dxa"/>
-            </w:tcMar>
-          </w:tcPr>
           <w:p>
+            <w:pPr>
+              <w:spacing w:after="40"/>
+            </w:pPr>
             <w:r>
               <w:rPr>
-                <w:rFonts w:ascii="Calibri" w:hAnsi="Calibri"/>
-                <w:b w:val="0"/>
-                <w:color w:val="203748"/>
+                <w:rFonts w:ascii="Arial" w:hAnsi="Arial"/>
+                <w:b/>
                 <w:sz w:val="18"/>
               </w:rPr>
-              <w:t>Nội dung bắt buộc: Mục tiêu, kiến trúc và các mode.</w:t>
+              <w:t>Chèn ảnh tại vị trí này.</w:t>
+            </w:r>
+          </w:p>
+          <w:p>
+            <w:pPr>
+              <w:spacing w:after="40"/>
+            </w:pPr>
+            <w:r>
+              <w:rPr>
+                <w:rFonts w:ascii="Arial" w:hAnsi="Arial"/>
+                <w:b w:val="0"/>
+                <w:sz w:val="18"/>
+              </w:rPr>
+              <w:t>URL hoặc lệnh: http://127.0.0.1:5002/vulnerable</w:t>
+            </w:r>
+          </w:p>
+          <w:p>
+            <w:pPr>
+              <w:spacing w:after="40"/>
+            </w:pPr>
+            <w:r>
+              <w:rPr>
+                <w:rFonts w:ascii="Arial" w:hAnsi="Arial"/>
+                <w:b w:val="0"/>
+                <w:sz w:val="18"/>
+              </w:rPr>
+              <w:t>Thao tác: Đã build binary trong WSL/Docker và chạy app local. Nhập Le Minh, profile vulnerable_debug. Bấm Submit/Gửi.</w:t>
+            </w:r>
+          </w:p>
+          <w:p>
+            <w:pPr>
+              <w:spacing w:after="40"/>
+            </w:pPr>
+            <w:r>
+              <w:rPr>
+                <w:rFonts w:ascii="Arial" w:hAnsi="Arial"/>
+                <w:b w:val="0"/>
+                <w:sz w:val="18"/>
+              </w:rPr>
+              <w:t>Panel/DevTools: Request Inspector và Native Process Inspector (ghép cùng UI).</w:t>
+            </w:r>
+          </w:p>
+          <w:p>
+            <w:pPr>
+              <w:spacing w:after="40"/>
+            </w:pPr>
+            <w:r>
+              <w:rPr>
+                <w:rFonts w:ascii="Arial" w:hAnsi="Arial"/>
+                <w:b w:val="0"/>
+                <w:sz w:val="18"/>
+              </w:rPr>
+              <w:t>Nội dung bắt buộc phải thấy: POST /submit, input ngắn, exit code/stdout thực tế và không có overflow.</w:t>
+            </w:r>
+          </w:p>
+          <w:p>
+            <w:pPr>
+              <w:spacing w:after="40"/>
+            </w:pPr>
+            <w:r>
+              <w:rPr>
+                <w:rFonts w:ascii="Arial" w:hAnsi="Arial"/>
+                <w:b w:val="0"/>
+                <w:sz w:val="18"/>
+              </w:rPr>
+              <w:t>Kết quả mong đợi: Chương trình xử lý thành công mà không crash.</w:t>
+            </w:r>
+          </w:p>
+          <w:p>
+            <w:pPr>
+              <w:spacing w:after="40"/>
+            </w:pPr>
+            <w:r>
+              <w:rPr>
+                <w:rFonts w:ascii="Arial" w:hAnsi="Arial"/>
+                <w:b w:val="0"/>
+                <w:sz w:val="18"/>
+              </w:rPr>
+              <w:t>Caption: Input bình thường đi qua HTTP và tiến trình native thành công.</w:t>
             </w:r>
           </w:p>
         </w:tc>
@@ -508,401 +240,159 @@
     <w:p>
       <w:pPr>
         <w:pStyle w:val="Caption"/>
-        <w:spacing w:before="60" w:after="160"/>
-      </w:pPr>
-      <w:r>
-        <w:t>Hình 1. Tổng quan kiến trúc và chế độ thực hành.</w:t>
-      </w:r>
-    </w:p>
-    <w:p>
-      <w:pPr>
-        <w:pStyle w:val="Heading1"/>
-      </w:pPr>
-      <w:r>
-        <w:t>Chương 2. Cơ sở lý thuyết</w:t>
-      </w:r>
-    </w:p>
-    <w:p>
-      <w:pPr>
-        <w:pStyle w:val="Heading2"/>
-      </w:pPr>
-      <w:r>
-        <w:t>Bộ nhớ và chuỗi C</w:t>
-      </w:r>
-    </w:p>
-    <w:p>
-      <w:r>
-        <w:t>Buffer là vùng nhớ có kích thước hữu hạn. Stack lưu stack frame của lời gọi hàm, thường gồm biến local, metadata của frame và dữ liệu điều khiển; thứ tự cụ thể phụ thuộc ABI/compiler. Chuỗi C kết thúc bằng byte null, vì vậy name[32] chỉ chứa an toàn tối đa 31 byte dữ liệu.</w:t>
-      </w:r>
-    </w:p>
-    <w:p>
-      <w:r>
-        <w:t>Stack Buffer Overflow là một dạng memory corruption khi ghi vượt biến local trên stack. Vùng liền kề có thể bị thay đổi, dẫn đến kết quả sai, abort hoặc signal; không phải mọi lần ghi vượt đều crash ngay.</w:t>
-      </w:r>
-    </w:p>
-    <w:p>
-      <w:pPr>
-        <w:pStyle w:val="Heading2"/>
-      </w:pPr>
-      <w:r>
-        <w:t>API xử lý chuỗi</w:t>
-      </w:r>
-    </w:p>
-    <w:p>
-      <w:r>
-        <w:t>strcpy, gets và sprintf không biết sức chứa đích theo cách đủ để ngăn ghi vượt. snprintf giới hạn số byte ghi nhưng vẫn phải kiểm tra giá trị trả về để phát hiện truncate. strncpy có thể không thêm null terminator khi nguồn quá dài, nên đổi tên hàm mà không kiểm tra không phải bản vá hoàn chỉnh.</w:t>
-      </w:r>
-    </w:p>
-    <w:p>
-      <w:pPr>
-        <w:pStyle w:val="Heading2"/>
-      </w:pPr>
-      <w:r>
-        <w:t>Công cụ và hardening</w:t>
-      </w:r>
-    </w:p>
-    <w:p>
-      <w:r>
-        <w:t>AddressSanitizer chèn instrumentation để phát hiện truy cập bộ nhớ sai trong kiểm thử; GDB dừng tiến trình, xem frame/local/backtrace. Stack Canary phát hiện giá trị bảo vệ bị đổi trước khi return. ASLR ngẫu nhiên hóa vị trí vùng nhớ; PIE cho executable tham gia ASLR; DEP/NX đánh dấu vùng dữ liệu không thực thi; RELRO bảo vệ một số cấu trúc dynamic linking; FORTIFY_SOURCE bổ sung kiểm tra cho một số lời gọi thư viện.</w:t>
-      </w:r>
-    </w:p>
-    <w:p>
-      <w:r>
-        <w:t>Các cơ chế này giảm rủi ro hoặc tăng khả năng phát hiện, không thay thế việc loại bỏ strcpy không giới hạn.</w:t>
-      </w:r>
-    </w:p>
-    <w:p>
-      <w:pPr>
-        <w:pStyle w:val="Heading1"/>
-      </w:pPr>
-      <w:r>
-        <w:t>Chương 3. Kiến trúc hệ thống</w:t>
-      </w:r>
-    </w:p>
-    <w:p>
-      <w:pPr>
-        <w:pStyle w:val="Heading2"/>
-      </w:pPr>
-      <w:r>
-        <w:t>Ba tầng</w:t>
-      </w:r>
-    </w:p>
-    <w:p>
-      <w:r>
-        <w:t>Browser UI thu input và mode. Flask áp dụng request limit, allowlist mode và gọi subprocess.run bằng danh sách argument với shell=False, timeout và working directory cố định. Native processor nhận đúng một argument, in metadata rồi xử lý chuỗi. Hệ điều hành trả exit code hoặc signal; Flask chuẩn hóa kết quả thành trace và HTTP response.</w:t>
-      </w:r>
-    </w:p>
-    <w:p>
-      <w:pPr>
-        <w:pStyle w:val="ListBullet"/>
-      </w:pPr>
-      <w:r>
-        <w:t>Browser: biểu mẫu, timeline và inspector.</w:t>
-      </w:r>
-    </w:p>
-    <w:p>
-      <w:pPr>
-        <w:pStyle w:val="ListBullet"/>
-      </w:pPr>
-      <w:r>
-        <w:t>Flask: routing, validation, subprocess và trace.</w:t>
-      </w:r>
-    </w:p>
-    <w:p>
-      <w:pPr>
-        <w:pStyle w:val="ListBullet"/>
-      </w:pPr>
-      <w:r>
-        <w:t>C/OS: buffer, copy, hardening, exit/signal.</w:t>
-      </w:r>
-    </w:p>
-    <w:p>
-      <w:pPr>
-        <w:pStyle w:val="Heading2"/>
-      </w:pPr>
-      <w:r>
-        <w:t>Sequence diagram</w:t>
-      </w:r>
-    </w:p>
-    <w:p>
-      <w:r>
-        <w:t>Browser --POST /submit--&gt; Flask Gateway</w:t>
-      </w:r>
-    </w:p>
-    <w:p>
-      <w:r>
-        <w:t>Flask --subprocess.run([binary, name], shell=False)--&gt; C Processor</w:t>
-      </w:r>
-    </w:p>
-    <w:p>
-      <w:r>
-        <w:t>C Processor --exit code / signal / stderr--&gt; Operating System</w:t>
-      </w:r>
-    </w:p>
-    <w:p>
-      <w:r>
-        <w:t>Operating System --kết quả tiến trình--&gt; Flask Gateway</w:t>
-      </w:r>
-    </w:p>
-    <w:p>
-      <w:r>
-        <w:t>Flask Gateway --HTTP response + Trace ID--&gt; Browser</w:t>
-      </w:r>
-    </w:p>
-    <w:p>
-      <w:pPr>
-        <w:keepNext/>
         <w:jc w:val="center"/>
       </w:pPr>
       <w:r>
-        <w:rPr>
-          <w:rFonts w:ascii="Consolas" w:hAnsi="Consolas"/>
-          <w:b/>
-          <w:color w:val="203748"/>
-          <w:sz w:val="19"/>
-        </w:rPr>
-        <w:t>Browser -&gt; HTTP POST -&gt; Flask -&gt; subprocess.run -&gt; C processor -&gt; OS -&gt; HTTP response</w:t>
-      </w:r>
-    </w:p>
-    <w:p>
-      <w:pPr>
-        <w:pStyle w:val="Caption"/>
-        <w:jc w:val="center"/>
-      </w:pPr>
-      <w:r>
-        <w:t>Sơ đồ 1. Sequence diagram khái niệm của hệ thống.</w:t>
-      </w:r>
-    </w:p>
-    <w:p>
-      <w:pPr>
-        <w:pStyle w:val="Heading1"/>
-      </w:pPr>
-      <w:r>
-        <w:t>Chương 4. Thiết kế chương trình lỗi</w:t>
-      </w:r>
-    </w:p>
-    <w:p>
-      <w:pPr>
-        <w:pStyle w:val="Heading2"/>
-      </w:pPr>
-      <w:r>
-        <w:t>Mã nguồn và nguyên nhân</w:t>
-      </w:r>
-    </w:p>
-    <w:p>
-      <w:r>
-        <w:t>Hàm process_name khai báo char name[32] rồi gọi strcpy(name, user_input). strcpy tiếp tục copy cho tới byte null của nguồn nhưng không nhận kích thước name. Khi input có 32 byte dữ liệu, lần ghi null terminator đã vượt ít nhất một byte.</w:t>
-      </w:r>
-    </w:p>
-    <w:p>
-      <w:r>
-        <w:t>Sơ đồ stack trong UI/report chỉ là mô hình giáo dục: vùng argument, return address, saved frame pointer, canary (nếu có) và name[32]. Vị trí thực tế phải quan sát bằng GDB trong đúng binary.</w:t>
-      </w:r>
-    </w:p>
-    <w:p>
-      <w:pPr>
-        <w:ind w:left="360" w:right="360"/>
-        <w:shd w:fill="F2F4F7"/>
-      </w:pPr>
-      <w:r>
-        <w:rPr>
-          <w:rFonts w:ascii="Consolas" w:hAnsi="Consolas"/>
-          <w:color w:val="203748"/>
-          <w:sz w:val="19"/>
-        </w:rPr>
-        <w:t>int process_name(const char *user_input) {</w:t>
-        <w:br/>
-        <w:t xml:space="preserve">    char name[32];</w:t>
-        <w:br/>
-        <w:t xml:space="preserve">    strcpy(name, user_input);</w:t>
-        <w:br/>
-        <w:t xml:space="preserve">    return 0;</w:t>
-        <w:br/>
-        <w:t>}</w:t>
-      </w:r>
-    </w:p>
-    <w:p>
-      <w:pPr>
-        <w:pStyle w:val="Caption"/>
-      </w:pPr>
-      <w:r>
-        <w:t>Đoạn mã 1. Mã nguồn tối thiểu chứa thao tác strcpy có chủ đích.</w:t>
-      </w:r>
-    </w:p>
-    <w:p>
-      <w:pPr>
-        <w:pStyle w:val="Heading1"/>
-      </w:pPr>
-      <w:r>
-        <w:t>Chương 5. Thực nghiệm input bình thường</w:t>
-      </w:r>
-    </w:p>
-    <w:p>
-      <w:pPr>
-        <w:pStyle w:val="Heading2"/>
-      </w:pPr>
-      <w:r>
-        <w:t>Kịch bản Le Minh</w:t>
-      </w:r>
-    </w:p>
-    <w:p>
-      <w:r>
-        <w:t>Input `Le Minh` gồm 7 ký tự ASCII và 7 byte UTF-8. Kỳ vọng kỹ thuật là dữ liệu cùng null terminator nằm trong name[32]. Request, stdout, PID, exit code và thời gian chỉ được coi là kết quả thực nghiệm khi trace/log thật tồn tại.</w:t>
-      </w:r>
-    </w:p>
-    <w:p>
-      <w:pPr>
-        <w:pStyle w:val="ListBullet"/>
-      </w:pPr>
-      <w:r>
-        <w:t>Kiểm tra POST /submit và mode.</w:t>
-      </w:r>
-    </w:p>
-    <w:p>
-      <w:pPr>
-        <w:pStyle w:val="ListBullet"/>
-      </w:pPr>
-      <w:r>
-        <w:t>Đối chiếu stdout/exit code trong Native Inspector.</w:t>
-      </w:r>
-    </w:p>
-    <w:p>
-      <w:pPr>
-        <w:pStyle w:val="ListBullet"/>
-      </w:pPr>
-      <w:r>
-        <w:t>Đối chiếu visualizer: overflow_bytes = 0.</w:t>
-      </w:r>
-    </w:p>
-    <w:p>
-      <w:r>
-        <w:t>Chưa có evidence/traces/normal_vulnerable.json; chưa kết luận kết quả chạy input bình thường.</w:t>
-      </w:r>
-    </w:p>
-    <w:p>
-      <w:pPr>
-        <w:keepNext/>
-        <w:spacing w:before="160" w:after="80"/>
-      </w:pPr>
-      <w:r>
-        <w:rPr>
-          <w:rFonts w:ascii="Calibri" w:hAnsi="Calibri"/>
-          <w:b/>
-          <w:color w:val="203748"/>
-          <w:sz w:val="21"/>
-        </w:rPr>
-        <w:t>02_normal_input_before_submit.png</w:t>
+        <w:t>Hình 1. Input bình thường đi qua HTTP và tiến trình native thành công.</w:t>
       </w:r>
     </w:p>
     <w:tbl>
       <w:tblPr>
         <w:tblStyle w:val="TableGrid"/>
-        <w:jc w:val="left"/>
+        <w:tblW w:type="auto" w:w="0"/>
         <w:tblLook w:firstColumn="1" w:firstRow="1" w:lastColumn="0" w:lastRow="0" w:noHBand="0" w:noVBand="1" w:val="04A0"/>
-        <w:tblW w:w="9360" w:type="dxa"/>
-        <w:tblInd w:w="120" w:type="dxa"/>
-        <w:tblLayout w:type="fixed"/>
       </w:tblPr>
       <w:tblGrid>
-        <w:gridCol w:w="9360"/>
+        <w:gridCol w:w="9866"/>
       </w:tblGrid>
       <w:tr>
+        <w:trPr>
+          <w:cantSplit/>
+        </w:trPr>
         <w:tc>
           <w:tcPr>
-            <w:tcW w:type="dxa" w:w="9360"/>
-            <w:shd w:fill="FDE9E7"/>
+            <w:tcW w:type="dxa" w:w="9866"/>
+            <w:shd w:fill="FFF4D6"/>
             <w:vAlign w:val="center"/>
-            <w:tcMar>
-              <w:top w:w="80" w:type="dxa"/>
-              <w:start w:w="120" w:type="dxa"/>
-              <w:bottom w:w="80" w:type="dxa"/>
-              <w:end w:w="120" w:type="dxa"/>
-            </w:tcMar>
           </w:tcPr>
           <w:p>
+            <w:pPr>
+              <w:spacing w:after="40"/>
+            </w:pPr>
             <w:r>
               <w:rPr>
-                <w:rFonts w:ascii="Calibri" w:hAnsi="Calibri"/>
+                <w:rFonts w:ascii="Arial" w:hAnsi="Arial"/>
                 <w:b/>
-                <w:color w:val="203748"/>
                 <w:sz w:val="18"/>
               </w:rPr>
-              <w:t>ẢNH THỦ CÔNG CẦN BỔ SUNG: 02_normal_input_before_submit.png</w:t>
+              <w:t>ẢNH 02/09</w:t>
             </w:r>
           </w:p>
-        </w:tc>
-      </w:tr>
-      <w:tr>
-        <w:tc>
-          <w:tcPr>
-            <w:tcW w:type="dxa" w:w="9360"/>
-            <w:vAlign w:val="center"/>
-            <w:tcMar>
-              <w:top w:w="80" w:type="dxa"/>
-              <w:start w:w="120" w:type="dxa"/>
-              <w:bottom w:w="80" w:type="dxa"/>
-              <w:end w:w="120" w:type="dxa"/>
-            </w:tcMar>
-          </w:tcPr>
           <w:p>
+            <w:pPr>
+              <w:spacing w:after="40"/>
+            </w:pPr>
             <w:r>
               <w:rPr>
-                <w:rFonts w:ascii="Calibri" w:hAnsi="Calibri"/>
+                <w:rFonts w:ascii="Arial" w:hAnsi="Arial"/>
+                <w:b/>
+                <w:sz w:val="18"/>
+              </w:rPr>
+              <w:t>Tên file bắt buộc: 02_overflow_http_crash.png</w:t>
+            </w:r>
+          </w:p>
+          <w:p>
+            <w:pPr>
+              <w:spacing w:after="40"/>
+            </w:pPr>
+            <w:r>
+              <w:rPr>
+                <w:rFonts w:ascii="Arial" w:hAnsi="Arial"/>
+                <w:b/>
+                <w:sz w:val="18"/>
+              </w:rPr>
+              <w:t>Tiêu đề ảnh: Input dài làm bản vulnerable dừng</w:t>
+            </w:r>
+          </w:p>
+          <w:p>
+            <w:pPr>
+              <w:spacing w:after="40"/>
+            </w:pPr>
+            <w:r>
+              <w:rPr>
+                <w:rFonts w:ascii="Arial" w:hAnsi="Arial"/>
+                <w:b/>
+                <w:sz w:val="18"/>
+              </w:rPr>
+              <w:t>Chèn ảnh tại vị trí này.</w:t>
+            </w:r>
+          </w:p>
+          <w:p>
+            <w:pPr>
+              <w:spacing w:after="40"/>
+            </w:pPr>
+            <w:r>
+              <w:rPr>
+                <w:rFonts w:ascii="Arial" w:hAnsi="Arial"/>
                 <w:b w:val="0"/>
-                <w:color w:val="203748"/>
                 <w:sz w:val="18"/>
               </w:rPr>
               <w:t>URL hoặc lệnh: http://127.0.0.1:5002/vulnerable</w:t>
             </w:r>
           </w:p>
-        </w:tc>
-      </w:tr>
-      <w:tr>
-        <w:tc>
-          <w:tcPr>
-            <w:tcW w:type="dxa" w:w="9360"/>
-            <w:vAlign w:val="center"/>
-            <w:tcMar>
-              <w:top w:w="80" w:type="dxa"/>
-              <w:start w:w="120" w:type="dxa"/>
-              <w:bottom w:w="80" w:type="dxa"/>
-              <w:end w:w="120" w:type="dxa"/>
-            </w:tcMar>
-          </w:tcPr>
           <w:p>
+            <w:pPr>
+              <w:spacing w:after="40"/>
+            </w:pPr>
             <w:r>
               <w:rPr>
-                <w:rFonts w:ascii="Calibri" w:hAnsi="Calibri"/>
+                <w:rFonts w:ascii="Arial" w:hAnsi="Arial"/>
                 <w:b w:val="0"/>
-                <w:color w:val="203748"/>
                 <w:sz w:val="18"/>
               </w:rPr>
-              <w:t>Thao tác: Nhập Le Minh, chụp trước khi gửi.</w:t>
+              <w:t>Thao tác: Chọn profile vulnerable_asan hoặc vulnerable_debug; không dùng secure. Nhập 64 ký tự A. Bấm Submit/Gửi.</w:t>
             </w:r>
           </w:p>
-        </w:tc>
-      </w:tr>
-      <w:tr>
-        <w:tc>
-          <w:tcPr>
-            <w:tcW w:type="dxa" w:w="9360"/>
-            <w:vAlign w:val="center"/>
-            <w:tcMar>
-              <w:top w:w="80" w:type="dxa"/>
-              <w:start w:w="120" w:type="dxa"/>
-              <w:bottom w:w="80" w:type="dxa"/>
-              <w:end w:w="120" w:type="dxa"/>
-            </w:tcMar>
-          </w:tcPr>
           <w:p>
+            <w:pPr>
+              <w:spacing w:after="40"/>
+            </w:pPr>
             <w:r>
               <w:rPr>
-                <w:rFonts w:ascii="Calibri" w:hAnsi="Calibri"/>
+                <w:rFonts w:ascii="Arial" w:hAnsi="Arial"/>
                 <w:b w:val="0"/>
-                <w:color w:val="203748"/>
                 <w:sz w:val="18"/>
               </w:rPr>
-              <w:t>Nội dung bắt buộc: Input, mode và giới hạn.</w:t>
+              <w:t>Panel/DevTools: Request Inspector và Native Process/Final Verdict.</w:t>
+            </w:r>
+          </w:p>
+          <w:p>
+            <w:pPr>
+              <w:spacing w:after="40"/>
+            </w:pPr>
+            <w:r>
+              <w:rPr>
+                <w:rFonts w:ascii="Arial" w:hAnsi="Arial"/>
+                <w:b w:val="0"/>
+                <w:sz w:val="18"/>
+              </w:rPr>
+              <w:t>Nội dung bắt buộc phải thấy: POST length=64 và exit code/signal/crash thực tế của tiến trình.</w:t>
+            </w:r>
+          </w:p>
+          <w:p>
+            <w:pPr>
+              <w:spacing w:after="40"/>
+            </w:pPr>
+            <w:r>
+              <w:rPr>
+                <w:rFonts w:ascii="Arial" w:hAnsi="Arial"/>
+                <w:b w:val="0"/>
+                <w:sz w:val="18"/>
+              </w:rPr>
+              <w:t>Kết quả mong đợi: Tiến trình vulnerable bị ASan dừng hoặc crash; app web vẫn hoạt động.</w:t>
+            </w:r>
+          </w:p>
+          <w:p>
+            <w:pPr>
+              <w:spacing w:after="40"/>
+            </w:pPr>
+            <w:r>
+              <w:rPr>
+                <w:rFonts w:ascii="Arial" w:hAnsi="Arial"/>
+                <w:b w:val="0"/>
+                <w:sz w:val="18"/>
+              </w:rPr>
+              <w:t>Caption: Input 64 byte qua HTTP kích hoạt lỗi trong backend native vulnerable.</w:t>
             </w:r>
           </w:p>
         </w:tc>
@@ -911,136 +401,159 @@
     <w:p>
       <w:pPr>
         <w:pStyle w:val="Caption"/>
-        <w:spacing w:before="60" w:after="160"/>
+        <w:jc w:val="center"/>
       </w:pPr>
       <w:r>
-        <w:t>Hình 2. Input bình thường trước khi gửi.</w:t>
-      </w:r>
-    </w:p>
-    <w:p>
-      <w:pPr>
-        <w:keepNext/>
-        <w:spacing w:before="160" w:after="80"/>
-      </w:pPr>
-      <w:r>
-        <w:rPr>
-          <w:rFonts w:ascii="Calibri" w:hAnsi="Calibri"/>
-          <w:b/>
-          <w:color w:val="203748"/>
-          <w:sz w:val="21"/>
-        </w:rPr>
-        <w:t>03_normal_http_request.png</w:t>
+        <w:t>Hình 2. Input 64 byte qua HTTP kích hoạt lỗi trong backend native vulnerable.</w:t>
       </w:r>
     </w:p>
     <w:tbl>
       <w:tblPr>
         <w:tblStyle w:val="TableGrid"/>
-        <w:jc w:val="left"/>
+        <w:tblW w:type="auto" w:w="0"/>
         <w:tblLook w:firstColumn="1" w:firstRow="1" w:lastColumn="0" w:lastRow="0" w:noHBand="0" w:noVBand="1" w:val="04A0"/>
-        <w:tblW w:w="9360" w:type="dxa"/>
-        <w:tblInd w:w="120" w:type="dxa"/>
-        <w:tblLayout w:type="fixed"/>
       </w:tblPr>
       <w:tblGrid>
-        <w:gridCol w:w="9360"/>
+        <w:gridCol w:w="9866"/>
       </w:tblGrid>
       <w:tr>
+        <w:trPr>
+          <w:cantSplit/>
+        </w:trPr>
         <w:tc>
           <w:tcPr>
-            <w:tcW w:type="dxa" w:w="9360"/>
-            <w:shd w:fill="FDE9E7"/>
+            <w:tcW w:type="dxa" w:w="9866"/>
+            <w:shd w:fill="FFF4D6"/>
             <w:vAlign w:val="center"/>
-            <w:tcMar>
-              <w:top w:w="80" w:type="dxa"/>
-              <w:start w:w="120" w:type="dxa"/>
-              <w:bottom w:w="80" w:type="dxa"/>
-              <w:end w:w="120" w:type="dxa"/>
-            </w:tcMar>
           </w:tcPr>
           <w:p>
+            <w:pPr>
+              <w:spacing w:after="40"/>
+            </w:pPr>
             <w:r>
               <w:rPr>
-                <w:rFonts w:ascii="Calibri" w:hAnsi="Calibri"/>
+                <w:rFonts w:ascii="Arial" w:hAnsi="Arial"/>
                 <w:b/>
-                <w:color w:val="203748"/>
                 <w:sz w:val="18"/>
               </w:rPr>
-              <w:t>ẢNH THỦ CÔNG CẦN BỔ SUNG: 03_normal_http_request.png</w:t>
+              <w:t>ẢNH 04/09</w:t>
             </w:r>
           </w:p>
-        </w:tc>
-      </w:tr>
-      <w:tr>
-        <w:tc>
-          <w:tcPr>
-            <w:tcW w:type="dxa" w:w="9360"/>
-            <w:vAlign w:val="center"/>
-            <w:tcMar>
-              <w:top w:w="80" w:type="dxa"/>
-              <w:start w:w="120" w:type="dxa"/>
-              <w:bottom w:w="80" w:type="dxa"/>
-              <w:end w:w="120" w:type="dxa"/>
-            </w:tcMar>
-          </w:tcPr>
           <w:p>
+            <w:pPr>
+              <w:spacing w:after="40"/>
+            </w:pPr>
             <w:r>
               <w:rPr>
-                <w:rFonts w:ascii="Calibri" w:hAnsi="Calibri"/>
-                <w:b w:val="0"/>
-                <w:color w:val="203748"/>
+                <w:rFonts w:ascii="Arial" w:hAnsi="Arial"/>
+                <w:b/>
                 <w:sz w:val="18"/>
               </w:rPr>
-              <w:t>URL hoặc lệnh: POST /submit</w:t>
+              <w:t>Tên file bắt buộc: 04_gdb_backtrace.png</w:t>
             </w:r>
           </w:p>
-        </w:tc>
-      </w:tr>
-      <w:tr>
-        <w:tc>
-          <w:tcPr>
-            <w:tcW w:type="dxa" w:w="9360"/>
-            <w:vAlign w:val="center"/>
-            <w:tcMar>
-              <w:top w:w="80" w:type="dxa"/>
-              <w:start w:w="120" w:type="dxa"/>
-              <w:bottom w:w="80" w:type="dxa"/>
-              <w:end w:w="120" w:type="dxa"/>
-            </w:tcMar>
-          </w:tcPr>
           <w:p>
+            <w:pPr>
+              <w:spacing w:after="40"/>
+            </w:pPr>
             <w:r>
               <w:rPr>
-                <w:rFonts w:ascii="Calibri" w:hAnsi="Calibri"/>
-                <w:b w:val="0"/>
-                <w:color w:val="203748"/>
+                <w:rFonts w:ascii="Arial" w:hAnsi="Arial"/>
+                <w:b/>
                 <w:sz w:val="18"/>
               </w:rPr>
-              <w:t>Thao tác: Gửi Le Minh, mở Request Inspector.</w:t>
+              <w:t>Tiêu đề ảnh: GDB tại vị trí lỗi</w:t>
             </w:r>
           </w:p>
-        </w:tc>
-      </w:tr>
-      <w:tr>
-        <w:tc>
-          <w:tcPr>
-            <w:tcW w:type="dxa" w:w="9360"/>
-            <w:vAlign w:val="center"/>
-            <w:tcMar>
-              <w:top w:w="80" w:type="dxa"/>
-              <w:start w:w="120" w:type="dxa"/>
-              <w:bottom w:w="80" w:type="dxa"/>
-              <w:end w:w="120" w:type="dxa"/>
-            </w:tcMar>
-          </w:tcPr>
           <w:p>
+            <w:pPr>
+              <w:spacing w:after="40"/>
+            </w:pPr>
             <w:r>
               <w:rPr>
-                <w:rFonts w:ascii="Calibri" w:hAnsi="Calibri"/>
-                <w:b w:val="0"/>
-                <w:color w:val="203748"/>
+                <w:rFonts w:ascii="Arial" w:hAnsi="Arial"/>
+                <w:b/>
                 <w:sz w:val="18"/>
               </w:rPr>
-              <w:t>Nội dung bắt buộc: POST /submit, Content-Type, length và mode.</w:t>
+              <w:t>Chèn ảnh tại vị trí này.</w:t>
+            </w:r>
+          </w:p>
+          <w:p>
+            <w:pPr>
+              <w:spacing w:after="40"/>
+            </w:pPr>
+            <w:r>
+              <w:rPr>
+                <w:rFonts w:ascii="Arial" w:hAnsi="Arial"/>
+                <w:b w:val="0"/>
+                <w:sz w:val="18"/>
+              </w:rPr>
+              <w:t>URL hoặc lệnh: gdb -q -x gdb/inspect_overflow.gdb</w:t>
+            </w:r>
+          </w:p>
+          <w:p>
+            <w:pPr>
+              <w:spacing w:after="40"/>
+            </w:pPr>
+            <w:r>
+              <w:rPr>
+                <w:rFonts w:ascii="Arial" w:hAnsi="Arial"/>
+                <w:b w:val="0"/>
+                <w:sz w:val="18"/>
+              </w:rPr>
+              <w:t>Thao tác: Mở Ubuntu/WSL tại Lab02, đã make all. Nhập Input do script GDB local cung cấp. Chạy lệnh và tiếp tục theo script.</w:t>
+            </w:r>
+          </w:p>
+          <w:p>
+            <w:pPr>
+              <w:spacing w:after="40"/>
+            </w:pPr>
+            <w:r>
+              <w:rPr>
+                <w:rFonts w:ascii="Arial" w:hAnsi="Arial"/>
+                <w:b w:val="0"/>
+                <w:sz w:val="18"/>
+              </w:rPr>
+              <w:t>Panel/DevTools: Terminal GDB.</w:t>
+            </w:r>
+          </w:p>
+          <w:p>
+            <w:pPr>
+              <w:spacing w:after="40"/>
+            </w:pPr>
+            <w:r>
+              <w:rPr>
+                <w:rFonts w:ascii="Arial" w:hAnsi="Arial"/>
+                <w:b w:val="0"/>
+                <w:sz w:val="18"/>
+              </w:rPr>
+              <w:t>Nội dung bắt buộc phải thấy: Điểm dừng/signal, frame process_name, name[32] hoặc backtrace.</w:t>
+            </w:r>
+          </w:p>
+          <w:p>
+            <w:pPr>
+              <w:spacing w:after="40"/>
+            </w:pPr>
+            <w:r>
+              <w:rPr>
+                <w:rFonts w:ascii="Arial" w:hAnsi="Arial"/>
+                <w:b w:val="0"/>
+                <w:sz w:val="18"/>
+              </w:rPr>
+              <w:t>Kết quả mong đợi: GDB định vị lỗi trong stack frame của process_name; không sửa thanh ghi.</w:t>
+            </w:r>
+          </w:p>
+          <w:p>
+            <w:pPr>
+              <w:spacing w:after="40"/>
+            </w:pPr>
+            <w:r>
+              <w:rPr>
+                <w:rFonts w:ascii="Arial" w:hAnsi="Arial"/>
+                <w:b w:val="0"/>
+                <w:sz w:val="18"/>
+              </w:rPr>
+              <w:t>Caption: GDB xác nhận vị trí lỗi và backtrace của phiên overflow local.</w:t>
             </w:r>
           </w:p>
         </w:tc>
@@ -1049,136 +562,159 @@
     <w:p>
       <w:pPr>
         <w:pStyle w:val="Caption"/>
-        <w:spacing w:before="60" w:after="160"/>
+        <w:jc w:val="center"/>
       </w:pPr>
       <w:r>
-        <w:t>Hình 3. HTTP request của input bình thường.</w:t>
-      </w:r>
-    </w:p>
-    <w:p>
-      <w:pPr>
-        <w:keepNext/>
-        <w:spacing w:before="160" w:after="80"/>
-      </w:pPr>
-      <w:r>
-        <w:rPr>
-          <w:rFonts w:ascii="Calibri" w:hAnsi="Calibri"/>
-          <w:b/>
-          <w:color w:val="203748"/>
-          <w:sz w:val="21"/>
-        </w:rPr>
-        <w:t>04_normal_native_process.png</w:t>
+        <w:t>Hình 4. GDB xác nhận vị trí lỗi và backtrace của phiên overflow local.</w:t>
       </w:r>
     </w:p>
     <w:tbl>
       <w:tblPr>
         <w:tblStyle w:val="TableGrid"/>
-        <w:jc w:val="left"/>
+        <w:tblW w:type="auto" w:w="0"/>
         <w:tblLook w:firstColumn="1" w:firstRow="1" w:lastColumn="0" w:lastRow="0" w:noHBand="0" w:noVBand="1" w:val="04A0"/>
-        <w:tblW w:w="9360" w:type="dxa"/>
-        <w:tblInd w:w="120" w:type="dxa"/>
-        <w:tblLayout w:type="fixed"/>
       </w:tblPr>
       <w:tblGrid>
-        <w:gridCol w:w="9360"/>
+        <w:gridCol w:w="9866"/>
       </w:tblGrid>
       <w:tr>
+        <w:trPr>
+          <w:cantSplit/>
+        </w:trPr>
         <w:tc>
           <w:tcPr>
-            <w:tcW w:type="dxa" w:w="9360"/>
-            <w:shd w:fill="FDE9E7"/>
+            <w:tcW w:type="dxa" w:w="9866"/>
+            <w:shd w:fill="FFF4D6"/>
             <w:vAlign w:val="center"/>
-            <w:tcMar>
-              <w:top w:w="80" w:type="dxa"/>
-              <w:start w:w="120" w:type="dxa"/>
-              <w:bottom w:w="80" w:type="dxa"/>
-              <w:end w:w="120" w:type="dxa"/>
-            </w:tcMar>
           </w:tcPr>
           <w:p>
+            <w:pPr>
+              <w:spacing w:after="40"/>
+            </w:pPr>
             <w:r>
               <w:rPr>
-                <w:rFonts w:ascii="Calibri" w:hAnsi="Calibri"/>
+                <w:rFonts w:ascii="Arial" w:hAnsi="Arial"/>
                 <w:b/>
-                <w:color w:val="203748"/>
                 <w:sz w:val="18"/>
               </w:rPr>
-              <w:t>ẢNH THỦ CÔNG CẦN BỔ SUNG: 04_normal_native_process.png</w:t>
+              <w:t>ẢNH 05/09</w:t>
             </w:r>
           </w:p>
-        </w:tc>
-      </w:tr>
-      <w:tr>
-        <w:tc>
-          <w:tcPr>
-            <w:tcW w:type="dxa" w:w="9360"/>
-            <w:vAlign w:val="center"/>
-            <w:tcMar>
-              <w:top w:w="80" w:type="dxa"/>
-              <w:start w:w="120" w:type="dxa"/>
-              <w:bottom w:w="80" w:type="dxa"/>
-              <w:end w:w="120" w:type="dxa"/>
-            </w:tcMar>
-          </w:tcPr>
           <w:p>
+            <w:pPr>
+              <w:spacing w:after="40"/>
+            </w:pPr>
             <w:r>
               <w:rPr>
-                <w:rFonts w:ascii="Calibri" w:hAnsi="Calibri"/>
-                <w:b w:val="0"/>
-                <w:color w:val="203748"/>
+                <w:rFonts w:ascii="Arial" w:hAnsi="Arial"/>
+                <w:b/>
                 <w:sz w:val="18"/>
               </w:rPr>
-              <w:t>URL hoặc lệnh: http://127.0.0.1:5002/vulnerable</w:t>
+              <w:t>Tên file bắt buộc: 05_length_thresholds.png</w:t>
             </w:r>
           </w:p>
-        </w:tc>
-      </w:tr>
-      <w:tr>
-        <w:tc>
-          <w:tcPr>
-            <w:tcW w:type="dxa" w:w="9360"/>
-            <w:vAlign w:val="center"/>
-            <w:tcMar>
-              <w:top w:w="80" w:type="dxa"/>
-              <w:start w:w="120" w:type="dxa"/>
-              <w:bottom w:w="80" w:type="dxa"/>
-              <w:end w:w="120" w:type="dxa"/>
-            </w:tcMar>
-          </w:tcPr>
           <w:p>
+            <w:pPr>
+              <w:spacing w:after="40"/>
+            </w:pPr>
             <w:r>
               <w:rPr>
-                <w:rFonts w:ascii="Calibri" w:hAnsi="Calibri"/>
-                <w:b w:val="0"/>
-                <w:color w:val="203748"/>
+                <w:rFonts w:ascii="Arial" w:hAnsi="Arial"/>
+                <w:b/>
                 <w:sz w:val="18"/>
               </w:rPr>
-              <w:t>Thao tác: Mở Native Process Inspector.</w:t>
+              <w:t>Tiêu đề ảnh: Mốc capacity, ASan và crash</w:t>
             </w:r>
           </w:p>
-        </w:tc>
-      </w:tr>
-      <w:tr>
-        <w:tc>
-          <w:tcPr>
-            <w:tcW w:type="dxa" w:w="9360"/>
-            <w:vAlign w:val="center"/>
-            <w:tcMar>
-              <w:top w:w="80" w:type="dxa"/>
-              <w:start w:w="120" w:type="dxa"/>
-              <w:bottom w:w="80" w:type="dxa"/>
-              <w:end w:w="120" w:type="dxa"/>
-            </w:tcMar>
-          </w:tcPr>
           <w:p>
+            <w:pPr>
+              <w:spacing w:after="40"/>
+            </w:pPr>
             <w:r>
               <w:rPr>
-                <w:rFonts w:ascii="Calibri" w:hAnsi="Calibri"/>
-                <w:b w:val="0"/>
-                <w:color w:val="203748"/>
+                <w:rFonts w:ascii="Arial" w:hAnsi="Arial"/>
+                <w:b/>
                 <w:sz w:val="18"/>
               </w:rPr>
-              <w:t>Nội dung bắt buộc: Exit code/stdout thực tế; dự kiến exit 0 cho Le Minh.</w:t>
+              <w:t>Chèn ảnh tại vị trí này.</w:t>
+            </w:r>
+          </w:p>
+          <w:p>
+            <w:pPr>
+              <w:spacing w:after="40"/>
+            </w:pPr>
+            <w:r>
+              <w:rPr>
+                <w:rFonts w:ascii="Arial" w:hAnsi="Arial"/>
+                <w:b w:val="0"/>
+                <w:sz w:val="18"/>
+              </w:rPr>
+              <w:t>URL hoặc lệnh: python scripts/test_lengths.py (hoặc bảng kết quả tích hợp nếu script hiện có).</w:t>
+            </w:r>
+          </w:p>
+          <w:p>
+            <w:pPr>
+              <w:spacing w:after="40"/>
+            </w:pPr>
+            <w:r>
+              <w:rPr>
+                <w:rFonts w:ascii="Arial" w:hAnsi="Arial"/>
+                <w:b w:val="0"/>
+                <w:sz w:val="18"/>
+              </w:rPr>
+              <w:t>Thao tác: Đã build các binary trong WSL/Docker. Nhập Các độ dài quanh 31, 32, 40, 64 byte. Chạy lệnh/test và mở bảng kết quả.</w:t>
+            </w:r>
+          </w:p>
+          <w:p>
+            <w:pPr>
+              <w:spacing w:after="40"/>
+            </w:pPr>
+            <w:r>
+              <w:rPr>
+                <w:rFonts w:ascii="Arial" w:hAnsi="Arial"/>
+                <w:b w:val="0"/>
+                <w:sz w:val="18"/>
+              </w:rPr>
+              <w:t>Panel/DevTools: Terminal hoặc Length Test table.</w:t>
+            </w:r>
+          </w:p>
+          <w:p>
+            <w:pPr>
+              <w:spacing w:after="40"/>
+            </w:pPr>
+            <w:r>
+              <w:rPr>
+                <w:rFonts w:ascii="Arial" w:hAnsi="Arial"/>
+                <w:b w:val="0"/>
+                <w:sz w:val="18"/>
+              </w:rPr>
+              <w:t>Nội dung bắt buộc phải thấy: Capacity 31 byte, mốc ASan đầu tiên và mốc crash đầu tiên từ kết quả thật.</w:t>
+            </w:r>
+          </w:p>
+          <w:p>
+            <w:pPr>
+              <w:spacing w:after="40"/>
+            </w:pPr>
+            <w:r>
+              <w:rPr>
+                <w:rFonts w:ascii="Arial" w:hAnsi="Arial"/>
+                <w:b w:val="0"/>
+                <w:sz w:val="18"/>
+              </w:rPr>
+              <w:t>Kết quả mong đợi: Phân biệt ranh giới buffer, phát hiện ASan và crash thực tế.</w:t>
+            </w:r>
+          </w:p>
+          <w:p>
+            <w:pPr>
+              <w:spacing w:after="40"/>
+            </w:pPr>
+            <w:r>
+              <w:rPr>
+                <w:rFonts w:ascii="Arial" w:hAnsi="Arial"/>
+                <w:b w:val="0"/>
+                <w:sz w:val="18"/>
+              </w:rPr>
+              <w:t>Caption: Kiểm tra nhiều độ dài xác định capacity, mốc ASan và mốc crash.</w:t>
             </w:r>
           </w:p>
         </w:tc>
@@ -1187,136 +723,177 @@
     <w:p>
       <w:pPr>
         <w:pStyle w:val="Caption"/>
-        <w:spacing w:before="60" w:after="160"/>
+        <w:jc w:val="center"/>
       </w:pPr>
       <w:r>
-        <w:t>Hình 4. Kết quả tiến trình native với input bình thường.</w:t>
+        <w:t>Hình 5. Kiểm tra nhiều độ dài xác định capacity, mốc ASan và mốc crash.</w:t>
       </w:r>
     </w:p>
     <w:p>
       <w:pPr>
-        <w:keepNext/>
-        <w:spacing w:before="160" w:after="80"/>
+        <w:pStyle w:val="Heading1"/>
       </w:pPr>
       <w:r>
-        <w:rPr>
-          <w:rFonts w:ascii="Calibri" w:hAnsi="Calibri"/>
-          <w:b/>
-          <w:color w:val="203748"/>
-          <w:sz w:val="21"/>
-        </w:rPr>
-        <w:t>05_normal_memory_visualizer.png</w:t>
+        <w:t>3. Nguyên nhân kỹ thuật</w:t>
+      </w:r>
+    </w:p>
+    <w:p>
+      <w:r>
+        <w:t>Trong process_name, name[32] là mảng local trên stack frame. strcpy sao chép tới byte null nhưng không biết kích thước đích. Input 32 byte đã cần byte null thứ 33; dữ liệu dài hơn có thể ghi đè biến lân cận, canary, saved frame pointer hoặc return address.</w:t>
+      </w:r>
+    </w:p>
+    <w:p>
+      <w:r>
+        <w:t>strcpy và gets không nhận capacity đích; sprintf không tự giới hạn output. Memory corruption có thể làm hỏng luồng điều khiển và phụ thuộc layout bộ nhớ, nên nghiêm trọng hơn lỗi logic chỉ trả kết quả sai.</w:t>
       </w:r>
     </w:p>
     <w:tbl>
       <w:tblPr>
         <w:tblStyle w:val="TableGrid"/>
-        <w:jc w:val="left"/>
+        <w:tblW w:type="auto" w:w="0"/>
         <w:tblLook w:firstColumn="1" w:firstRow="1" w:lastColumn="0" w:lastRow="0" w:noHBand="0" w:noVBand="1" w:val="04A0"/>
-        <w:tblW w:w="9360" w:type="dxa"/>
-        <w:tblInd w:w="120" w:type="dxa"/>
-        <w:tblLayout w:type="fixed"/>
       </w:tblPr>
       <w:tblGrid>
-        <w:gridCol w:w="9360"/>
+        <w:gridCol w:w="9866"/>
       </w:tblGrid>
       <w:tr>
+        <w:trPr>
+          <w:cantSplit/>
+        </w:trPr>
         <w:tc>
           <w:tcPr>
-            <w:tcW w:type="dxa" w:w="9360"/>
-            <w:shd w:fill="FDE9E7"/>
+            <w:tcW w:type="dxa" w:w="9866"/>
+            <w:shd w:fill="FFF4D6"/>
             <w:vAlign w:val="center"/>
-            <w:tcMar>
-              <w:top w:w="80" w:type="dxa"/>
-              <w:start w:w="120" w:type="dxa"/>
-              <w:bottom w:w="80" w:type="dxa"/>
-              <w:end w:w="120" w:type="dxa"/>
-            </w:tcMar>
           </w:tcPr>
           <w:p>
+            <w:pPr>
+              <w:spacing w:after="40"/>
+            </w:pPr>
             <w:r>
               <w:rPr>
-                <w:rFonts w:ascii="Calibri" w:hAnsi="Calibri"/>
+                <w:rFonts w:ascii="Arial" w:hAnsi="Arial"/>
                 <w:b/>
-                <w:color w:val="203748"/>
                 <w:sz w:val="18"/>
               </w:rPr>
-              <w:t>ẢNH THỦ CÔNG CẦN BỔ SUNG: 05_normal_memory_visualizer.png</w:t>
+              <w:t>ẢNH 03/09</w:t>
             </w:r>
           </w:p>
-        </w:tc>
-      </w:tr>
-      <w:tr>
-        <w:tc>
-          <w:tcPr>
-            <w:tcW w:type="dxa" w:w="9360"/>
-            <w:vAlign w:val="center"/>
-            <w:tcMar>
-              <w:top w:w="80" w:type="dxa"/>
-              <w:start w:w="120" w:type="dxa"/>
-              <w:bottom w:w="80" w:type="dxa"/>
-              <w:end w:w="120" w:type="dxa"/>
-            </w:tcMar>
-          </w:tcPr>
           <w:p>
+            <w:pPr>
+              <w:spacing w:after="40"/>
+            </w:pPr>
             <w:r>
               <w:rPr>
-                <w:rFonts w:ascii="Calibri" w:hAnsi="Calibri"/>
-                <w:b w:val="0"/>
-                <w:color w:val="203748"/>
+                <w:rFonts w:ascii="Arial" w:hAnsi="Arial"/>
+                <w:b/>
                 <w:sz w:val="18"/>
               </w:rPr>
-              <w:t>URL hoặc lệnh: http://127.0.0.1:5002/vulnerable</w:t>
+              <w:t>Tên file bắt buộc: 03_asan_log.png</w:t>
             </w:r>
           </w:p>
-        </w:tc>
-      </w:tr>
-      <w:tr>
-        <w:tc>
-          <w:tcPr>
-            <w:tcW w:type="dxa" w:w="9360"/>
-            <w:vAlign w:val="center"/>
-            <w:tcMar>
-              <w:top w:w="80" w:type="dxa"/>
-              <w:start w:w="120" w:type="dxa"/>
-              <w:bottom w:w="80" w:type="dxa"/>
-              <w:end w:w="120" w:type="dxa"/>
-            </w:tcMar>
-          </w:tcPr>
           <w:p>
+            <w:pPr>
+              <w:spacing w:after="40"/>
+            </w:pPr>
             <w:r>
               <w:rPr>
-                <w:rFonts w:ascii="Calibri" w:hAnsi="Calibri"/>
-                <w:b w:val="0"/>
-                <w:color w:val="203748"/>
+                <w:rFonts w:ascii="Arial" w:hAnsi="Arial"/>
+                <w:b/>
                 <w:sz w:val="18"/>
               </w:rPr>
-              <w:t>Thao tác: Mở Memory Visualizer.</w:t>
+              <w:t>Tiêu đề ảnh: AddressSanitizer định vị ghi vượt buffer</w:t>
             </w:r>
           </w:p>
-        </w:tc>
-      </w:tr>
-      <w:tr>
-        <w:tc>
-          <w:tcPr>
-            <w:tcW w:type="dxa" w:w="9360"/>
-            <w:vAlign w:val="center"/>
-            <w:tcMar>
-              <w:top w:w="80" w:type="dxa"/>
-              <w:start w:w="120" w:type="dxa"/>
-              <w:bottom w:w="80" w:type="dxa"/>
-              <w:end w:w="120" w:type="dxa"/>
-            </w:tcMar>
-          </w:tcPr>
           <w:p>
+            <w:pPr>
+              <w:spacing w:after="40"/>
+            </w:pPr>
             <w:r>
               <w:rPr>
-                <w:rFonts w:ascii="Calibri" w:hAnsi="Calibri"/>
-                <w:b w:val="0"/>
-                <w:color w:val="203748"/>
+                <w:rFonts w:ascii="Arial" w:hAnsi="Arial"/>
+                <w:b/>
                 <w:sz w:val="18"/>
               </w:rPr>
-              <w:t>Nội dung bắt buộc: 7 byte dữ liệu, null và overflow 0.</w:t>
+              <w:t>Chèn ảnh tại vị trí này.</w:t>
+            </w:r>
+          </w:p>
+          <w:p>
+            <w:pPr>
+              <w:spacing w:after="40"/>
+            </w:pPr>
+            <w:r>
+              <w:rPr>
+                <w:rFonts w:ascii="Arial" w:hAnsi="Arial"/>
+                <w:b w:val="0"/>
+                <w:sz w:val="18"/>
+              </w:rPr>
+              <w:t>URL hoặc lệnh: ASan Inspector hoặc evidence/asan từ lần chạy thật.</w:t>
+            </w:r>
+          </w:p>
+          <w:p>
+            <w:pPr>
+              <w:spacing w:after="40"/>
+            </w:pPr>
+            <w:r>
+              <w:rPr>
+                <w:rFonts w:ascii="Arial" w:hAnsi="Arial"/>
+                <w:b w:val="0"/>
+                <w:sz w:val="18"/>
+              </w:rPr>
+              <w:t>Thao tác: Vừa chạy ảnh 02 bằng vulnerable_asan. Nhập Trace 64 ký tự A. Mở ASan Inspector/chi tiết stack trace.</w:t>
+            </w:r>
+          </w:p>
+          <w:p>
+            <w:pPr>
+              <w:spacing w:after="40"/>
+            </w:pPr>
+            <w:r>
+              <w:rPr>
+                <w:rFonts w:ascii="Arial" w:hAnsi="Arial"/>
+                <w:b w:val="0"/>
+                <w:sz w:val="18"/>
+              </w:rPr>
+              <w:t>Panel/DevTools: ASan Inspector.</w:t>
+            </w:r>
+          </w:p>
+          <w:p>
+            <w:pPr>
+              <w:spacing w:after="40"/>
+            </w:pPr>
+            <w:r>
+              <w:rPr>
+                <w:rFonts w:ascii="Arial" w:hAnsi="Arial"/>
+                <w:b w:val="0"/>
+                <w:sz w:val="18"/>
+              </w:rPr>
+              <w:t>Nội dung bắt buộc phải thấy: stack-buffer-overflow, WRITE, process_name/strcpy, file và dòng liên quan.</w:t>
+            </w:r>
+          </w:p>
+          <w:p>
+            <w:pPr>
+              <w:spacing w:after="40"/>
+            </w:pPr>
+            <w:r>
+              <w:rPr>
+                <w:rFonts w:ascii="Arial" w:hAnsi="Arial"/>
+                <w:b w:val="0"/>
+                <w:sz w:val="18"/>
+              </w:rPr>
+              <w:t>Kết quả mong đợi: ASan báo ghi vượt name[32] trong mã vulnerable.</w:t>
+            </w:r>
+          </w:p>
+          <w:p>
+            <w:pPr>
+              <w:spacing w:after="40"/>
+            </w:pPr>
+            <w:r>
+              <w:rPr>
+                <w:rFonts w:ascii="Arial" w:hAnsi="Arial"/>
+                <w:b w:val="0"/>
+                <w:sz w:val="18"/>
+              </w:rPr>
+              <w:t>Caption: ASan phát hiện stack-buffer-overflow tại thao tác strcpy.</w:t>
             </w:r>
           </w:p>
         </w:tc>
@@ -1325,10 +902,10 @@
     <w:p>
       <w:pPr>
         <w:pStyle w:val="Caption"/>
-        <w:spacing w:before="60" w:after="160"/>
+        <w:jc w:val="center"/>
       </w:pPr>
       <w:r>
-        <w:t>Hình 5. Mô hình bộ nhớ không overflow.</w:t>
+        <w:t>Hình 3. ASan phát hiện stack-buffer-overflow tại thao tác strcpy.</w:t>
       </w:r>
     </w:p>
     <w:p>
@@ -1336,587 +913,161 @@
         <w:pStyle w:val="Heading1"/>
       </w:pPr>
       <w:r>
-        <w:t>Chương 6. Thực nghiệm input dài</w:t>
-      </w:r>
-    </w:p>
-    <w:p>
-      <w:pPr>
-        <w:pStyle w:val="Heading2"/>
-      </w:pPr>
-      <w:r>
-        <w:t>Các mốc</w:t>
+        <w:t>4. Kết quả và bằng chứng</w:t>
       </w:r>
     </w:p>
     <w:p>
       <w:r>
-        <w:t>31 byte dữ liệu vừa đủ cùng một null trong buffer 32 byte. 32 byte dữ liệu cần byte null thứ 33 nên đã ghi vượt về mặt mô hình chuỗi C, nhưng không được đồng nhất với crash. Các input 33, 64 và 128 byte dùng để quan sát ASan/exit/signal trong giới hạn lab.</w:t>
-      </w:r>
-    </w:p>
-    <w:p>
-      <w:r>
-        <w:t>Ba đại lượng phải tách biệt: độ dài đầu tiên ghi vượt theo capacity; độ dài đầu tiên ASan báo trong dữ liệu chạy thật; và độ dài đầu tiên tiến trình crash/dừng theo dữ liệu chạy thật.</w:t>
-      </w:r>
-    </w:p>
-    <w:p>
-      <w:pPr>
-        <w:pStyle w:val="Heading2"/>
-      </w:pPr>
-      <w:r>
-        <w:t>Giới hạn kết luận</w:t>
-      </w:r>
-    </w:p>
-    <w:p>
-      <w:r>
-        <w:t>Báo cáo không khẳng định ngưỡng crash giống nhau trên mọi máy. Ký tự Unicode có thể chiếm nhiều byte UTF-8, nên validation và capacity phải dựa trên byte khi C copy byte.</w:t>
-      </w:r>
-    </w:p>
-    <w:p>
-      <w:r>
-        <w:t>Chưa có evidence/logs/length_test.json; ngưỡng ASan và crash chưa được quan sát.</w:t>
-      </w:r>
-    </w:p>
-    <w:p>
-      <w:pPr>
-        <w:pStyle w:val="Caption"/>
-        <w:keepNext/>
-        <w:spacing w:before="120" w:after="80"/>
-      </w:pPr>
-      <w:r>
-        <w:rPr>
-          <w:rFonts w:ascii="Calibri" w:hAnsi="Calibri"/>
-          <w:b/>
-          <w:color w:val="1F4D78"/>
-          <w:sz w:val="19"/>
-        </w:rPr>
-        <w:t>Bảng 1. Phân biệt capacity, ASan và crash.</w:t>
+        <w:t>Bản secure_length đo byte và từ chối trước copy. Bản secure_snprintf giới hạn output theo sizeof(name) và kiểm tra return value để từ chối truncation. Hardening được đọc từ binary thật, không suy diễn từ tên profile.</w:t>
       </w:r>
     </w:p>
     <w:tbl>
       <w:tblPr>
         <w:tblStyle w:val="TableGrid"/>
-        <w:jc w:val="left"/>
+        <w:tblW w:type="auto" w:w="0"/>
         <w:tblLook w:firstColumn="1" w:firstRow="1" w:lastColumn="0" w:lastRow="0" w:noHBand="0" w:noVBand="1" w:val="04A0"/>
-        <w:tblW w:w="9360" w:type="dxa"/>
-        <w:tblInd w:w="120" w:type="dxa"/>
-        <w:tblLayout w:type="fixed"/>
       </w:tblPr>
       <w:tblGrid>
-        <w:gridCol w:w="1500"/>
-        <w:gridCol w:w="3500"/>
-        <w:gridCol w:w="4360"/>
+        <w:gridCol w:w="9866"/>
       </w:tblGrid>
       <w:tr>
         <w:trPr>
-          <w:tblHeader/>
+          <w:cantSplit/>
         </w:trPr>
         <w:tc>
           <w:tcPr>
-            <w:tcW w:type="dxa" w:w="1500"/>
-            <w:shd w:fill="E8EEF5"/>
+            <w:tcW w:type="dxa" w:w="9866"/>
+            <w:shd w:fill="FFF4D6"/>
             <w:vAlign w:val="center"/>
-            <w:tcMar>
-              <w:top w:w="80" w:type="dxa"/>
-              <w:start w:w="120" w:type="dxa"/>
-              <w:bottom w:w="80" w:type="dxa"/>
-              <w:end w:w="120" w:type="dxa"/>
-            </w:tcMar>
           </w:tcPr>
           <w:p>
             <w:pPr>
-              <w:jc w:val="center"/>
+              <w:spacing w:after="40"/>
             </w:pPr>
             <w:r>
               <w:rPr>
-                <w:rFonts w:ascii="Calibri" w:hAnsi="Calibri"/>
+                <w:rFonts w:ascii="Arial" w:hAnsi="Arial"/>
                 <w:b/>
-                <w:color w:val="203748"/>
                 <w:sz w:val="18"/>
               </w:rPr>
-              <w:t>Mốc</w:t>
+              <w:t>ẢNH 06/09</w:t>
             </w:r>
           </w:p>
-        </w:tc>
-        <w:tc>
-          <w:tcPr>
-            <w:tcW w:type="dxa" w:w="3500"/>
-            <w:shd w:fill="E8EEF5"/>
-            <w:vAlign w:val="center"/>
-            <w:tcMar>
-              <w:top w:w="80" w:type="dxa"/>
-              <w:start w:w="120" w:type="dxa"/>
-              <w:bottom w:w="80" w:type="dxa"/>
-              <w:end w:w="120" w:type="dxa"/>
-            </w:tcMar>
-          </w:tcPr>
           <w:p>
             <w:pPr>
-              <w:jc w:val="center"/>
+              <w:spacing w:after="40"/>
             </w:pPr>
             <w:r>
               <w:rPr>
-                <w:rFonts w:ascii="Calibri" w:hAnsi="Calibri"/>
+                <w:rFonts w:ascii="Arial" w:hAnsi="Arial"/>
                 <w:b/>
-                <w:color w:val="203748"/>
                 <w:sz w:val="18"/>
               </w:rPr>
-              <w:t>Ý nghĩa</w:t>
+              <w:t>Tên file bắt buộc: 06_length_fix.png</w:t>
             </w:r>
           </w:p>
-        </w:tc>
-        <w:tc>
-          <w:tcPr>
-            <w:tcW w:type="dxa" w:w="4360"/>
-            <w:shd w:fill="E8EEF5"/>
-            <w:vAlign w:val="center"/>
-            <w:tcMar>
-              <w:top w:w="80" w:type="dxa"/>
-              <w:start w:w="120" w:type="dxa"/>
-              <w:bottom w:w="80" w:type="dxa"/>
-              <w:end w:w="120" w:type="dxa"/>
-            </w:tcMar>
-          </w:tcPr>
           <w:p>
             <w:pPr>
-              <w:jc w:val="center"/>
+              <w:spacing w:after="40"/>
             </w:pPr>
             <w:r>
               <w:rPr>
-                <w:rFonts w:ascii="Calibri" w:hAnsi="Calibri"/>
+                <w:rFonts w:ascii="Arial" w:hAnsi="Arial"/>
                 <w:b/>
-                <w:color w:val="203748"/>
                 <w:sz w:val="18"/>
               </w:rPr>
-              <w:t>Cách xác nhận</w:t>
+              <w:t>Tiêu đề ảnh: Bản vá kiểm tra độ dài</w:t>
             </w:r>
           </w:p>
-        </w:tc>
-      </w:tr>
-      <w:tr>
-        <w:tc>
-          <w:tcPr>
-            <w:tcW w:type="dxa" w:w="1500"/>
-            <w:vAlign w:val="center"/>
-            <w:tcMar>
-              <w:top w:w="80" w:type="dxa"/>
-              <w:start w:w="120" w:type="dxa"/>
-              <w:bottom w:w="80" w:type="dxa"/>
-              <w:end w:w="120" w:type="dxa"/>
-            </w:tcMar>
-          </w:tcPr>
           <w:p>
             <w:pPr>
-              <w:spacing w:after="0"/>
+              <w:spacing w:after="40"/>
             </w:pPr>
             <w:r>
               <w:rPr>
-                <w:rFonts w:ascii="Calibri" w:hAnsi="Calibri"/>
-                <w:sz w:val="17"/>
+                <w:rFonts w:ascii="Arial" w:hAnsi="Arial"/>
+                <w:b/>
+                <w:sz w:val="18"/>
               </w:rPr>
-              <w:t>31 byte</w:t>
+              <w:t>Chèn ảnh tại vị trí này.</w:t>
             </w:r>
           </w:p>
-        </w:tc>
-        <w:tc>
-          <w:tcPr>
-            <w:tcW w:type="dxa" w:w="3500"/>
-            <w:vAlign w:val="center"/>
-            <w:tcMar>
-              <w:top w:w="80" w:type="dxa"/>
-              <w:start w:w="120" w:type="dxa"/>
-              <w:bottom w:w="80" w:type="dxa"/>
-              <w:end w:w="120" w:type="dxa"/>
-            </w:tcMar>
-          </w:tcPr>
           <w:p>
             <w:pPr>
-              <w:spacing w:after="0"/>
+              <w:spacing w:after="40"/>
             </w:pPr>
             <w:r>
               <w:rPr>
-                <w:rFonts w:ascii="Calibri" w:hAnsi="Calibri"/>
-                <w:sz w:val="17"/>
+                <w:rFonts w:ascii="Arial" w:hAnsi="Arial"/>
+                <w:b w:val="0"/>
+                <w:sz w:val="18"/>
               </w:rPr>
-              <w:t>Capacity an toàn</w:t>
+              <w:t>URL hoặc lệnh: http://127.0.0.1:5002/secure/length</w:t>
             </w:r>
           </w:p>
-        </w:tc>
-        <w:tc>
-          <w:tcPr>
-            <w:tcW w:type="dxa" w:w="4360"/>
-            <w:vAlign w:val="center"/>
-            <w:tcMar>
-              <w:top w:w="80" w:type="dxa"/>
-              <w:start w:w="120" w:type="dxa"/>
-              <w:bottom w:w="80" w:type="dxa"/>
-              <w:end w:w="120" w:type="dxa"/>
-            </w:tcMar>
-          </w:tcPr>
           <w:p>
             <w:pPr>
-              <w:spacing w:after="0"/>
+              <w:spacing w:after="40"/>
             </w:pPr>
             <w:r>
               <w:rPr>
-                <w:rFonts w:ascii="Calibri" w:hAnsi="Calibri"/>
-                <w:sz w:val="17"/>
+                <w:rFonts w:ascii="Arial" w:hAnsi="Arial"/>
+                <w:b w:val="0"/>
+                <w:sz w:val="18"/>
               </w:rPr>
-              <w:t>Mô hình name[32] + null</w:t>
+              <w:t>Thao tác: Chọn secure_length. Nhập 64 ký tự A. Bấm Submit/Gửi.</w:t>
             </w:r>
           </w:p>
-        </w:tc>
-      </w:tr>
-      <w:tr>
-        <w:tc>
-          <w:tcPr>
-            <w:tcW w:type="dxa" w:w="1500"/>
-            <w:vAlign w:val="center"/>
-            <w:tcMar>
-              <w:top w:w="80" w:type="dxa"/>
-              <w:start w:w="120" w:type="dxa"/>
-              <w:bottom w:w="80" w:type="dxa"/>
-              <w:end w:w="120" w:type="dxa"/>
-            </w:tcMar>
-          </w:tcPr>
           <w:p>
             <w:pPr>
-              <w:spacing w:after="0"/>
+              <w:spacing w:after="40"/>
             </w:pPr>
             <w:r>
               <w:rPr>
-                <w:rFonts w:ascii="Calibri" w:hAnsi="Calibri"/>
-                <w:sz w:val="17"/>
+                <w:rFonts w:ascii="Arial" w:hAnsi="Arial"/>
+                <w:b w:val="0"/>
+                <w:sz w:val="18"/>
               </w:rPr>
-              <w:t>32 byte</w:t>
+              <w:t>Panel/DevTools: Native/Code Inspector và Final Verdict.</w:t>
             </w:r>
           </w:p>
-        </w:tc>
-        <w:tc>
-          <w:tcPr>
-            <w:tcW w:type="dxa" w:w="3500"/>
-            <w:vAlign w:val="center"/>
-            <w:tcMar>
-              <w:top w:w="80" w:type="dxa"/>
-              <w:start w:w="120" w:type="dxa"/>
-              <w:bottom w:w="80" w:type="dxa"/>
-              <w:end w:w="120" w:type="dxa"/>
-            </w:tcMar>
-          </w:tcPr>
           <w:p>
             <w:pPr>
-              <w:spacing w:after="0"/>
+              <w:spacing w:after="40"/>
             </w:pPr>
             <w:r>
               <w:rPr>
-                <w:rFonts w:ascii="Calibri" w:hAnsi="Calibri"/>
-                <w:sz w:val="17"/>
+                <w:rFonts w:ascii="Arial" w:hAnsi="Arial"/>
+                <w:b w:val="0"/>
+                <w:sz w:val="18"/>
               </w:rPr>
-              <w:t>Ít nhất 1 byte ghi vượt</w:t>
+              <w:t>Nội dung bắt buộc phải thấy: strnlen/so sánh giới hạn, từ chối trước copy và exit/status thực tế.</w:t>
             </w:r>
           </w:p>
-        </w:tc>
-        <w:tc>
-          <w:tcPr>
-            <w:tcW w:type="dxa" w:w="4360"/>
-            <w:vAlign w:val="center"/>
-            <w:tcMar>
-              <w:top w:w="80" w:type="dxa"/>
-              <w:start w:w="120" w:type="dxa"/>
-              <w:bottom w:w="80" w:type="dxa"/>
-              <w:end w:w="120" w:type="dxa"/>
-            </w:tcMar>
-          </w:tcPr>
           <w:p>
             <w:pPr>
-              <w:spacing w:after="0"/>
+              <w:spacing w:after="40"/>
             </w:pPr>
             <w:r>
               <w:rPr>
-                <w:rFonts w:ascii="Calibri" w:hAnsi="Calibri"/>
-                <w:sz w:val="17"/>
+                <w:rFonts w:ascii="Arial" w:hAnsi="Arial"/>
+                <w:b w:val="0"/>
+                <w:sz w:val="18"/>
               </w:rPr>
-              <w:t>Mô hình copy tới null</w:t>
+              <w:t>Kết quả mong đợi: Không ghi vào buffer khi input vượt 31 byte.</w:t>
             </w:r>
           </w:p>
-        </w:tc>
-      </w:tr>
-      <w:tr>
-        <w:tc>
-          <w:tcPr>
-            <w:tcW w:type="dxa" w:w="1500"/>
-            <w:vAlign w:val="center"/>
-            <w:tcMar>
-              <w:top w:w="80" w:type="dxa"/>
-              <w:start w:w="120" w:type="dxa"/>
-              <w:bottom w:w="80" w:type="dxa"/>
-              <w:end w:w="120" w:type="dxa"/>
-            </w:tcMar>
-          </w:tcPr>
           <w:p>
             <w:pPr>
-              <w:spacing w:after="0"/>
+              <w:spacing w:after="40"/>
             </w:pPr>
             <w:r>
               <w:rPr>
-                <w:rFonts w:ascii="Calibri" w:hAnsi="Calibri"/>
-                <w:sz w:val="17"/>
-              </w:rPr>
-              <w:t>ASan đầu tiên</w:t>
-            </w:r>
-          </w:p>
-        </w:tc>
-        <w:tc>
-          <w:tcPr>
-            <w:tcW w:type="dxa" w:w="3500"/>
-            <w:vAlign w:val="center"/>
-            <w:tcMar>
-              <w:top w:w="80" w:type="dxa"/>
-              <w:start w:w="120" w:type="dxa"/>
-              <w:bottom w:w="80" w:type="dxa"/>
-              <w:end w:w="120" w:type="dxa"/>
-            </w:tcMar>
-          </w:tcPr>
-          <w:p>
-            <w:pPr>
-              <w:spacing w:after="0"/>
-            </w:pPr>
-            <w:r>
-              <w:rPr>
-                <w:rFonts w:ascii="Calibri" w:hAnsi="Calibri"/>
-                <w:sz w:val="17"/>
-              </w:rPr>
-              <w:t>Phát hiện instrumentation</w:t>
-            </w:r>
-          </w:p>
-        </w:tc>
-        <w:tc>
-          <w:tcPr>
-            <w:tcW w:type="dxa" w:w="4360"/>
-            <w:vAlign w:val="center"/>
-            <w:tcMar>
-              <w:top w:w="80" w:type="dxa"/>
-              <w:start w:w="120" w:type="dxa"/>
-              <w:bottom w:w="80" w:type="dxa"/>
-              <w:end w:w="120" w:type="dxa"/>
-            </w:tcMar>
-          </w:tcPr>
-          <w:p>
-            <w:pPr>
-              <w:spacing w:after="0"/>
-            </w:pPr>
-            <w:r>
-              <w:rPr>
-                <w:rFonts w:ascii="Calibri" w:hAnsi="Calibri"/>
-                <w:sz w:val="17"/>
-              </w:rPr>
-              <w:t>length_test.json thật</w:t>
-            </w:r>
-          </w:p>
-        </w:tc>
-      </w:tr>
-      <w:tr>
-        <w:tc>
-          <w:tcPr>
-            <w:tcW w:type="dxa" w:w="1500"/>
-            <w:vAlign w:val="center"/>
-            <w:tcMar>
-              <w:top w:w="80" w:type="dxa"/>
-              <w:start w:w="120" w:type="dxa"/>
-              <w:bottom w:w="80" w:type="dxa"/>
-              <w:end w:w="120" w:type="dxa"/>
-            </w:tcMar>
-          </w:tcPr>
-          <w:p>
-            <w:pPr>
-              <w:spacing w:after="0"/>
-            </w:pPr>
-            <w:r>
-              <w:rPr>
-                <w:rFonts w:ascii="Calibri" w:hAnsi="Calibri"/>
-                <w:sz w:val="17"/>
-              </w:rPr>
-              <w:t>Crash đầu tiên</w:t>
-            </w:r>
-          </w:p>
-        </w:tc>
-        <w:tc>
-          <w:tcPr>
-            <w:tcW w:type="dxa" w:w="3500"/>
-            <w:vAlign w:val="center"/>
-            <w:tcMar>
-              <w:top w:w="80" w:type="dxa"/>
-              <w:start w:w="120" w:type="dxa"/>
-              <w:bottom w:w="80" w:type="dxa"/>
-              <w:end w:w="120" w:type="dxa"/>
-            </w:tcMar>
-          </w:tcPr>
-          <w:p>
-            <w:pPr>
-              <w:spacing w:after="0"/>
-            </w:pPr>
-            <w:r>
-              <w:rPr>
-                <w:rFonts w:ascii="Calibri" w:hAnsi="Calibri"/>
-                <w:sz w:val="17"/>
-              </w:rPr>
-              <w:t>Dừng tiến trình</w:t>
-            </w:r>
-          </w:p>
-        </w:tc>
-        <w:tc>
-          <w:tcPr>
-            <w:tcW w:type="dxa" w:w="4360"/>
-            <w:vAlign w:val="center"/>
-            <w:tcMar>
-              <w:top w:w="80" w:type="dxa"/>
-              <w:start w:w="120" w:type="dxa"/>
-              <w:bottom w:w="80" w:type="dxa"/>
-              <w:end w:w="120" w:type="dxa"/>
-            </w:tcMar>
-          </w:tcPr>
-          <w:p>
-            <w:pPr>
-              <w:spacing w:after="0"/>
-            </w:pPr>
-            <w:r>
-              <w:rPr>
-                <w:rFonts w:ascii="Calibri" w:hAnsi="Calibri"/>
-                <w:sz w:val="17"/>
-              </w:rPr>
-              <w:t>exit/signal thật</w:t>
-            </w:r>
-          </w:p>
-        </w:tc>
-      </w:tr>
-    </w:tbl>
-    <w:p>
-      <w:pPr>
-        <w:spacing w:after="40"/>
-      </w:pPr>
-    </w:p>
-    <w:p>
-      <w:pPr>
-        <w:keepNext/>
-        <w:spacing w:before="160" w:after="80"/>
-      </w:pPr>
-      <w:r>
-        <w:rPr>
-          <w:rFonts w:ascii="Calibri" w:hAnsi="Calibri"/>
-          <w:b/>
-          <w:color w:val="203748"/>
-          <w:sz w:val="21"/>
-        </w:rPr>
-        <w:t>06_overflow_32_input.png</w:t>
-      </w:r>
-    </w:p>
-    <w:tbl>
-      <w:tblPr>
-        <w:tblStyle w:val="TableGrid"/>
-        <w:jc w:val="left"/>
-        <w:tblLook w:firstColumn="1" w:firstRow="1" w:lastColumn="0" w:lastRow="0" w:noHBand="0" w:noVBand="1" w:val="04A0"/>
-        <w:tblW w:w="9360" w:type="dxa"/>
-        <w:tblInd w:w="120" w:type="dxa"/>
-        <w:tblLayout w:type="fixed"/>
-      </w:tblPr>
-      <w:tblGrid>
-        <w:gridCol w:w="9360"/>
-      </w:tblGrid>
-      <w:tr>
-        <w:tc>
-          <w:tcPr>
-            <w:tcW w:type="dxa" w:w="9360"/>
-            <w:shd w:fill="FDE9E7"/>
-            <w:vAlign w:val="center"/>
-            <w:tcMar>
-              <w:top w:w="80" w:type="dxa"/>
-              <w:start w:w="120" w:type="dxa"/>
-              <w:bottom w:w="80" w:type="dxa"/>
-              <w:end w:w="120" w:type="dxa"/>
-            </w:tcMar>
-          </w:tcPr>
-          <w:p>
-            <w:r>
-              <w:rPr>
-                <w:rFonts w:ascii="Calibri" w:hAnsi="Calibri"/>
-                <w:b/>
-                <w:color w:val="203748"/>
+                <w:rFonts w:ascii="Arial" w:hAnsi="Arial"/>
+                <w:b w:val="0"/>
                 <w:sz w:val="18"/>
               </w:rPr>
-              <w:t>ẢNH THỦ CÔNG CẦN BỔ SUNG: 06_overflow_32_input.png</w:t>
-            </w:r>
-          </w:p>
-        </w:tc>
-      </w:tr>
-      <w:tr>
-        <w:tc>
-          <w:tcPr>
-            <w:tcW w:type="dxa" w:w="9360"/>
-            <w:vAlign w:val="center"/>
-            <w:tcMar>
-              <w:top w:w="80" w:type="dxa"/>
-              <w:start w:w="120" w:type="dxa"/>
-              <w:bottom w:w="80" w:type="dxa"/>
-              <w:end w:w="120" w:type="dxa"/>
-            </w:tcMar>
-          </w:tcPr>
-          <w:p>
-            <w:r>
-              <w:rPr>
-                <w:rFonts w:ascii="Calibri" w:hAnsi="Calibri"/>
-                <w:b w:val="0"/>
-                <w:color w:val="203748"/>
-                <w:sz w:val="18"/>
-              </w:rPr>
-              <w:t>URL hoặc lệnh: http://127.0.0.1:5002/vulnerable</w:t>
-            </w:r>
-          </w:p>
-        </w:tc>
-      </w:tr>
-      <w:tr>
-        <w:tc>
-          <w:tcPr>
-            <w:tcW w:type="dxa" w:w="9360"/>
-            <w:vAlign w:val="center"/>
-            <w:tcMar>
-              <w:top w:w="80" w:type="dxa"/>
-              <w:start w:w="120" w:type="dxa"/>
-              <w:bottom w:w="80" w:type="dxa"/>
-              <w:end w:w="120" w:type="dxa"/>
-            </w:tcMar>
-          </w:tcPr>
-          <w:p>
-            <w:r>
-              <w:rPr>
-                <w:rFonts w:ascii="Calibri" w:hAnsi="Calibri"/>
-                <w:b w:val="0"/>
-                <w:color w:val="203748"/>
-                <w:sz w:val="18"/>
-              </w:rPr>
-              <w:t>Thao tác: Nhập A lặp 32.</w:t>
-            </w:r>
-          </w:p>
-        </w:tc>
-      </w:tr>
-      <w:tr>
-        <w:tc>
-          <w:tcPr>
-            <w:tcW w:type="dxa" w:w="9360"/>
-            <w:vAlign w:val="center"/>
-            <w:tcMar>
-              <w:top w:w="80" w:type="dxa"/>
-              <w:start w:w="120" w:type="dxa"/>
-              <w:bottom w:w="80" w:type="dxa"/>
-              <w:end w:w="120" w:type="dxa"/>
-            </w:tcMar>
-          </w:tcPr>
-          <w:p>
-            <w:r>
-              <w:rPr>
-                <w:rFonts w:ascii="Calibri" w:hAnsi="Calibri"/>
-                <w:b w:val="0"/>
-                <w:color w:val="203748"/>
-                <w:sz w:val="18"/>
-              </w:rPr>
-              <w:t>Nội dung bắt buộc: 32 byte dữ liệu và giải thích null terminator.</w:t>
+              <w:t>Caption: Bản vá kiểm tra độ dài từ chối input trước thao tác copy.</w:t>
             </w:r>
           </w:p>
         </w:tc>
@@ -1925,136 +1076,159 @@
     <w:p>
       <w:pPr>
         <w:pStyle w:val="Caption"/>
-        <w:spacing w:before="60" w:after="160"/>
+        <w:jc w:val="center"/>
       </w:pPr>
       <w:r>
-        <w:t>Hình 6. Input 32 byte tại ranh giới chuỗi C.</w:t>
-      </w:r>
-    </w:p>
-    <w:p>
-      <w:pPr>
-        <w:keepNext/>
-        <w:spacing w:before="160" w:after="80"/>
-      </w:pPr>
-      <w:r>
-        <w:rPr>
-          <w:rFonts w:ascii="Calibri" w:hAnsi="Calibri"/>
-          <w:b/>
-          <w:color w:val="203748"/>
-          <w:sz w:val="21"/>
-        </w:rPr>
-        <w:t>07_overflow_32_memory_boundary.png</w:t>
+        <w:t>Hình 6. Bản vá kiểm tra độ dài từ chối input trước thao tác copy.</w:t>
       </w:r>
     </w:p>
     <w:tbl>
       <w:tblPr>
         <w:tblStyle w:val="TableGrid"/>
-        <w:jc w:val="left"/>
+        <w:tblW w:type="auto" w:w="0"/>
         <w:tblLook w:firstColumn="1" w:firstRow="1" w:lastColumn="0" w:lastRow="0" w:noHBand="0" w:noVBand="1" w:val="04A0"/>
-        <w:tblW w:w="9360" w:type="dxa"/>
-        <w:tblInd w:w="120" w:type="dxa"/>
-        <w:tblLayout w:type="fixed"/>
       </w:tblPr>
       <w:tblGrid>
-        <w:gridCol w:w="9360"/>
+        <w:gridCol w:w="9866"/>
       </w:tblGrid>
       <w:tr>
+        <w:trPr>
+          <w:cantSplit/>
+        </w:trPr>
         <w:tc>
           <w:tcPr>
-            <w:tcW w:type="dxa" w:w="9360"/>
-            <w:shd w:fill="FDE9E7"/>
+            <w:tcW w:type="dxa" w:w="9866"/>
+            <w:shd w:fill="FFF4D6"/>
             <w:vAlign w:val="center"/>
-            <w:tcMar>
-              <w:top w:w="80" w:type="dxa"/>
-              <w:start w:w="120" w:type="dxa"/>
-              <w:bottom w:w="80" w:type="dxa"/>
-              <w:end w:w="120" w:type="dxa"/>
-            </w:tcMar>
           </w:tcPr>
           <w:p>
+            <w:pPr>
+              <w:spacing w:after="40"/>
+            </w:pPr>
             <w:r>
               <w:rPr>
-                <w:rFonts w:ascii="Calibri" w:hAnsi="Calibri"/>
+                <w:rFonts w:ascii="Arial" w:hAnsi="Arial"/>
                 <w:b/>
-                <w:color w:val="203748"/>
                 <w:sz w:val="18"/>
               </w:rPr>
-              <w:t>ẢNH THỦ CÔNG CẦN BỔ SUNG: 07_overflow_32_memory_boundary.png</w:t>
+              <w:t>ẢNH 07/09</w:t>
             </w:r>
           </w:p>
-        </w:tc>
-      </w:tr>
-      <w:tr>
-        <w:tc>
-          <w:tcPr>
-            <w:tcW w:type="dxa" w:w="9360"/>
-            <w:vAlign w:val="center"/>
-            <w:tcMar>
-              <w:top w:w="80" w:type="dxa"/>
-              <w:start w:w="120" w:type="dxa"/>
-              <w:bottom w:w="80" w:type="dxa"/>
-              <w:end w:w="120" w:type="dxa"/>
-            </w:tcMar>
-          </w:tcPr>
           <w:p>
+            <w:pPr>
+              <w:spacing w:after="40"/>
+            </w:pPr>
             <w:r>
               <w:rPr>
-                <w:rFonts w:ascii="Calibri" w:hAnsi="Calibri"/>
-                <w:b w:val="0"/>
-                <w:color w:val="203748"/>
+                <w:rFonts w:ascii="Arial" w:hAnsi="Arial"/>
+                <w:b/>
                 <w:sz w:val="18"/>
               </w:rPr>
-              <w:t>URL hoặc lệnh: POST /submit</w:t>
+              <w:t>Tên file bắt buộc: 07_snprintf_fix.png</w:t>
             </w:r>
           </w:p>
-        </w:tc>
-      </w:tr>
-      <w:tr>
-        <w:tc>
-          <w:tcPr>
-            <w:tcW w:type="dxa" w:w="9360"/>
-            <w:vAlign w:val="center"/>
-            <w:tcMar>
-              <w:top w:w="80" w:type="dxa"/>
-              <w:start w:w="120" w:type="dxa"/>
-              <w:bottom w:w="80" w:type="dxa"/>
-              <w:end w:w="120" w:type="dxa"/>
-            </w:tcMar>
-          </w:tcPr>
           <w:p>
+            <w:pPr>
+              <w:spacing w:after="40"/>
+            </w:pPr>
             <w:r>
               <w:rPr>
-                <w:rFonts w:ascii="Calibri" w:hAnsi="Calibri"/>
-                <w:b w:val="0"/>
-                <w:color w:val="203748"/>
+                <w:rFonts w:ascii="Arial" w:hAnsi="Arial"/>
+                <w:b/>
                 <w:sz w:val="18"/>
               </w:rPr>
-              <w:t>Thao tác: Gửi 32 byte, mở visualizer.</w:t>
+              <w:t>Tiêu đề ảnh: Bản vá snprintf xử lý truncation</w:t>
             </w:r>
           </w:p>
-        </w:tc>
-      </w:tr>
-      <w:tr>
-        <w:tc>
-          <w:tcPr>
-            <w:tcW w:type="dxa" w:w="9360"/>
-            <w:vAlign w:val="center"/>
-            <w:tcMar>
-              <w:top w:w="80" w:type="dxa"/>
-              <w:start w:w="120" w:type="dxa"/>
-              <w:bottom w:w="80" w:type="dxa"/>
-              <w:end w:w="120" w:type="dxa"/>
-            </w:tcMar>
-          </w:tcPr>
           <w:p>
+            <w:pPr>
+              <w:spacing w:after="40"/>
+            </w:pPr>
             <w:r>
               <w:rPr>
-                <w:rFonts w:ascii="Calibri" w:hAnsi="Calibri"/>
-                <w:b w:val="0"/>
-                <w:color w:val="203748"/>
+                <w:rFonts w:ascii="Arial" w:hAnsi="Arial"/>
+                <w:b/>
                 <w:sz w:val="18"/>
               </w:rPr>
-              <w:t>Nội dung bắt buộc: Ít nhất 1 byte ngoài biên; không khẳng định crash.</w:t>
+              <w:t>Chèn ảnh tại vị trí này.</w:t>
+            </w:r>
+          </w:p>
+          <w:p>
+            <w:pPr>
+              <w:spacing w:after="40"/>
+            </w:pPr>
+            <w:r>
+              <w:rPr>
+                <w:rFonts w:ascii="Arial" w:hAnsi="Arial"/>
+                <w:b w:val="0"/>
+                <w:sz w:val="18"/>
+              </w:rPr>
+              <w:t>URL hoặc lệnh: http://127.0.0.1:5002/secure/snprintf</w:t>
+            </w:r>
+          </w:p>
+          <w:p>
+            <w:pPr>
+              <w:spacing w:after="40"/>
+            </w:pPr>
+            <w:r>
+              <w:rPr>
+                <w:rFonts w:ascii="Arial" w:hAnsi="Arial"/>
+                <w:b w:val="0"/>
+                <w:sz w:val="18"/>
+              </w:rPr>
+              <w:t>Thao tác: Chọn secure_snprintf. Nhập 64 ký tự A. Bấm Submit/Gửi.</w:t>
+            </w:r>
+          </w:p>
+          <w:p>
+            <w:pPr>
+              <w:spacing w:after="40"/>
+            </w:pPr>
+            <w:r>
+              <w:rPr>
+                <w:rFonts w:ascii="Arial" w:hAnsi="Arial"/>
+                <w:b w:val="0"/>
+                <w:sz w:val="18"/>
+              </w:rPr>
+              <w:t>Panel/DevTools: Native/Code Inspector và Final Verdict.</w:t>
+            </w:r>
+          </w:p>
+          <w:p>
+            <w:pPr>
+              <w:spacing w:after="40"/>
+            </w:pPr>
+            <w:r>
+              <w:rPr>
+                <w:rFonts w:ascii="Arial" w:hAnsi="Arial"/>
+                <w:b w:val="0"/>
+                <w:sz w:val="18"/>
+              </w:rPr>
+              <w:t>Nội dung bắt buộc phải thấy: snprintf, sizeof(name), return value và từ chối truncation.</w:t>
+            </w:r>
+          </w:p>
+          <w:p>
+            <w:pPr>
+              <w:spacing w:after="40"/>
+            </w:pPr>
+            <w:r>
+              <w:rPr>
+                <w:rFonts w:ascii="Arial" w:hAnsi="Arial"/>
+                <w:b w:val="0"/>
+                <w:sz w:val="18"/>
+              </w:rPr>
+              <w:t>Kết quả mong đợi: Input dài bị từ chối, không được coi là xử lý thành công.</w:t>
+            </w:r>
+          </w:p>
+          <w:p>
+            <w:pPr>
+              <w:spacing w:after="40"/>
+            </w:pPr>
+            <w:r>
+              <w:rPr>
+                <w:rFonts w:ascii="Arial" w:hAnsi="Arial"/>
+                <w:b w:val="0"/>
+                <w:sz w:val="18"/>
+              </w:rPr>
+              <w:t>Caption: Bản vá snprintf phát hiện và từ chối kết quả bị cắt ngắn.</w:t>
             </w:r>
           </w:p>
         </w:tc>
@@ -2063,136 +1237,159 @@
     <w:p>
       <w:pPr>
         <w:pStyle w:val="Caption"/>
-        <w:spacing w:before="60" w:after="160"/>
+        <w:jc w:val="center"/>
       </w:pPr>
       <w:r>
-        <w:t>Hình 7. Ranh giới ghi vượt ở input 32 byte.</w:t>
-      </w:r>
-    </w:p>
-    <w:p>
-      <w:pPr>
-        <w:keepNext/>
-        <w:spacing w:before="160" w:after="80"/>
-      </w:pPr>
-      <w:r>
-        <w:rPr>
-          <w:rFonts w:ascii="Calibri" w:hAnsi="Calibri"/>
-          <w:b/>
-          <w:color w:val="203748"/>
-          <w:sz w:val="21"/>
-        </w:rPr>
-        <w:t>08_overflow_64_request.png</w:t>
+        <w:t>Hình 7. Bản vá snprintf phát hiện và từ chối kết quả bị cắt ngắn.</w:t>
       </w:r>
     </w:p>
     <w:tbl>
       <w:tblPr>
         <w:tblStyle w:val="TableGrid"/>
-        <w:jc w:val="left"/>
+        <w:tblW w:type="auto" w:w="0"/>
         <w:tblLook w:firstColumn="1" w:firstRow="1" w:lastColumn="0" w:lastRow="0" w:noHBand="0" w:noVBand="1" w:val="04A0"/>
-        <w:tblW w:w="9360" w:type="dxa"/>
-        <w:tblInd w:w="120" w:type="dxa"/>
-        <w:tblLayout w:type="fixed"/>
       </w:tblPr>
       <w:tblGrid>
-        <w:gridCol w:w="9360"/>
+        <w:gridCol w:w="9866"/>
       </w:tblGrid>
       <w:tr>
+        <w:trPr>
+          <w:cantSplit/>
+        </w:trPr>
         <w:tc>
           <w:tcPr>
-            <w:tcW w:type="dxa" w:w="9360"/>
-            <w:shd w:fill="FDE9E7"/>
+            <w:tcW w:type="dxa" w:w="9866"/>
+            <w:shd w:fill="FFF4D6"/>
             <w:vAlign w:val="center"/>
-            <w:tcMar>
-              <w:top w:w="80" w:type="dxa"/>
-              <w:start w:w="120" w:type="dxa"/>
-              <w:bottom w:w="80" w:type="dxa"/>
-              <w:end w:w="120" w:type="dxa"/>
-            </w:tcMar>
           </w:tcPr>
           <w:p>
+            <w:pPr>
+              <w:spacing w:after="40"/>
+            </w:pPr>
             <w:r>
               <w:rPr>
-                <w:rFonts w:ascii="Calibri" w:hAnsi="Calibri"/>
+                <w:rFonts w:ascii="Arial" w:hAnsi="Arial"/>
                 <w:b/>
-                <w:color w:val="203748"/>
                 <w:sz w:val="18"/>
               </w:rPr>
-              <w:t>ẢNH THỦ CÔNG CẦN BỔ SUNG: 08_overflow_64_request.png</w:t>
+              <w:t>ẢNH 08/09</w:t>
             </w:r>
           </w:p>
-        </w:tc>
-      </w:tr>
-      <w:tr>
-        <w:tc>
-          <w:tcPr>
-            <w:tcW w:type="dxa" w:w="9360"/>
-            <w:vAlign w:val="center"/>
-            <w:tcMar>
-              <w:top w:w="80" w:type="dxa"/>
-              <w:start w:w="120" w:type="dxa"/>
-              <w:bottom w:w="80" w:type="dxa"/>
-              <w:end w:w="120" w:type="dxa"/>
-            </w:tcMar>
-          </w:tcPr>
           <w:p>
+            <w:pPr>
+              <w:spacing w:after="40"/>
+            </w:pPr>
             <w:r>
               <w:rPr>
-                <w:rFonts w:ascii="Calibri" w:hAnsi="Calibri"/>
-                <w:b w:val="0"/>
-                <w:color w:val="203748"/>
+                <w:rFonts w:ascii="Arial" w:hAnsi="Arial"/>
+                <w:b/>
                 <w:sz w:val="18"/>
               </w:rPr>
-              <w:t>URL hoặc lệnh: POST /submit</w:t>
+              <w:t>Tên file bắt buộc: 08_hardening.png</w:t>
             </w:r>
           </w:p>
-        </w:tc>
-      </w:tr>
-      <w:tr>
-        <w:tc>
-          <w:tcPr>
-            <w:tcW w:type="dxa" w:w="9360"/>
-            <w:vAlign w:val="center"/>
-            <w:tcMar>
-              <w:top w:w="80" w:type="dxa"/>
-              <w:start w:w="120" w:type="dxa"/>
-              <w:bottom w:w="80" w:type="dxa"/>
-              <w:end w:w="120" w:type="dxa"/>
-            </w:tcMar>
-          </w:tcPr>
           <w:p>
+            <w:pPr>
+              <w:spacing w:after="40"/>
+            </w:pPr>
             <w:r>
               <w:rPr>
-                <w:rFonts w:ascii="Calibri" w:hAnsi="Calibri"/>
-                <w:b w:val="0"/>
-                <w:color w:val="203748"/>
+                <w:rFonts w:ascii="Arial" w:hAnsi="Arial"/>
+                <w:b/>
                 <w:sz w:val="18"/>
               </w:rPr>
-              <w:t>Thao tác: Gửi A lặp 64 ở vulnerable_asan.</w:t>
+              <w:t>Tiêu đề ảnh: Canary, PIE, RELRO và NX</w:t>
             </w:r>
           </w:p>
-        </w:tc>
-      </w:tr>
-      <w:tr>
-        <w:tc>
-          <w:tcPr>
-            <w:tcW w:type="dxa" w:w="9360"/>
-            <w:vAlign w:val="center"/>
-            <w:tcMar>
-              <w:top w:w="80" w:type="dxa"/>
-              <w:start w:w="120" w:type="dxa"/>
-              <w:bottom w:w="80" w:type="dxa"/>
-              <w:end w:w="120" w:type="dxa"/>
-            </w:tcMar>
-          </w:tcPr>
           <w:p>
+            <w:pPr>
+              <w:spacing w:after="40"/>
+            </w:pPr>
             <w:r>
               <w:rPr>
-                <w:rFonts w:ascii="Calibri" w:hAnsi="Calibri"/>
-                <w:b w:val="0"/>
-                <w:color w:val="203748"/>
+                <w:rFonts w:ascii="Arial" w:hAnsi="Arial"/>
+                <w:b/>
                 <w:sz w:val="18"/>
               </w:rPr>
-              <w:t>Nội dung bắt buộc: Request và input length 64 byte.</w:t>
+              <w:t>Chèn ảnh tại vị trí này.</w:t>
+            </w:r>
+          </w:p>
+          <w:p>
+            <w:pPr>
+              <w:spacing w:after="40"/>
+            </w:pPr>
+            <w:r>
+              <w:rPr>
+                <w:rFonts w:ascii="Arial" w:hAnsi="Arial"/>
+                <w:b w:val="0"/>
+                <w:sz w:val="18"/>
+              </w:rPr>
+              <w:t>URL hoặc lệnh: http://127.0.0.1:5002/hardening</w:t>
+            </w:r>
+          </w:p>
+          <w:p>
+            <w:pPr>
+              <w:spacing w:after="40"/>
+            </w:pPr>
+            <w:r>
+              <w:rPr>
+                <w:rFonts w:ascii="Arial" w:hAnsi="Arial"/>
+                <w:b w:val="0"/>
+                <w:sz w:val="18"/>
+              </w:rPr>
+              <w:t>Thao tác: Đã make all, gồm secure_hardened. Nhập Không nhập dữ liệu. Mở/refresh Hardening Inspector.</w:t>
+            </w:r>
+          </w:p>
+          <w:p>
+            <w:pPr>
+              <w:spacing w:after="40"/>
+            </w:pPr>
+            <w:r>
+              <w:rPr>
+                <w:rFonts w:ascii="Arial" w:hAnsi="Arial"/>
+                <w:b w:val="0"/>
+                <w:sz w:val="18"/>
+              </w:rPr>
+              <w:t>Panel/DevTools: Hardening Inspector.</w:t>
+            </w:r>
+          </w:p>
+          <w:p>
+            <w:pPr>
+              <w:spacing w:after="40"/>
+            </w:pPr>
+            <w:r>
+              <w:rPr>
+                <w:rFonts w:ascii="Arial" w:hAnsi="Arial"/>
+                <w:b w:val="0"/>
+                <w:sz w:val="18"/>
+              </w:rPr>
+              <w:t>Nội dung bắt buộc phải thấy: Canary, PIE, RELRO, NX của profile so sánh; nguồn lệnh kiểm tra binary.</w:t>
+            </w:r>
+          </w:p>
+          <w:p>
+            <w:pPr>
+              <w:spacing w:after="40"/>
+            </w:pPr>
+            <w:r>
+              <w:rPr>
+                <w:rFonts w:ascii="Arial" w:hAnsi="Arial"/>
+                <w:b w:val="0"/>
+                <w:sz w:val="18"/>
+              </w:rPr>
+              <w:t>Kết quả mong đợi: Các cơ chế bật/tắt đọc từ binary thật và được mô tả là lớp bổ sung.</w:t>
+            </w:r>
+          </w:p>
+          <w:p>
+            <w:pPr>
+              <w:spacing w:after="40"/>
+            </w:pPr>
+            <w:r>
+              <w:rPr>
+                <w:rFonts w:ascii="Arial" w:hAnsi="Arial"/>
+                <w:b w:val="0"/>
+                <w:sz w:val="18"/>
+              </w:rPr>
+              <w:t>Caption: Canary, PIE, RELRO và NX tăng chiều sâu bảo vệ cho binary.</w:t>
             </w:r>
           </w:p>
         </w:tc>
@@ -2201,136 +1398,241 @@
     <w:p>
       <w:pPr>
         <w:pStyle w:val="Caption"/>
-        <w:spacing w:before="60" w:after="160"/>
+        <w:jc w:val="center"/>
       </w:pPr>
       <w:r>
-        <w:t>Hình 8. Request 64 byte tới profile ASan.</w:t>
+        <w:t>Hình 8. Canary, PIE, RELRO và NX tăng chiều sâu bảo vệ cho binary.</w:t>
       </w:r>
     </w:p>
     <w:p>
       <w:pPr>
-        <w:keepNext/>
-        <w:spacing w:before="160" w:after="80"/>
+        <w:pStyle w:val="Heading1"/>
       </w:pPr>
       <w:r>
-        <w:rPr>
-          <w:rFonts w:ascii="Calibri" w:hAnsi="Calibri"/>
-          <w:b/>
-          <w:color w:val="203748"/>
-          <w:sz w:val="21"/>
-        </w:rPr>
-        <w:t>09_overflow_64_strcpy_step.png</w:t>
+        <w:t>5. Mức độ ảnh hưởng</w:t>
+      </w:r>
+    </w:p>
+    <w:p>
+      <w:r>
+        <w:t>Input HTTP có thể đi qua Flask tới chương trình C, vì vậy lỗi native có thể bị kích hoạt từ xa đối với service đang phơi endpoint. Hậu quả tối thiểu là tiến trình dừng/DoS; memory corruption còn có thể ảnh hưởng tính toàn vẹn và luồng điều khiển. Lab không khai thác vượt quá crash local.</w:t>
+      </w:r>
+    </w:p>
+    <w:p>
+      <w:pPr>
+        <w:pStyle w:val="Heading1"/>
+      </w:pPr>
+      <w:r>
+        <w:t>6. Bản vá và cách phòng chống</w:t>
+      </w:r>
+    </w:p>
+    <w:p>
+      <w:r>
+        <w:t>Vulnerable tối thiểu: char name[32]; strcpy(name, user_input). Vá 1: dùng strnlen, yêu cầu độ dài &lt;=31 rồi mới copy và thêm null. Vá 2: snprintf(name, sizeof name, "%s", user_input), sau đó từ chối nếu return value âm hoặc &gt;= sizeof name.</w:t>
+      </w:r>
+    </w:p>
+    <w:p>
+      <w:r>
+        <w:t>Giới hạn request ở tầng web; tránh parser C/C++ khi không cần; ưu tiên ngôn ngữ memory-safe. Bật stack protector/canary, PIE kết hợp ASLR, full RELRO, NX và FORTIFY. Đây là lớp giảm thiểu, không thay kiểm tra biên.</w:t>
+      </w:r>
+    </w:p>
+    <w:p>
+      <w:pPr>
+        <w:pStyle w:val="Heading1"/>
+      </w:pPr>
+      <w:r>
+        <w:t>7. Trả lời các câu hỏi báo cáo trong BaiTapTopic04.docx</w:t>
+      </w:r>
+    </w:p>
+    <w:p>
+      <w:r>
+        <w:t>Buffer Overflow là lỗi memory safety do ghi ngoài vùng cấp phát; Injection làm dữ liệu bị interpreter hiểu thành lệnh/cú pháp. Backend native bị kích hoạt qua HTTP vì server chuyển body request thành đối số cho chương trình C.</w:t>
+      </w:r>
+    </w:p>
+    <w:p>
+      <w:r>
+        <w:t>Firewall không biết capacity của buffer và request hợp lệ về giao thức vẫn có thể chứa input quá dài. Cần sửa code, giới hạn input và hardening ở tiến trình.</w:t>
+      </w:r>
+    </w:p>
+    <w:p>
+      <w:r>
+        <w:t>Bản vá length hiệu quả vì chặn trước mọi thao tác ghi; bản vá snprintf hiệu quả khi vừa giới hạn số byte vừa kiểm tra truncation. Ít nhất ba hardening: canary phát hiện stack bị sửa, ASLR/PIE ngẫu nhiên hóa địa chỉ, NX cấm thực thi vùng dữ liệu; RELRO làm vùng relocation chỉ đọc.</w:t>
+      </w:r>
+    </w:p>
+    <w:p>
+      <w:r>
+        <w:t>ASLR là ngẫu nhiên hóa layout địa chỉ; DEP/NX ngăn thực thi mã ở vùng dữ liệu; Stack Canary là giá trị kiểm tra trước khi hàm return.</w:t>
+      </w:r>
+    </w:p>
+    <w:p>
+      <w:pPr>
+        <w:pStyle w:val="Heading1"/>
+      </w:pPr>
+      <w:r>
+        <w:t>8. Kết quả kiểm thử</w:t>
+      </w:r>
+    </w:p>
+    <w:p>
+      <w:r>
+        <w:t>Log pytest thật (dòng cuối): 14 passed in 1.45s</w:t>
+      </w:r>
+    </w:p>
+    <w:p>
+      <w:r>
+        <w:t>Chưa có length_test.json; chưa kết luận mốc ASan/crash.</w:t>
+      </w:r>
+    </w:p>
+    <w:p>
+      <w:r>
+        <w:t>Log GDB thật: chưa có</w:t>
       </w:r>
     </w:p>
     <w:tbl>
       <w:tblPr>
         <w:tblStyle w:val="TableGrid"/>
-        <w:jc w:val="left"/>
+        <w:tblW w:type="auto" w:w="0"/>
         <w:tblLook w:firstColumn="1" w:firstRow="1" w:lastColumn="0" w:lastRow="0" w:noHBand="0" w:noVBand="1" w:val="04A0"/>
-        <w:tblW w:w="9360" w:type="dxa"/>
-        <w:tblInd w:w="120" w:type="dxa"/>
-        <w:tblLayout w:type="fixed"/>
       </w:tblPr>
       <w:tblGrid>
-        <w:gridCol w:w="9360"/>
+        <w:gridCol w:w="9866"/>
       </w:tblGrid>
       <w:tr>
+        <w:trPr>
+          <w:cantSplit/>
+        </w:trPr>
         <w:tc>
           <w:tcPr>
-            <w:tcW w:type="dxa" w:w="9360"/>
-            <w:shd w:fill="FDE9E7"/>
+            <w:tcW w:type="dxa" w:w="9866"/>
+            <w:shd w:fill="FFF4D6"/>
             <w:vAlign w:val="center"/>
-            <w:tcMar>
-              <w:top w:w="80" w:type="dxa"/>
-              <w:start w:w="120" w:type="dxa"/>
-              <w:bottom w:w="80" w:type="dxa"/>
-              <w:end w:w="120" w:type="dxa"/>
-            </w:tcMar>
           </w:tcPr>
           <w:p>
+            <w:pPr>
+              <w:spacing w:after="40"/>
+            </w:pPr>
             <w:r>
               <w:rPr>
-                <w:rFonts w:ascii="Calibri" w:hAnsi="Calibri"/>
+                <w:rFonts w:ascii="Arial" w:hAnsi="Arial"/>
                 <w:b/>
-                <w:color w:val="203748"/>
                 <w:sz w:val="18"/>
               </w:rPr>
-              <w:t>ẢNH THỦ CÔNG CẦN BỔ SUNG: 09_overflow_64_strcpy_step.png</w:t>
+              <w:t>ẢNH 09/09</w:t>
             </w:r>
           </w:p>
-        </w:tc>
-      </w:tr>
-      <w:tr>
-        <w:tc>
-          <w:tcPr>
-            <w:tcW w:type="dxa" w:w="9360"/>
-            <w:vAlign w:val="center"/>
-            <w:tcMar>
-              <w:top w:w="80" w:type="dxa"/>
-              <w:start w:w="120" w:type="dxa"/>
-              <w:bottom w:w="80" w:type="dxa"/>
-              <w:end w:w="120" w:type="dxa"/>
-            </w:tcMar>
-          </w:tcPr>
           <w:p>
+            <w:pPr>
+              <w:spacing w:after="40"/>
+            </w:pPr>
             <w:r>
               <w:rPr>
-                <w:rFonts w:ascii="Calibri" w:hAnsi="Calibri"/>
-                <w:b w:val="0"/>
-                <w:color w:val="203748"/>
+                <w:rFonts w:ascii="Arial" w:hAnsi="Arial"/>
+                <w:b/>
                 <w:sz w:val="18"/>
               </w:rPr>
-              <w:t>URL hoặc lệnh: http://127.0.0.1:5002/vulnerable</w:t>
+              <w:t>Tên file bắt buộc: 09_tests_reports.png</w:t>
             </w:r>
           </w:p>
-        </w:tc>
-      </w:tr>
-      <w:tr>
-        <w:tc>
-          <w:tcPr>
-            <w:tcW w:type="dxa" w:w="9360"/>
-            <w:vAlign w:val="center"/>
-            <w:tcMar>
-              <w:top w:w="80" w:type="dxa"/>
-              <w:start w:w="120" w:type="dxa"/>
-              <w:bottom w:w="80" w:type="dxa"/>
-              <w:end w:w="120" w:type="dxa"/>
-            </w:tcMar>
-          </w:tcPr>
           <w:p>
+            <w:pPr>
+              <w:spacing w:after="40"/>
+            </w:pPr>
             <w:r>
               <w:rPr>
-                <w:rFonts w:ascii="Calibri" w:hAnsi="Calibri"/>
-                <w:b w:val="0"/>
-                <w:color w:val="203748"/>
+                <w:rFonts w:ascii="Arial" w:hAnsi="Arial"/>
+                <w:b/>
                 <w:sz w:val="18"/>
               </w:rPr>
-              <w:t>Thao tác: Chọn bước strcpy.</w:t>
+              <w:t>Tiêu đề ảnh: Pytest và report artifacts</w:t>
             </w:r>
           </w:p>
-        </w:tc>
-      </w:tr>
-      <w:tr>
-        <w:tc>
-          <w:tcPr>
-            <w:tcW w:type="dxa" w:w="9360"/>
-            <w:vAlign w:val="center"/>
-            <w:tcMar>
-              <w:top w:w="80" w:type="dxa"/>
-              <w:start w:w="120" w:type="dxa"/>
-              <w:bottom w:w="80" w:type="dxa"/>
-              <w:end w:w="120" w:type="dxa"/>
-            </w:tcMar>
-          </w:tcPr>
           <w:p>
+            <w:pPr>
+              <w:spacing w:after="40"/>
+            </w:pPr>
             <w:r>
               <w:rPr>
-                <w:rFonts w:ascii="Calibri" w:hAnsi="Calibri"/>
-                <w:b w:val="0"/>
-                <w:color w:val="203748"/>
+                <w:rFonts w:ascii="Arial" w:hAnsi="Arial"/>
+                <w:b/>
                 <w:sz w:val="18"/>
               </w:rPr>
-              <w:t>Nội dung bắt buộc: strcpy không nhận kích thước đích.</w:t>
+              <w:t>Chèn ảnh tại vị trí này.</w:t>
+            </w:r>
+          </w:p>
+          <w:p>
+            <w:pPr>
+              <w:spacing w:after="40"/>
+            </w:pPr>
+            <w:r>
+              <w:rPr>
+                <w:rFonts w:ascii="Arial" w:hAnsi="Arial"/>
+                <w:b w:val="0"/>
+                <w:sz w:val="18"/>
+              </w:rPr>
+              <w:t>URL hoặc lệnh: python -m pytest -q; python scripts/generate_report.py; ls -lh report/</w:t>
+            </w:r>
+          </w:p>
+          <w:p>
+            <w:pPr>
+              <w:spacing w:after="40"/>
+            </w:pPr>
+            <w:r>
+              <w:rPr>
+                <w:rFonts w:ascii="Arial" w:hAnsi="Arial"/>
+                <w:b w:val="0"/>
+                <w:sz w:val="18"/>
+              </w:rPr>
+              <w:t>Thao tác: Chạy trong WSL/Docker nếu test cần binary Linux. Nhập Ba lệnh trên. Chạy lần lượt.</w:t>
+            </w:r>
+          </w:p>
+          <w:p>
+            <w:pPr>
+              <w:spacing w:after="40"/>
+            </w:pPr>
+            <w:r>
+              <w:rPr>
+                <w:rFonts w:ascii="Arial" w:hAnsi="Arial"/>
+                <w:b w:val="0"/>
+                <w:sz w:val="18"/>
+              </w:rPr>
+              <w:t>Panel/DevTools: Terminal.</w:t>
+            </w:r>
+          </w:p>
+          <w:p>
+            <w:pPr>
+              <w:spacing w:after="40"/>
+            </w:pPr>
+            <w:r>
+              <w:rPr>
+                <w:rFonts w:ascii="Arial" w:hAnsi="Arial"/>
+                <w:b w:val="0"/>
+                <w:sz w:val="18"/>
+              </w:rPr>
+              <w:t>Nội dung bắt buộc phải thấy: Tổng kết pytest thực tế, tên DOCX/PDF và kích thước khác 0.</w:t>
+            </w:r>
+          </w:p>
+          <w:p>
+            <w:pPr>
+              <w:spacing w:after="40"/>
+            </w:pPr>
+            <w:r>
+              <w:rPr>
+                <w:rFonts w:ascii="Arial" w:hAnsi="Arial"/>
+                <w:b w:val="0"/>
+                <w:sz w:val="18"/>
+              </w:rPr>
+              <w:t>Kết quả mong đợi: Chỉ ghi đạt khi pytest exit 0; report artifacts tồn tại.</w:t>
+            </w:r>
+          </w:p>
+          <w:p>
+            <w:pPr>
+              <w:spacing w:after="40"/>
+            </w:pPr>
+            <w:r>
+              <w:rPr>
+                <w:rFonts w:ascii="Arial" w:hAnsi="Arial"/>
+                <w:b w:val="0"/>
+                <w:sz w:val="18"/>
+              </w:rPr>
+              <w:t>Caption: Kết quả pytest thực tế và report artifacts của Lab02.</w:t>
             </w:r>
           </w:p>
         </w:tc>
@@ -2339,838 +1641,10 @@
     <w:p>
       <w:pPr>
         <w:pStyle w:val="Caption"/>
-        <w:spacing w:before="60" w:after="160"/>
+        <w:jc w:val="center"/>
       </w:pPr>
       <w:r>
-        <w:t>Hình 9. Bước copy không giới hạn của strcpy.</w:t>
-      </w:r>
-    </w:p>
-    <w:p>
-      <w:pPr>
-        <w:keepNext/>
-        <w:spacing w:before="160" w:after="80"/>
-      </w:pPr>
-      <w:r>
-        <w:rPr>
-          <w:rFonts w:ascii="Calibri" w:hAnsi="Calibri"/>
-          <w:b/>
-          <w:color w:val="203748"/>
-          <w:sz w:val="21"/>
-        </w:rPr>
-        <w:t>10_overflow_64_memory_visualizer.png</w:t>
-      </w:r>
-    </w:p>
-    <w:tbl>
-      <w:tblPr>
-        <w:tblStyle w:val="TableGrid"/>
-        <w:jc w:val="left"/>
-        <w:tblLook w:firstColumn="1" w:firstRow="1" w:lastColumn="0" w:lastRow="0" w:noHBand="0" w:noVBand="1" w:val="04A0"/>
-        <w:tblW w:w="9360" w:type="dxa"/>
-        <w:tblInd w:w="120" w:type="dxa"/>
-        <w:tblLayout w:type="fixed"/>
-      </w:tblPr>
-      <w:tblGrid>
-        <w:gridCol w:w="9360"/>
-      </w:tblGrid>
-      <w:tr>
-        <w:tc>
-          <w:tcPr>
-            <w:tcW w:type="dxa" w:w="9360"/>
-            <w:shd w:fill="FDE9E7"/>
-            <w:vAlign w:val="center"/>
-            <w:tcMar>
-              <w:top w:w="80" w:type="dxa"/>
-              <w:start w:w="120" w:type="dxa"/>
-              <w:bottom w:w="80" w:type="dxa"/>
-              <w:end w:w="120" w:type="dxa"/>
-            </w:tcMar>
-          </w:tcPr>
-          <w:p>
-            <w:r>
-              <w:rPr>
-                <w:rFonts w:ascii="Calibri" w:hAnsi="Calibri"/>
-                <w:b/>
-                <w:color w:val="203748"/>
-                <w:sz w:val="18"/>
-              </w:rPr>
-              <w:t>ẢNH THỦ CÔNG CẦN BỔ SUNG: 10_overflow_64_memory_visualizer.png</w:t>
-            </w:r>
-          </w:p>
-        </w:tc>
-      </w:tr>
-      <w:tr>
-        <w:tc>
-          <w:tcPr>
-            <w:tcW w:type="dxa" w:w="9360"/>
-            <w:vAlign w:val="center"/>
-            <w:tcMar>
-              <w:top w:w="80" w:type="dxa"/>
-              <w:start w:w="120" w:type="dxa"/>
-              <w:bottom w:w="80" w:type="dxa"/>
-              <w:end w:w="120" w:type="dxa"/>
-            </w:tcMar>
-          </w:tcPr>
-          <w:p>
-            <w:r>
-              <w:rPr>
-                <w:rFonts w:ascii="Calibri" w:hAnsi="Calibri"/>
-                <w:b w:val="0"/>
-                <w:color w:val="203748"/>
-                <w:sz w:val="18"/>
-              </w:rPr>
-              <w:t>URL hoặc lệnh: http://127.0.0.1:5002/vulnerable</w:t>
-            </w:r>
-          </w:p>
-        </w:tc>
-      </w:tr>
-      <w:tr>
-        <w:tc>
-          <w:tcPr>
-            <w:tcW w:type="dxa" w:w="9360"/>
-            <w:vAlign w:val="center"/>
-            <w:tcMar>
-              <w:top w:w="80" w:type="dxa"/>
-              <w:start w:w="120" w:type="dxa"/>
-              <w:bottom w:w="80" w:type="dxa"/>
-              <w:end w:w="120" w:type="dxa"/>
-            </w:tcMar>
-          </w:tcPr>
-          <w:p>
-            <w:r>
-              <w:rPr>
-                <w:rFonts w:ascii="Calibri" w:hAnsi="Calibri"/>
-                <w:b w:val="0"/>
-                <w:color w:val="203748"/>
-                <w:sz w:val="18"/>
-              </w:rPr>
-              <w:t>Thao tác: Mở visualizer của trace 64 byte.</w:t>
-            </w:r>
-          </w:p>
-        </w:tc>
-      </w:tr>
-      <w:tr>
-        <w:tc>
-          <w:tcPr>
-            <w:tcW w:type="dxa" w:w="9360"/>
-            <w:vAlign w:val="center"/>
-            <w:tcMar>
-              <w:top w:w="80" w:type="dxa"/>
-              <w:start w:w="120" w:type="dxa"/>
-              <w:bottom w:w="80" w:type="dxa"/>
-              <w:end w:w="120" w:type="dxa"/>
-            </w:tcMar>
-          </w:tcPr>
-          <w:p>
-            <w:r>
-              <w:rPr>
-                <w:rFonts w:ascii="Calibri" w:hAnsi="Calibri"/>
-                <w:b w:val="0"/>
-                <w:color w:val="203748"/>
-                <w:sz w:val="18"/>
-              </w:rPr>
-              <w:t>Nội dung bắt buộc: Buffer 32 byte và vùng overflow.</w:t>
-            </w:r>
-          </w:p>
-        </w:tc>
-      </w:tr>
-    </w:tbl>
-    <w:p>
-      <w:pPr>
-        <w:pStyle w:val="Caption"/>
-        <w:spacing w:before="60" w:after="160"/>
-      </w:pPr>
-      <w:r>
-        <w:t>Hình 10. Mô hình vùng ghi vượt với input 64 byte.</w:t>
-      </w:r>
-    </w:p>
-    <w:p>
-      <w:pPr>
-        <w:keepNext/>
-        <w:spacing w:before="160" w:after="80"/>
-      </w:pPr>
-      <w:r>
-        <w:rPr>
-          <w:rFonts w:ascii="Calibri" w:hAnsi="Calibri"/>
-          <w:b/>
-          <w:color w:val="203748"/>
-          <w:sz w:val="21"/>
-        </w:rPr>
-        <w:t>11_asan_detected.png</w:t>
-      </w:r>
-    </w:p>
-    <w:tbl>
-      <w:tblPr>
-        <w:tblStyle w:val="TableGrid"/>
-        <w:jc w:val="left"/>
-        <w:tblLook w:firstColumn="1" w:firstRow="1" w:lastColumn="0" w:lastRow="0" w:noHBand="0" w:noVBand="1" w:val="04A0"/>
-        <w:tblW w:w="9360" w:type="dxa"/>
-        <w:tblInd w:w="120" w:type="dxa"/>
-        <w:tblLayout w:type="fixed"/>
-      </w:tblPr>
-      <w:tblGrid>
-        <w:gridCol w:w="9360"/>
-      </w:tblGrid>
-      <w:tr>
-        <w:tc>
-          <w:tcPr>
-            <w:tcW w:type="dxa" w:w="9360"/>
-            <w:shd w:fill="FDE9E7"/>
-            <w:vAlign w:val="center"/>
-            <w:tcMar>
-              <w:top w:w="80" w:type="dxa"/>
-              <w:start w:w="120" w:type="dxa"/>
-              <w:bottom w:w="80" w:type="dxa"/>
-              <w:end w:w="120" w:type="dxa"/>
-            </w:tcMar>
-          </w:tcPr>
-          <w:p>
-            <w:r>
-              <w:rPr>
-                <w:rFonts w:ascii="Calibri" w:hAnsi="Calibri"/>
-                <w:b/>
-                <w:color w:val="203748"/>
-                <w:sz w:val="18"/>
-              </w:rPr>
-              <w:t>ẢNH THỦ CÔNG CẦN BỔ SUNG: 11_asan_detected.png</w:t>
-            </w:r>
-          </w:p>
-        </w:tc>
-      </w:tr>
-      <w:tr>
-        <w:tc>
-          <w:tcPr>
-            <w:tcW w:type="dxa" w:w="9360"/>
-            <w:vAlign w:val="center"/>
-            <w:tcMar>
-              <w:top w:w="80" w:type="dxa"/>
-              <w:start w:w="120" w:type="dxa"/>
-              <w:bottom w:w="80" w:type="dxa"/>
-              <w:end w:w="120" w:type="dxa"/>
-            </w:tcMar>
-          </w:tcPr>
-          <w:p>
-            <w:r>
-              <w:rPr>
-                <w:rFonts w:ascii="Calibri" w:hAnsi="Calibri"/>
-                <w:b w:val="0"/>
-                <w:color w:val="203748"/>
-                <w:sz w:val="18"/>
-              </w:rPr>
-              <w:t>URL hoặc lệnh: http://127.0.0.1:5002/vulnerable</w:t>
-            </w:r>
-          </w:p>
-        </w:tc>
-      </w:tr>
-      <w:tr>
-        <w:tc>
-          <w:tcPr>
-            <w:tcW w:type="dxa" w:w="9360"/>
-            <w:vAlign w:val="center"/>
-            <w:tcMar>
-              <w:top w:w="80" w:type="dxa"/>
-              <w:start w:w="120" w:type="dxa"/>
-              <w:bottom w:w="80" w:type="dxa"/>
-              <w:end w:w="120" w:type="dxa"/>
-            </w:tcMar>
-          </w:tcPr>
-          <w:p>
-            <w:r>
-              <w:rPr>
-                <w:rFonts w:ascii="Calibri" w:hAnsi="Calibri"/>
-                <w:b w:val="0"/>
-                <w:color w:val="203748"/>
-                <w:sz w:val="18"/>
-              </w:rPr>
-              <w:t>Thao tác: Mở ASan Inspector.</w:t>
-            </w:r>
-          </w:p>
-        </w:tc>
-      </w:tr>
-      <w:tr>
-        <w:tc>
-          <w:tcPr>
-            <w:tcW w:type="dxa" w:w="9360"/>
-            <w:vAlign w:val="center"/>
-            <w:tcMar>
-              <w:top w:w="80" w:type="dxa"/>
-              <w:start w:w="120" w:type="dxa"/>
-              <w:bottom w:w="80" w:type="dxa"/>
-              <w:end w:w="120" w:type="dxa"/>
-            </w:tcMar>
-          </w:tcPr>
-          <w:p>
-            <w:r>
-              <w:rPr>
-                <w:rFonts w:ascii="Calibri" w:hAnsi="Calibri"/>
-                <w:b w:val="0"/>
-                <w:color w:val="203748"/>
-                <w:sz w:val="18"/>
-              </w:rPr>
-              <w:t>Nội dung bắt buộc: stack-buffer-overflow từ log thật.</w:t>
-            </w:r>
-          </w:p>
-        </w:tc>
-      </w:tr>
-    </w:tbl>
-    <w:p>
-      <w:pPr>
-        <w:pStyle w:val="Caption"/>
-        <w:spacing w:before="60" w:after="160"/>
-      </w:pPr>
-      <w:r>
-        <w:t>Hình 11. AddressSanitizer phát hiện lỗi.</w:t>
-      </w:r>
-    </w:p>
-    <w:p>
-      <w:pPr>
-        <w:keepNext/>
-        <w:spacing w:before="160" w:after="80"/>
-      </w:pPr>
-      <w:r>
-        <w:rPr>
-          <w:rFonts w:ascii="Calibri" w:hAnsi="Calibri"/>
-          <w:b/>
-          <w:color w:val="203748"/>
-          <w:sz w:val="21"/>
-        </w:rPr>
-        <w:t>12_asan_stack_trace.png</w:t>
-      </w:r>
-    </w:p>
-    <w:tbl>
-      <w:tblPr>
-        <w:tblStyle w:val="TableGrid"/>
-        <w:jc w:val="left"/>
-        <w:tblLook w:firstColumn="1" w:firstRow="1" w:lastColumn="0" w:lastRow="0" w:noHBand="0" w:noVBand="1" w:val="04A0"/>
-        <w:tblW w:w="9360" w:type="dxa"/>
-        <w:tblInd w:w="120" w:type="dxa"/>
-        <w:tblLayout w:type="fixed"/>
-      </w:tblPr>
-      <w:tblGrid>
-        <w:gridCol w:w="9360"/>
-      </w:tblGrid>
-      <w:tr>
-        <w:tc>
-          <w:tcPr>
-            <w:tcW w:type="dxa" w:w="9360"/>
-            <w:shd w:fill="FDE9E7"/>
-            <w:vAlign w:val="center"/>
-            <w:tcMar>
-              <w:top w:w="80" w:type="dxa"/>
-              <w:start w:w="120" w:type="dxa"/>
-              <w:bottom w:w="80" w:type="dxa"/>
-              <w:end w:w="120" w:type="dxa"/>
-            </w:tcMar>
-          </w:tcPr>
-          <w:p>
-            <w:r>
-              <w:rPr>
-                <w:rFonts w:ascii="Calibri" w:hAnsi="Calibri"/>
-                <w:b/>
-                <w:color w:val="203748"/>
-                <w:sz w:val="18"/>
-              </w:rPr>
-              <w:t>ẢNH THỦ CÔNG CẦN BỔ SUNG: 12_asan_stack_trace.png</w:t>
-            </w:r>
-          </w:p>
-        </w:tc>
-      </w:tr>
-      <w:tr>
-        <w:tc>
-          <w:tcPr>
-            <w:tcW w:type="dxa" w:w="9360"/>
-            <w:vAlign w:val="center"/>
-            <w:tcMar>
-              <w:top w:w="80" w:type="dxa"/>
-              <w:start w:w="120" w:type="dxa"/>
-              <w:bottom w:w="80" w:type="dxa"/>
-              <w:end w:w="120" w:type="dxa"/>
-            </w:tcMar>
-          </w:tcPr>
-          <w:p>
-            <w:r>
-              <w:rPr>
-                <w:rFonts w:ascii="Calibri" w:hAnsi="Calibri"/>
-                <w:b w:val="0"/>
-                <w:color w:val="203748"/>
-                <w:sz w:val="18"/>
-              </w:rPr>
-              <w:t>URL hoặc lệnh: http://127.0.0.1:5002/vulnerable</w:t>
-            </w:r>
-          </w:p>
-        </w:tc>
-      </w:tr>
-      <w:tr>
-        <w:tc>
-          <w:tcPr>
-            <w:tcW w:type="dxa" w:w="9360"/>
-            <w:vAlign w:val="center"/>
-            <w:tcMar>
-              <w:top w:w="80" w:type="dxa"/>
-              <w:start w:w="120" w:type="dxa"/>
-              <w:bottom w:w="80" w:type="dxa"/>
-              <w:end w:w="120" w:type="dxa"/>
-            </w:tcMar>
-          </w:tcPr>
-          <w:p>
-            <w:r>
-              <w:rPr>
-                <w:rFonts w:ascii="Calibri" w:hAnsi="Calibri"/>
-                <w:b w:val="0"/>
-                <w:color w:val="203748"/>
-                <w:sz w:val="18"/>
-              </w:rPr>
-              <w:t>Thao tác: Mở chi tiết stack trace.</w:t>
-            </w:r>
-          </w:p>
-        </w:tc>
-      </w:tr>
-      <w:tr>
-        <w:tc>
-          <w:tcPr>
-            <w:tcW w:type="dxa" w:w="9360"/>
-            <w:vAlign w:val="center"/>
-            <w:tcMar>
-              <w:top w:w="80" w:type="dxa"/>
-              <w:start w:w="120" w:type="dxa"/>
-              <w:bottom w:w="80" w:type="dxa"/>
-              <w:end w:w="120" w:type="dxa"/>
-            </w:tcMar>
-          </w:tcPr>
-          <w:p>
-            <w:r>
-              <w:rPr>
-                <w:rFonts w:ascii="Calibri" w:hAnsi="Calibri"/>
-                <w:b w:val="0"/>
-                <w:color w:val="203748"/>
-                <w:sz w:val="18"/>
-              </w:rPr>
-              <w:t>Nội dung bắt buộc: File, process_name và dòng strcpy.</w:t>
-            </w:r>
-          </w:p>
-        </w:tc>
-      </w:tr>
-    </w:tbl>
-    <w:p>
-      <w:pPr>
-        <w:pStyle w:val="Caption"/>
-        <w:spacing w:before="60" w:after="160"/>
-      </w:pPr>
-      <w:r>
-        <w:t>Hình 12. Stack trace ASan định vị nguồn lỗi.</w:t>
-      </w:r>
-    </w:p>
-    <w:p>
-      <w:pPr>
-        <w:keepNext/>
-        <w:spacing w:before="160" w:after="80"/>
-      </w:pPr>
-      <w:r>
-        <w:rPr>
-          <w:rFonts w:ascii="Calibri" w:hAnsi="Calibri"/>
-          <w:b/>
-          <w:color w:val="203748"/>
-          <w:sz w:val="21"/>
-        </w:rPr>
-        <w:t>13_native_crash_result.png</w:t>
-      </w:r>
-    </w:p>
-    <w:tbl>
-      <w:tblPr>
-        <w:tblStyle w:val="TableGrid"/>
-        <w:jc w:val="left"/>
-        <w:tblLook w:firstColumn="1" w:firstRow="1" w:lastColumn="0" w:lastRow="0" w:noHBand="0" w:noVBand="1" w:val="04A0"/>
-        <w:tblW w:w="9360" w:type="dxa"/>
-        <w:tblInd w:w="120" w:type="dxa"/>
-        <w:tblLayout w:type="fixed"/>
-      </w:tblPr>
-      <w:tblGrid>
-        <w:gridCol w:w="9360"/>
-      </w:tblGrid>
-      <w:tr>
-        <w:tc>
-          <w:tcPr>
-            <w:tcW w:type="dxa" w:w="9360"/>
-            <w:shd w:fill="FDE9E7"/>
-            <w:vAlign w:val="center"/>
-            <w:tcMar>
-              <w:top w:w="80" w:type="dxa"/>
-              <w:start w:w="120" w:type="dxa"/>
-              <w:bottom w:w="80" w:type="dxa"/>
-              <w:end w:w="120" w:type="dxa"/>
-            </w:tcMar>
-          </w:tcPr>
-          <w:p>
-            <w:r>
-              <w:rPr>
-                <w:rFonts w:ascii="Calibri" w:hAnsi="Calibri"/>
-                <w:b/>
-                <w:color w:val="203748"/>
-                <w:sz w:val="18"/>
-              </w:rPr>
-              <w:t>ẢNH THỦ CÔNG CẦN BỔ SUNG: 13_native_crash_result.png</w:t>
-            </w:r>
-          </w:p>
-        </w:tc>
-      </w:tr>
-      <w:tr>
-        <w:tc>
-          <w:tcPr>
-            <w:tcW w:type="dxa" w:w="9360"/>
-            <w:vAlign w:val="center"/>
-            <w:tcMar>
-              <w:top w:w="80" w:type="dxa"/>
-              <w:start w:w="120" w:type="dxa"/>
-              <w:bottom w:w="80" w:type="dxa"/>
-              <w:end w:w="120" w:type="dxa"/>
-            </w:tcMar>
-          </w:tcPr>
-          <w:p>
-            <w:r>
-              <w:rPr>
-                <w:rFonts w:ascii="Calibri" w:hAnsi="Calibri"/>
-                <w:b w:val="0"/>
-                <w:color w:val="203748"/>
-                <w:sz w:val="18"/>
-              </w:rPr>
-              <w:t>URL hoặc lệnh: POST /submit</w:t>
-            </w:r>
-          </w:p>
-        </w:tc>
-      </w:tr>
-      <w:tr>
-        <w:tc>
-          <w:tcPr>
-            <w:tcW w:type="dxa" w:w="9360"/>
-            <w:vAlign w:val="center"/>
-            <w:tcMar>
-              <w:top w:w="80" w:type="dxa"/>
-              <w:start w:w="120" w:type="dxa"/>
-              <w:bottom w:w="80" w:type="dxa"/>
-              <w:end w:w="120" w:type="dxa"/>
-            </w:tcMar>
-          </w:tcPr>
-          <w:p>
-            <w:r>
-              <w:rPr>
-                <w:rFonts w:ascii="Calibri" w:hAnsi="Calibri"/>
-                <w:b w:val="0"/>
-                <w:color w:val="203748"/>
-                <w:sz w:val="18"/>
-              </w:rPr>
-              <w:t>Thao tác: Mở Native Inspector sau trace 64.</w:t>
-            </w:r>
-          </w:p>
-        </w:tc>
-      </w:tr>
-      <w:tr>
-        <w:tc>
-          <w:tcPr>
-            <w:tcW w:type="dxa" w:w="9360"/>
-            <w:vAlign w:val="center"/>
-            <w:tcMar>
-              <w:top w:w="80" w:type="dxa"/>
-              <w:start w:w="120" w:type="dxa"/>
-              <w:bottom w:w="80" w:type="dxa"/>
-              <w:end w:w="120" w:type="dxa"/>
-            </w:tcMar>
-          </w:tcPr>
-          <w:p>
-            <w:r>
-              <w:rPr>
-                <w:rFonts w:ascii="Calibri" w:hAnsi="Calibri"/>
-                <w:b w:val="0"/>
-                <w:color w:val="203748"/>
-                <w:sz w:val="18"/>
-              </w:rPr>
-              <w:t>Nội dung bắt buộc: Exit code/signal thực tế.</w:t>
-            </w:r>
-          </w:p>
-        </w:tc>
-      </w:tr>
-    </w:tbl>
-    <w:p>
-      <w:pPr>
-        <w:pStyle w:val="Caption"/>
-        <w:spacing w:before="60" w:after="160"/>
-      </w:pPr>
-      <w:r>
-        <w:t>Hình 13. Trạng thái dừng của tiến trình native.</w:t>
-      </w:r>
-    </w:p>
-    <w:p>
-      <w:pPr>
-        <w:keepNext/>
-        <w:spacing w:before="160" w:after="80"/>
-      </w:pPr>
-      <w:r>
-        <w:rPr>
-          <w:rFonts w:ascii="Calibri" w:hAnsi="Calibri"/>
-          <w:b/>
-          <w:color w:val="203748"/>
-          <w:sz w:val="21"/>
-        </w:rPr>
-        <w:t>14_final_vulnerable_verdict.png</w:t>
-      </w:r>
-    </w:p>
-    <w:tbl>
-      <w:tblPr>
-        <w:tblStyle w:val="TableGrid"/>
-        <w:jc w:val="left"/>
-        <w:tblLook w:firstColumn="1" w:firstRow="1" w:lastColumn="0" w:lastRow="0" w:noHBand="0" w:noVBand="1" w:val="04A0"/>
-        <w:tblW w:w="9360" w:type="dxa"/>
-        <w:tblInd w:w="120" w:type="dxa"/>
-        <w:tblLayout w:type="fixed"/>
-      </w:tblPr>
-      <w:tblGrid>
-        <w:gridCol w:w="9360"/>
-      </w:tblGrid>
-      <w:tr>
-        <w:tc>
-          <w:tcPr>
-            <w:tcW w:type="dxa" w:w="9360"/>
-            <w:shd w:fill="FDE9E7"/>
-            <w:vAlign w:val="center"/>
-            <w:tcMar>
-              <w:top w:w="80" w:type="dxa"/>
-              <w:start w:w="120" w:type="dxa"/>
-              <w:bottom w:w="80" w:type="dxa"/>
-              <w:end w:w="120" w:type="dxa"/>
-            </w:tcMar>
-          </w:tcPr>
-          <w:p>
-            <w:r>
-              <w:rPr>
-                <w:rFonts w:ascii="Calibri" w:hAnsi="Calibri"/>
-                <w:b/>
-                <w:color w:val="203748"/>
-                <w:sz w:val="18"/>
-              </w:rPr>
-              <w:t>ẢNH THỦ CÔNG CẦN BỔ SUNG: 14_final_vulnerable_verdict.png</w:t>
-            </w:r>
-          </w:p>
-        </w:tc>
-      </w:tr>
-      <w:tr>
-        <w:tc>
-          <w:tcPr>
-            <w:tcW w:type="dxa" w:w="9360"/>
-            <w:vAlign w:val="center"/>
-            <w:tcMar>
-              <w:top w:w="80" w:type="dxa"/>
-              <w:start w:w="120" w:type="dxa"/>
-              <w:bottom w:w="80" w:type="dxa"/>
-              <w:end w:w="120" w:type="dxa"/>
-            </w:tcMar>
-          </w:tcPr>
-          <w:p>
-            <w:r>
-              <w:rPr>
-                <w:rFonts w:ascii="Calibri" w:hAnsi="Calibri"/>
-                <w:b w:val="0"/>
-                <w:color w:val="203748"/>
-                <w:sz w:val="18"/>
-              </w:rPr>
-              <w:t>URL hoặc lệnh: http://127.0.0.1:5002/vulnerable</w:t>
-            </w:r>
-          </w:p>
-        </w:tc>
-      </w:tr>
-      <w:tr>
-        <w:tc>
-          <w:tcPr>
-            <w:tcW w:type="dxa" w:w="9360"/>
-            <w:vAlign w:val="center"/>
-            <w:tcMar>
-              <w:top w:w="80" w:type="dxa"/>
-              <w:start w:w="120" w:type="dxa"/>
-              <w:bottom w:w="80" w:type="dxa"/>
-              <w:end w:w="120" w:type="dxa"/>
-            </w:tcMar>
-          </w:tcPr>
-          <w:p>
-            <w:r>
-              <w:rPr>
-                <w:rFonts w:ascii="Calibri" w:hAnsi="Calibri"/>
-                <w:b w:val="0"/>
-                <w:color w:val="203748"/>
-                <w:sz w:val="18"/>
-              </w:rPr>
-              <w:t>Thao tác: Mở Final Security Verdict.</w:t>
-            </w:r>
-          </w:p>
-        </w:tc>
-      </w:tr>
-      <w:tr>
-        <w:tc>
-          <w:tcPr>
-            <w:tcW w:type="dxa" w:w="9360"/>
-            <w:vAlign w:val="center"/>
-            <w:tcMar>
-              <w:top w:w="80" w:type="dxa"/>
-              <w:start w:w="120" w:type="dxa"/>
-              <w:bottom w:w="80" w:type="dxa"/>
-              <w:end w:w="120" w:type="dxa"/>
-            </w:tcMar>
-          </w:tcPr>
-          <w:p>
-            <w:r>
-              <w:rPr>
-                <w:rFonts w:ascii="Calibri" w:hAnsi="Calibri"/>
-                <w:b w:val="0"/>
-                <w:color w:val="203748"/>
-                <w:sz w:val="18"/>
-              </w:rPr>
-              <w:t>Nội dung bắt buộc: Overflow, detection/crash thực tế và nguyên nhân.</w:t>
-            </w:r>
-          </w:p>
-        </w:tc>
-      </w:tr>
-    </w:tbl>
-    <w:p>
-      <w:pPr>
-        <w:pStyle w:val="Caption"/>
-        <w:spacing w:before="60" w:after="160"/>
-      </w:pPr>
-      <w:r>
-        <w:t>Hình 14. Kết luận bảo mật của bản vulnerable.</w:t>
-      </w:r>
-    </w:p>
-    <w:p>
-      <w:pPr>
-        <w:keepNext/>
-        <w:spacing w:before="160" w:after="80"/>
-      </w:pPr>
-      <w:r>
-        <w:rPr>
-          <w:rFonts w:ascii="Calibri" w:hAnsi="Calibri"/>
-          <w:b/>
-          <w:color w:val="203748"/>
-          <w:sz w:val="21"/>
-        </w:rPr>
-        <w:t>15_length_test_table.png</w:t>
-      </w:r>
-    </w:p>
-    <w:tbl>
-      <w:tblPr>
-        <w:tblStyle w:val="TableGrid"/>
-        <w:jc w:val="left"/>
-        <w:tblLook w:firstColumn="1" w:firstRow="1" w:lastColumn="0" w:lastRow="0" w:noHBand="0" w:noVBand="1" w:val="04A0"/>
-        <w:tblW w:w="9360" w:type="dxa"/>
-        <w:tblInd w:w="120" w:type="dxa"/>
-        <w:tblLayout w:type="fixed"/>
-      </w:tblPr>
-      <w:tblGrid>
-        <w:gridCol w:w="9360"/>
-      </w:tblGrid>
-      <w:tr>
-        <w:tc>
-          <w:tcPr>
-            <w:tcW w:type="dxa" w:w="9360"/>
-            <w:shd w:fill="FDE9E7"/>
-            <w:vAlign w:val="center"/>
-            <w:tcMar>
-              <w:top w:w="80" w:type="dxa"/>
-              <w:start w:w="120" w:type="dxa"/>
-              <w:bottom w:w="80" w:type="dxa"/>
-              <w:end w:w="120" w:type="dxa"/>
-            </w:tcMar>
-          </w:tcPr>
-          <w:p>
-            <w:r>
-              <w:rPr>
-                <w:rFonts w:ascii="Calibri" w:hAnsi="Calibri"/>
-                <w:b/>
-                <w:color w:val="203748"/>
-                <w:sz w:val="18"/>
-              </w:rPr>
-              <w:t>ẢNH THỦ CÔNG CẦN BỔ SUNG: 15_length_test_table.png</w:t>
-            </w:r>
-          </w:p>
-        </w:tc>
-      </w:tr>
-      <w:tr>
-        <w:tc>
-          <w:tcPr>
-            <w:tcW w:type="dxa" w:w="9360"/>
-            <w:vAlign w:val="center"/>
-            <w:tcMar>
-              <w:top w:w="80" w:type="dxa"/>
-              <w:start w:w="120" w:type="dxa"/>
-              <w:bottom w:w="80" w:type="dxa"/>
-              <w:end w:w="120" w:type="dxa"/>
-            </w:tcMar>
-          </w:tcPr>
-          <w:p>
-            <w:r>
-              <w:rPr>
-                <w:rFonts w:ascii="Calibri" w:hAnsi="Calibri"/>
-                <w:b w:val="0"/>
-                <w:color w:val="203748"/>
-                <w:sz w:val="18"/>
-              </w:rPr>
-              <w:t>URL hoặc lệnh: python scripts/test_lengths.py</w:t>
-            </w:r>
-          </w:p>
-        </w:tc>
-      </w:tr>
-      <w:tr>
-        <w:tc>
-          <w:tcPr>
-            <w:tcW w:type="dxa" w:w="9360"/>
-            <w:vAlign w:val="center"/>
-            <w:tcMar>
-              <w:top w:w="80" w:type="dxa"/>
-              <w:start w:w="120" w:type="dxa"/>
-              <w:bottom w:w="80" w:type="dxa"/>
-              <w:end w:w="120" w:type="dxa"/>
-            </w:tcMar>
-          </w:tcPr>
-          <w:p>
-            <w:r>
-              <w:rPr>
-                <w:rFonts w:ascii="Calibri" w:hAnsi="Calibri"/>
-                <w:b w:val="0"/>
-                <w:color w:val="203748"/>
-                <w:sz w:val="18"/>
-              </w:rPr>
-              <w:t>Thao tác: Chạy test độ dài và chụp bảng thật.</w:t>
-            </w:r>
-          </w:p>
-        </w:tc>
-      </w:tr>
-      <w:tr>
-        <w:tc>
-          <w:tcPr>
-            <w:tcW w:type="dxa" w:w="9360"/>
-            <w:vAlign w:val="center"/>
-            <w:tcMar>
-              <w:top w:w="80" w:type="dxa"/>
-              <w:start w:w="120" w:type="dxa"/>
-              <w:bottom w:w="80" w:type="dxa"/>
-              <w:end w:w="120" w:type="dxa"/>
-            </w:tcMar>
-          </w:tcPr>
-          <w:p>
-            <w:r>
-              <w:rPr>
-                <w:rFonts w:ascii="Calibri" w:hAnsi="Calibri"/>
-                <w:b w:val="0"/>
-                <w:color w:val="203748"/>
-                <w:sz w:val="18"/>
-              </w:rPr>
-              <w:t>Nội dung bắt buộc: Các length, HTTP, exit/signal, ASan/crash.</w:t>
-            </w:r>
-          </w:p>
-        </w:tc>
-      </w:tr>
-    </w:tbl>
-    <w:p>
-      <w:pPr>
-        <w:pStyle w:val="Caption"/>
-        <w:spacing w:before="60" w:after="160"/>
-      </w:pPr>
-      <w:r>
-        <w:t>Hình 15. Kết quả kiểm thử theo độ dài.</w:t>
+        <w:t>Hình 9. Kết quả pytest thực tế và report artifacts của Lab02.</w:t>
       </w:r>
     </w:p>
     <w:p>
@@ -3178,3439 +1652,22 @@
         <w:pStyle w:val="Heading1"/>
       </w:pPr>
       <w:r>
-        <w:t>Chương 7. Phân tích GDB</w:t>
-      </w:r>
-    </w:p>
-    <w:p>
-      <w:pPr>
-        <w:pStyle w:val="Heading2"/>
-      </w:pPr>
-      <w:r>
-        <w:t>Quy trình quan sát</w:t>
+        <w:t>9. Kết luận</w:t>
       </w:r>
     </w:p>
     <w:p>
       <w:r>
-        <w:t>Dùng binary vulnerable_debug với symbol -g, frame pointer và tối ưu O0. Break tại process_name, xem frame, info locals, sizeof(name), vùng byte quanh name, rồi tiếp tục để quan sát signal/backtrace. Địa chỉ chỉ xuất hiện trong terminal GDB local.</w:t>
-      </w:r>
-    </w:p>
-    <w:p>
-      <w:r>
-        <w:t>Phiên overflow chỉ dùng 64 ký tự A. Không sửa register, không ghi memory, không nhảy địa chỉ tùy ý và không có nội dung khai thác thực thi mã.</w:t>
-      </w:r>
-    </w:p>
-    <w:p>
-      <w:pPr>
-        <w:pStyle w:val="Heading2"/>
-      </w:pPr>
-      <w:r>
-        <w:t>Giới hạn bằng chứng</w:t>
-      </w:r>
-    </w:p>
-    <w:p>
-      <w:r>
-        <w:t>Nếu evidence/gdb chưa có log, báo cáo ghi trạng thái chưa chạy; script .gdb và hướng dẫn không được xem là kết quả thực nghiệm.</w:t>
-      </w:r>
-    </w:p>
-    <w:p>
-      <w:r>
-        <w:t>Chưa có log GDB thật; chỉ có script/hướng dẫn để chạy local.</w:t>
-      </w:r>
-    </w:p>
-    <w:p>
-      <w:pPr>
-        <w:keepNext/>
-        <w:spacing w:before="160" w:after="80"/>
-      </w:pPr>
-      <w:r>
-        <w:rPr>
-          <w:rFonts w:ascii="Calibri" w:hAnsi="Calibri"/>
-          <w:b/>
-          <w:color w:val="203748"/>
-          <w:sz w:val="21"/>
-        </w:rPr>
-        <w:t>16_gdb_breakpoint.png</w:t>
-      </w:r>
-    </w:p>
-    <w:tbl>
-      <w:tblPr>
-        <w:tblStyle w:val="TableGrid"/>
-        <w:jc w:val="left"/>
-        <w:tblLook w:firstColumn="1" w:firstRow="1" w:lastColumn="0" w:lastRow="0" w:noHBand="0" w:noVBand="1" w:val="04A0"/>
-        <w:tblW w:w="9360" w:type="dxa"/>
-        <w:tblInd w:w="120" w:type="dxa"/>
-        <w:tblLayout w:type="fixed"/>
-      </w:tblPr>
-      <w:tblGrid>
-        <w:gridCol w:w="9360"/>
-      </w:tblGrid>
-      <w:tr>
-        <w:tc>
-          <w:tcPr>
-            <w:tcW w:type="dxa" w:w="9360"/>
-            <w:shd w:fill="FDE9E7"/>
-            <w:vAlign w:val="center"/>
-            <w:tcMar>
-              <w:top w:w="80" w:type="dxa"/>
-              <w:start w:w="120" w:type="dxa"/>
-              <w:bottom w:w="80" w:type="dxa"/>
-              <w:end w:w="120" w:type="dxa"/>
-            </w:tcMar>
-          </w:tcPr>
-          <w:p>
-            <w:r>
-              <w:rPr>
-                <w:rFonts w:ascii="Calibri" w:hAnsi="Calibri"/>
-                <w:b/>
-                <w:color w:val="203748"/>
-                <w:sz w:val="18"/>
-              </w:rPr>
-              <w:t>ẢNH THỦ CÔNG CẦN BỔ SUNG: 16_gdb_breakpoint.png</w:t>
-            </w:r>
-          </w:p>
-        </w:tc>
-      </w:tr>
-      <w:tr>
-        <w:tc>
-          <w:tcPr>
-            <w:tcW w:type="dxa" w:w="9360"/>
-            <w:vAlign w:val="center"/>
-            <w:tcMar>
-              <w:top w:w="80" w:type="dxa"/>
-              <w:start w:w="120" w:type="dxa"/>
-              <w:bottom w:w="80" w:type="dxa"/>
-              <w:end w:w="120" w:type="dxa"/>
-            </w:tcMar>
-          </w:tcPr>
-          <w:p>
-            <w:r>
-              <w:rPr>
-                <w:rFonts w:ascii="Calibri" w:hAnsi="Calibri"/>
-                <w:b w:val="0"/>
-                <w:color w:val="203748"/>
-                <w:sz w:val="18"/>
-              </w:rPr>
-              <w:t>URL hoặc lệnh: gdb -q -x gdb/inspect_normal.gdb</w:t>
-            </w:r>
-          </w:p>
-        </w:tc>
-      </w:tr>
-      <w:tr>
-        <w:tc>
-          <w:tcPr>
-            <w:tcW w:type="dxa" w:w="9360"/>
-            <w:vAlign w:val="center"/>
-            <w:tcMar>
-              <w:top w:w="80" w:type="dxa"/>
-              <w:start w:w="120" w:type="dxa"/>
-              <w:bottom w:w="80" w:type="dxa"/>
-              <w:end w:w="120" w:type="dxa"/>
-            </w:tcMar>
-          </w:tcPr>
-          <w:p>
-            <w:r>
-              <w:rPr>
-                <w:rFonts w:ascii="Calibri" w:hAnsi="Calibri"/>
-                <w:b w:val="0"/>
-                <w:color w:val="203748"/>
-                <w:sz w:val="18"/>
-              </w:rPr>
-              <w:t>Thao tác: Chụp khi dừng tại process_name.</w:t>
-            </w:r>
-          </w:p>
-        </w:tc>
-      </w:tr>
-      <w:tr>
-        <w:tc>
-          <w:tcPr>
-            <w:tcW w:type="dxa" w:w="9360"/>
-            <w:vAlign w:val="center"/>
-            <w:tcMar>
-              <w:top w:w="80" w:type="dxa"/>
-              <w:start w:w="120" w:type="dxa"/>
-              <w:bottom w:w="80" w:type="dxa"/>
-              <w:end w:w="120" w:type="dxa"/>
-            </w:tcMar>
-          </w:tcPr>
-          <w:p>
-            <w:r>
-              <w:rPr>
-                <w:rFonts w:ascii="Calibri" w:hAnsi="Calibri"/>
-                <w:b w:val="0"/>
-                <w:color w:val="203748"/>
-                <w:sz w:val="18"/>
-              </w:rPr>
-              <w:t>Nội dung bắt buộc: Breakpoint, file và dòng.</w:t>
-            </w:r>
-          </w:p>
-        </w:tc>
-      </w:tr>
-    </w:tbl>
-    <w:p>
-      <w:pPr>
-        <w:pStyle w:val="Caption"/>
-        <w:spacing w:before="60" w:after="160"/>
-      </w:pPr>
-      <w:r>
-        <w:t>Hình 16. GDB dừng tại process_name.</w:t>
-      </w:r>
-    </w:p>
-    <w:p>
-      <w:pPr>
-        <w:keepNext/>
-        <w:spacing w:before="160" w:after="80"/>
-      </w:pPr>
-      <w:r>
-        <w:rPr>
-          <w:rFonts w:ascii="Calibri" w:hAnsi="Calibri"/>
-          <w:b/>
-          <w:color w:val="203748"/>
-          <w:sz w:val="21"/>
-        </w:rPr>
-        <w:t>17_gdb_local_buffer.png</w:t>
-      </w:r>
-    </w:p>
-    <w:tbl>
-      <w:tblPr>
-        <w:tblStyle w:val="TableGrid"/>
-        <w:jc w:val="left"/>
-        <w:tblLook w:firstColumn="1" w:firstRow="1" w:lastColumn="0" w:lastRow="0" w:noHBand="0" w:noVBand="1" w:val="04A0"/>
-        <w:tblW w:w="9360" w:type="dxa"/>
-        <w:tblInd w:w="120" w:type="dxa"/>
-        <w:tblLayout w:type="fixed"/>
-      </w:tblPr>
-      <w:tblGrid>
-        <w:gridCol w:w="9360"/>
-      </w:tblGrid>
-      <w:tr>
-        <w:tc>
-          <w:tcPr>
-            <w:tcW w:type="dxa" w:w="9360"/>
-            <w:shd w:fill="FDE9E7"/>
-            <w:vAlign w:val="center"/>
-            <w:tcMar>
-              <w:top w:w="80" w:type="dxa"/>
-              <w:start w:w="120" w:type="dxa"/>
-              <w:bottom w:w="80" w:type="dxa"/>
-              <w:end w:w="120" w:type="dxa"/>
-            </w:tcMar>
-          </w:tcPr>
-          <w:p>
-            <w:r>
-              <w:rPr>
-                <w:rFonts w:ascii="Calibri" w:hAnsi="Calibri"/>
-                <w:b/>
-                <w:color w:val="203748"/>
-                <w:sz w:val="18"/>
-              </w:rPr>
-              <w:t>ẢNH THỦ CÔNG CẦN BỔ SUNG: 17_gdb_local_buffer.png</w:t>
-            </w:r>
-          </w:p>
-        </w:tc>
-      </w:tr>
-      <w:tr>
-        <w:tc>
-          <w:tcPr>
-            <w:tcW w:type="dxa" w:w="9360"/>
-            <w:vAlign w:val="center"/>
-            <w:tcMar>
-              <w:top w:w="80" w:type="dxa"/>
-              <w:start w:w="120" w:type="dxa"/>
-              <w:bottom w:w="80" w:type="dxa"/>
-              <w:end w:w="120" w:type="dxa"/>
-            </w:tcMar>
-          </w:tcPr>
-          <w:p>
-            <w:r>
-              <w:rPr>
-                <w:rFonts w:ascii="Calibri" w:hAnsi="Calibri"/>
-                <w:b w:val="0"/>
-                <w:color w:val="203748"/>
-                <w:sz w:val="18"/>
-              </w:rPr>
-              <w:t>URL hoặc lệnh: p sizeof(name); x/64bx &amp;name</w:t>
-            </w:r>
-          </w:p>
-        </w:tc>
-      </w:tr>
-      <w:tr>
-        <w:tc>
-          <w:tcPr>
-            <w:tcW w:type="dxa" w:w="9360"/>
-            <w:vAlign w:val="center"/>
-            <w:tcMar>
-              <w:top w:w="80" w:type="dxa"/>
-              <w:start w:w="120" w:type="dxa"/>
-              <w:bottom w:w="80" w:type="dxa"/>
-              <w:end w:w="120" w:type="dxa"/>
-            </w:tcMar>
-          </w:tcPr>
-          <w:p>
-            <w:r>
-              <w:rPr>
-                <w:rFonts w:ascii="Calibri" w:hAnsi="Calibri"/>
-                <w:b w:val="0"/>
-                <w:color w:val="203748"/>
-                <w:sz w:val="18"/>
-              </w:rPr>
-              <w:t>Thao tác: Quan sát local buffer.</w:t>
-            </w:r>
-          </w:p>
-        </w:tc>
-      </w:tr>
-      <w:tr>
-        <w:tc>
-          <w:tcPr>
-            <w:tcW w:type="dxa" w:w="9360"/>
-            <w:vAlign w:val="center"/>
-            <w:tcMar>
-              <w:top w:w="80" w:type="dxa"/>
-              <w:start w:w="120" w:type="dxa"/>
-              <w:bottom w:w="80" w:type="dxa"/>
-              <w:end w:w="120" w:type="dxa"/>
-            </w:tcMar>
-          </w:tcPr>
-          <w:p>
-            <w:r>
-              <w:rPr>
-                <w:rFonts w:ascii="Calibri" w:hAnsi="Calibri"/>
-                <w:b w:val="0"/>
-                <w:color w:val="203748"/>
-                <w:sz w:val="18"/>
-              </w:rPr>
-              <w:t>Nội dung bắt buộc: sizeof(name)=32 hoặc vùng byte local.</w:t>
-            </w:r>
-          </w:p>
-        </w:tc>
-      </w:tr>
-    </w:tbl>
-    <w:p>
-      <w:pPr>
-        <w:pStyle w:val="Caption"/>
-        <w:spacing w:before="60" w:after="160"/>
-      </w:pPr>
-      <w:r>
-        <w:t>Hình 17. Biến local name[32] trong GDB.</w:t>
-      </w:r>
-    </w:p>
-    <w:p>
-      <w:pPr>
-        <w:keepNext/>
-        <w:spacing w:before="160" w:after="80"/>
-      </w:pPr>
-      <w:r>
-        <w:rPr>
-          <w:rFonts w:ascii="Calibri" w:hAnsi="Calibri"/>
-          <w:b/>
-          <w:color w:val="203748"/>
-          <w:sz w:val="21"/>
-        </w:rPr>
-        <w:t>18_gdb_overflow_stop.png</w:t>
-      </w:r>
-    </w:p>
-    <w:tbl>
-      <w:tblPr>
-        <w:tblStyle w:val="TableGrid"/>
-        <w:jc w:val="left"/>
-        <w:tblLook w:firstColumn="1" w:firstRow="1" w:lastColumn="0" w:lastRow="0" w:noHBand="0" w:noVBand="1" w:val="04A0"/>
-        <w:tblW w:w="9360" w:type="dxa"/>
-        <w:tblInd w:w="120" w:type="dxa"/>
-        <w:tblLayout w:type="fixed"/>
-      </w:tblPr>
-      <w:tblGrid>
-        <w:gridCol w:w="9360"/>
-      </w:tblGrid>
-      <w:tr>
-        <w:tc>
-          <w:tcPr>
-            <w:tcW w:type="dxa" w:w="9360"/>
-            <w:shd w:fill="FDE9E7"/>
-            <w:vAlign w:val="center"/>
-            <w:tcMar>
-              <w:top w:w="80" w:type="dxa"/>
-              <w:start w:w="120" w:type="dxa"/>
-              <w:bottom w:w="80" w:type="dxa"/>
-              <w:end w:w="120" w:type="dxa"/>
-            </w:tcMar>
-          </w:tcPr>
-          <w:p>
-            <w:r>
-              <w:rPr>
-                <w:rFonts w:ascii="Calibri" w:hAnsi="Calibri"/>
-                <w:b/>
-                <w:color w:val="203748"/>
-                <w:sz w:val="18"/>
-              </w:rPr>
-              <w:t>ẢNH THỦ CÔNG CẦN BỔ SUNG: 18_gdb_overflow_stop.png</w:t>
-            </w:r>
-          </w:p>
-        </w:tc>
-      </w:tr>
-      <w:tr>
-        <w:tc>
-          <w:tcPr>
-            <w:tcW w:type="dxa" w:w="9360"/>
-            <w:vAlign w:val="center"/>
-            <w:tcMar>
-              <w:top w:w="80" w:type="dxa"/>
-              <w:start w:w="120" w:type="dxa"/>
-              <w:bottom w:w="80" w:type="dxa"/>
-              <w:end w:w="120" w:type="dxa"/>
-            </w:tcMar>
-          </w:tcPr>
-          <w:p>
-            <w:r>
-              <w:rPr>
-                <w:rFonts w:ascii="Calibri" w:hAnsi="Calibri"/>
-                <w:b w:val="0"/>
-                <w:color w:val="203748"/>
-                <w:sz w:val="18"/>
-              </w:rPr>
-              <w:t>URL hoặc lệnh: gdb -q -x gdb/inspect_overflow.gdb</w:t>
-            </w:r>
-          </w:p>
-        </w:tc>
-      </w:tr>
-      <w:tr>
-        <w:tc>
-          <w:tcPr>
-            <w:tcW w:type="dxa" w:w="9360"/>
-            <w:vAlign w:val="center"/>
-            <w:tcMar>
-              <w:top w:w="80" w:type="dxa"/>
-              <w:start w:w="120" w:type="dxa"/>
-              <w:bottom w:w="80" w:type="dxa"/>
-              <w:end w:w="120" w:type="dxa"/>
-            </w:tcMar>
-          </w:tcPr>
-          <w:p>
-            <w:r>
-              <w:rPr>
-                <w:rFonts w:ascii="Calibri" w:hAnsi="Calibri"/>
-                <w:b w:val="0"/>
-                <w:color w:val="203748"/>
-                <w:sz w:val="18"/>
-              </w:rPr>
-              <w:t>Thao tác: Chạy A lặp 64, chụp khi dừng.</w:t>
-            </w:r>
-          </w:p>
-        </w:tc>
-      </w:tr>
-      <w:tr>
-        <w:tc>
-          <w:tcPr>
-            <w:tcW w:type="dxa" w:w="9360"/>
-            <w:vAlign w:val="center"/>
-            <w:tcMar>
-              <w:top w:w="80" w:type="dxa"/>
-              <w:start w:w="120" w:type="dxa"/>
-              <w:bottom w:w="80" w:type="dxa"/>
-              <w:end w:w="120" w:type="dxa"/>
-            </w:tcMar>
-          </w:tcPr>
-          <w:p>
-            <w:r>
-              <w:rPr>
-                <w:rFonts w:ascii="Calibri" w:hAnsi="Calibri"/>
-                <w:b w:val="0"/>
-                <w:color w:val="203748"/>
-                <w:sz w:val="18"/>
-              </w:rPr>
-              <w:t>Nội dung bắt buộc: Signal/trạng thái và backtrace thật.</w:t>
-            </w:r>
-          </w:p>
-        </w:tc>
-      </w:tr>
-    </w:tbl>
-    <w:p>
-      <w:pPr>
-        <w:pStyle w:val="Caption"/>
-        <w:spacing w:before="60" w:after="160"/>
-      </w:pPr>
-      <w:r>
-        <w:t>Hình 18. Phiên overflow được quan sát bằng GDB.</w:t>
-      </w:r>
-    </w:p>
-    <w:p>
-      <w:pPr>
-        <w:pStyle w:val="Heading1"/>
-      </w:pPr>
-      <w:r>
-        <w:t>Chương 8. Bản vá 1 - kiểm tra độ dài</w:t>
-      </w:r>
-    </w:p>
-    <w:p>
-      <w:pPr>
-        <w:pStyle w:val="Heading2"/>
-      </w:pPr>
-      <w:r>
-        <w:t>Thiết kế</w:t>
-      </w:r>
-    </w:p>
-    <w:p>
-      <w:r>
-        <w:t>secure_length dùng strnlen với giới hạn hợp lý. Nếu input vượt 31 byte, hàm trả exit code riêng trước mọi thao tác copy. Input hợp lệ được copy đúng số byte bằng memcpy và đặt name[length] = '\0'.</w:t>
-      </w:r>
-    </w:p>
-    <w:p>
-      <w:r>
-        <w:t>Kiểm tra lại ở C chứng minh defense in depth: bỏ qua thuộc tính maxlength của browser hoặc gọi thẳng endpoint vẫn không thể ép native copy quá capacity.</w:t>
-      </w:r>
-    </w:p>
-    <w:p>
-      <w:pPr>
-        <w:keepNext/>
-        <w:spacing w:before="160" w:after="80"/>
-      </w:pPr>
-      <w:r>
-        <w:rPr>
-          <w:rFonts w:ascii="Calibri" w:hAnsi="Calibri"/>
-          <w:b/>
-          <w:color w:val="203748"/>
-          <w:sz w:val="21"/>
-        </w:rPr>
-        <w:t>19_secure_length_reject.png</w:t>
-      </w:r>
-    </w:p>
-    <w:tbl>
-      <w:tblPr>
-        <w:tblStyle w:val="TableGrid"/>
-        <w:jc w:val="left"/>
-        <w:tblLook w:firstColumn="1" w:firstRow="1" w:lastColumn="0" w:lastRow="0" w:noHBand="0" w:noVBand="1" w:val="04A0"/>
-        <w:tblW w:w="9360" w:type="dxa"/>
-        <w:tblInd w:w="120" w:type="dxa"/>
-        <w:tblLayout w:type="fixed"/>
-      </w:tblPr>
-      <w:tblGrid>
-        <w:gridCol w:w="9360"/>
-      </w:tblGrid>
-      <w:tr>
-        <w:tc>
-          <w:tcPr>
-            <w:tcW w:type="dxa" w:w="9360"/>
-            <w:shd w:fill="FDE9E7"/>
-            <w:vAlign w:val="center"/>
-            <w:tcMar>
-              <w:top w:w="80" w:type="dxa"/>
-              <w:start w:w="120" w:type="dxa"/>
-              <w:bottom w:w="80" w:type="dxa"/>
-              <w:end w:w="120" w:type="dxa"/>
-            </w:tcMar>
-          </w:tcPr>
-          <w:p>
-            <w:r>
-              <w:rPr>
-                <w:rFonts w:ascii="Calibri" w:hAnsi="Calibri"/>
-                <w:b/>
-                <w:color w:val="203748"/>
-                <w:sz w:val="18"/>
-              </w:rPr>
-              <w:t>ẢNH THỦ CÔNG CẦN BỔ SUNG: 19_secure_length_reject.png</w:t>
-            </w:r>
-          </w:p>
-        </w:tc>
-      </w:tr>
-      <w:tr>
-        <w:tc>
-          <w:tcPr>
-            <w:tcW w:type="dxa" w:w="9360"/>
-            <w:vAlign w:val="center"/>
-            <w:tcMar>
-              <w:top w:w="80" w:type="dxa"/>
-              <w:start w:w="120" w:type="dxa"/>
-              <w:bottom w:w="80" w:type="dxa"/>
-              <w:end w:w="120" w:type="dxa"/>
-            </w:tcMar>
-          </w:tcPr>
-          <w:p>
-            <w:r>
-              <w:rPr>
-                <w:rFonts w:ascii="Calibri" w:hAnsi="Calibri"/>
-                <w:b w:val="0"/>
-                <w:color w:val="203748"/>
-                <w:sz w:val="18"/>
-              </w:rPr>
-              <w:t>URL hoặc lệnh: http://127.0.0.1:5002/secure/length</w:t>
-            </w:r>
-          </w:p>
-        </w:tc>
-      </w:tr>
-      <w:tr>
-        <w:tc>
-          <w:tcPr>
-            <w:tcW w:type="dxa" w:w="9360"/>
-            <w:vAlign w:val="center"/>
-            <w:tcMar>
-              <w:top w:w="80" w:type="dxa"/>
-              <w:start w:w="120" w:type="dxa"/>
-              <w:bottom w:w="80" w:type="dxa"/>
-              <w:end w:w="120" w:type="dxa"/>
-            </w:tcMar>
-          </w:tcPr>
-          <w:p>
-            <w:r>
-              <w:rPr>
-                <w:rFonts w:ascii="Calibri" w:hAnsi="Calibri"/>
-                <w:b w:val="0"/>
-                <w:color w:val="203748"/>
-                <w:sz w:val="18"/>
-              </w:rPr>
-              <w:t>Thao tác: Gửi A lặp 64.</w:t>
-            </w:r>
-          </w:p>
-        </w:tc>
-      </w:tr>
-      <w:tr>
-        <w:tc>
-          <w:tcPr>
-            <w:tcW w:type="dxa" w:w="9360"/>
-            <w:vAlign w:val="center"/>
-            <w:tcMar>
-              <w:top w:w="80" w:type="dxa"/>
-              <w:start w:w="120" w:type="dxa"/>
-              <w:bottom w:w="80" w:type="dxa"/>
-              <w:end w:w="120" w:type="dxa"/>
-            </w:tcMar>
-          </w:tcPr>
-          <w:p>
-            <w:r>
-              <w:rPr>
-                <w:rFonts w:ascii="Calibri" w:hAnsi="Calibri"/>
-                <w:b w:val="0"/>
-                <w:color w:val="203748"/>
-                <w:sz w:val="18"/>
-              </w:rPr>
-              <w:t>Nội dung bắt buộc: Từ chối trước copy và exit code thực tế.</w:t>
-            </w:r>
-          </w:p>
-        </w:tc>
-      </w:tr>
-    </w:tbl>
-    <w:p>
-      <w:pPr>
-        <w:pStyle w:val="Caption"/>
-        <w:spacing w:before="60" w:after="160"/>
-      </w:pPr>
-      <w:r>
-        <w:t>Hình 19. Bản vá length từ chối input dài.</w:t>
-      </w:r>
-    </w:p>
-    <w:p>
-      <w:pPr>
-        <w:keepNext/>
-        <w:spacing w:before="160" w:after="80"/>
-      </w:pPr>
-      <w:r>
-        <w:rPr>
-          <w:rFonts w:ascii="Calibri" w:hAnsi="Calibri"/>
-          <w:b/>
-          <w:color w:val="203748"/>
-          <w:sz w:val="21"/>
-        </w:rPr>
-        <w:t>20_secure_length_timeline.png</w:t>
-      </w:r>
-    </w:p>
-    <w:tbl>
-      <w:tblPr>
-        <w:tblStyle w:val="TableGrid"/>
-        <w:jc w:val="left"/>
-        <w:tblLook w:firstColumn="1" w:firstRow="1" w:lastColumn="0" w:lastRow="0" w:noHBand="0" w:noVBand="1" w:val="04A0"/>
-        <w:tblW w:w="9360" w:type="dxa"/>
-        <w:tblInd w:w="120" w:type="dxa"/>
-        <w:tblLayout w:type="fixed"/>
-      </w:tblPr>
-      <w:tblGrid>
-        <w:gridCol w:w="9360"/>
-      </w:tblGrid>
-      <w:tr>
-        <w:tc>
-          <w:tcPr>
-            <w:tcW w:type="dxa" w:w="9360"/>
-            <w:shd w:fill="FDE9E7"/>
-            <w:vAlign w:val="center"/>
-            <w:tcMar>
-              <w:top w:w="80" w:type="dxa"/>
-              <w:start w:w="120" w:type="dxa"/>
-              <w:bottom w:w="80" w:type="dxa"/>
-              <w:end w:w="120" w:type="dxa"/>
-            </w:tcMar>
-          </w:tcPr>
-          <w:p>
-            <w:r>
-              <w:rPr>
-                <w:rFonts w:ascii="Calibri" w:hAnsi="Calibri"/>
-                <w:b/>
-                <w:color w:val="203748"/>
-                <w:sz w:val="18"/>
-              </w:rPr>
-              <w:t>ẢNH THỦ CÔNG CẦN BỔ SUNG: 20_secure_length_timeline.png</w:t>
-            </w:r>
-          </w:p>
-        </w:tc>
-      </w:tr>
-      <w:tr>
-        <w:tc>
-          <w:tcPr>
-            <w:tcW w:type="dxa" w:w="9360"/>
-            <w:vAlign w:val="center"/>
-            <w:tcMar>
-              <w:top w:w="80" w:type="dxa"/>
-              <w:start w:w="120" w:type="dxa"/>
-              <w:bottom w:w="80" w:type="dxa"/>
-              <w:end w:w="120" w:type="dxa"/>
-            </w:tcMar>
-          </w:tcPr>
-          <w:p>
-            <w:r>
-              <w:rPr>
-                <w:rFonts w:ascii="Calibri" w:hAnsi="Calibri"/>
-                <w:b w:val="0"/>
-                <w:color w:val="203748"/>
-                <w:sz w:val="18"/>
-              </w:rPr>
-              <w:t>URL hoặc lệnh: http://127.0.0.1:5002/secure/length</w:t>
-            </w:r>
-          </w:p>
-        </w:tc>
-      </w:tr>
-      <w:tr>
-        <w:tc>
-          <w:tcPr>
-            <w:tcW w:type="dxa" w:w="9360"/>
-            <w:vAlign w:val="center"/>
-            <w:tcMar>
-              <w:top w:w="80" w:type="dxa"/>
-              <w:start w:w="120" w:type="dxa"/>
-              <w:bottom w:w="80" w:type="dxa"/>
-              <w:end w:w="120" w:type="dxa"/>
-            </w:tcMar>
-          </w:tcPr>
-          <w:p>
-            <w:r>
-              <w:rPr>
-                <w:rFonts w:ascii="Calibri" w:hAnsi="Calibri"/>
-                <w:b w:val="0"/>
-                <w:color w:val="203748"/>
-                <w:sz w:val="18"/>
-              </w:rPr>
-              <w:t>Thao tác: Chọn bước strnlen/compare/reject.</w:t>
-            </w:r>
-          </w:p>
-        </w:tc>
-      </w:tr>
-      <w:tr>
-        <w:tc>
-          <w:tcPr>
-            <w:tcW w:type="dxa" w:w="9360"/>
-            <w:vAlign w:val="center"/>
-            <w:tcMar>
-              <w:top w:w="80" w:type="dxa"/>
-              <w:start w:w="120" w:type="dxa"/>
-              <w:bottom w:w="80" w:type="dxa"/>
-              <w:end w:w="120" w:type="dxa"/>
-            </w:tcMar>
-          </w:tcPr>
-          <w:p>
-            <w:r>
-              <w:rPr>
-                <w:rFonts w:ascii="Calibri" w:hAnsi="Calibri"/>
-                <w:b w:val="0"/>
-                <w:color w:val="203748"/>
-                <w:sz w:val="18"/>
-              </w:rPr>
-              <w:t>Nội dung bắt buộc: Đo byte, so sánh 31 và không ghi buffer.</w:t>
-            </w:r>
-          </w:p>
-        </w:tc>
-      </w:tr>
-    </w:tbl>
-    <w:p>
-      <w:pPr>
-        <w:pStyle w:val="Caption"/>
-        <w:spacing w:before="60" w:after="160"/>
-      </w:pPr>
-      <w:r>
-        <w:t>Hình 20. Timeline kiểm tra độ dài trước copy.</w:t>
-      </w:r>
-    </w:p>
-    <w:p>
-      <w:pPr>
-        <w:pStyle w:val="Heading1"/>
-      </w:pPr>
-      <w:r>
-        <w:t>Chương 9. Bản vá 2 - snprintf</w:t>
-      </w:r>
-    </w:p>
-    <w:p>
-      <w:pPr>
-        <w:pStyle w:val="Heading2"/>
-      </w:pPr>
-      <w:r>
-        <w:t>Thiết kế</w:t>
-      </w:r>
-    </w:p>
-    <w:p>
-      <w:r>
-        <w:t>secure_snprintf gọi snprintf(name, sizeof(name), "%s", user_input). Nếu giá trị trả về âm, xử lý lỗi format/encoding; nếu lớn hơn hoặc bằng sizeof(name), phát hiện truncate và từ chối thay vì chấp nhận tên bị cắt.</w:t>
-      </w:r>
-    </w:p>
-    <w:p>
-      <w:r>
-        <w:t>Giới hạn ghi ngăn overflow trong name, còn kiểm tra return value đảm bảo chính sách dữ liệu rõ ràng. Đây là lý do chỉ thay strcpy bằng snprintf mà bỏ qua return value vẫn chưa đủ.</w:t>
-      </w:r>
-    </w:p>
-    <w:p>
-      <w:pPr>
-        <w:keepNext/>
-        <w:spacing w:before="160" w:after="80"/>
-      </w:pPr>
-      <w:r>
-        <w:rPr>
-          <w:rFonts w:ascii="Calibri" w:hAnsi="Calibri"/>
-          <w:b/>
-          <w:color w:val="203748"/>
-          <w:sz w:val="21"/>
-        </w:rPr>
-        <w:t>21_secure_snprintf_reject.png</w:t>
-      </w:r>
-    </w:p>
-    <w:tbl>
-      <w:tblPr>
-        <w:tblStyle w:val="TableGrid"/>
-        <w:jc w:val="left"/>
-        <w:tblLook w:firstColumn="1" w:firstRow="1" w:lastColumn="0" w:lastRow="0" w:noHBand="0" w:noVBand="1" w:val="04A0"/>
-        <w:tblW w:w="9360" w:type="dxa"/>
-        <w:tblInd w:w="120" w:type="dxa"/>
-        <w:tblLayout w:type="fixed"/>
-      </w:tblPr>
-      <w:tblGrid>
-        <w:gridCol w:w="9360"/>
-      </w:tblGrid>
-      <w:tr>
-        <w:tc>
-          <w:tcPr>
-            <w:tcW w:type="dxa" w:w="9360"/>
-            <w:shd w:fill="FDE9E7"/>
-            <w:vAlign w:val="center"/>
-            <w:tcMar>
-              <w:top w:w="80" w:type="dxa"/>
-              <w:start w:w="120" w:type="dxa"/>
-              <w:bottom w:w="80" w:type="dxa"/>
-              <w:end w:w="120" w:type="dxa"/>
-            </w:tcMar>
-          </w:tcPr>
-          <w:p>
-            <w:r>
-              <w:rPr>
-                <w:rFonts w:ascii="Calibri" w:hAnsi="Calibri"/>
-                <w:b/>
-                <w:color w:val="203748"/>
-                <w:sz w:val="18"/>
-              </w:rPr>
-              <w:t>ẢNH THỦ CÔNG CẦN BỔ SUNG: 21_secure_snprintf_reject.png</w:t>
-            </w:r>
-          </w:p>
-        </w:tc>
-      </w:tr>
-      <w:tr>
-        <w:tc>
-          <w:tcPr>
-            <w:tcW w:type="dxa" w:w="9360"/>
-            <w:vAlign w:val="center"/>
-            <w:tcMar>
-              <w:top w:w="80" w:type="dxa"/>
-              <w:start w:w="120" w:type="dxa"/>
-              <w:bottom w:w="80" w:type="dxa"/>
-              <w:end w:w="120" w:type="dxa"/>
-            </w:tcMar>
-          </w:tcPr>
-          <w:p>
-            <w:r>
-              <w:rPr>
-                <w:rFonts w:ascii="Calibri" w:hAnsi="Calibri"/>
-                <w:b w:val="0"/>
-                <w:color w:val="203748"/>
-                <w:sz w:val="18"/>
-              </w:rPr>
-              <w:t>URL hoặc lệnh: http://127.0.0.1:5002/secure/snprintf</w:t>
-            </w:r>
-          </w:p>
-        </w:tc>
-      </w:tr>
-      <w:tr>
-        <w:tc>
-          <w:tcPr>
-            <w:tcW w:type="dxa" w:w="9360"/>
-            <w:vAlign w:val="center"/>
-            <w:tcMar>
-              <w:top w:w="80" w:type="dxa"/>
-              <w:start w:w="120" w:type="dxa"/>
-              <w:bottom w:w="80" w:type="dxa"/>
-              <w:end w:w="120" w:type="dxa"/>
-            </w:tcMar>
-          </w:tcPr>
-          <w:p>
-            <w:r>
-              <w:rPr>
-                <w:rFonts w:ascii="Calibri" w:hAnsi="Calibri"/>
-                <w:b w:val="0"/>
-                <w:color w:val="203748"/>
-                <w:sz w:val="18"/>
-              </w:rPr>
-              <w:t>Thao tác: Gửi A lặp 64, xem return value.</w:t>
-            </w:r>
-          </w:p>
-        </w:tc>
-      </w:tr>
-      <w:tr>
-        <w:tc>
-          <w:tcPr>
-            <w:tcW w:type="dxa" w:w="9360"/>
-            <w:vAlign w:val="center"/>
-            <w:tcMar>
-              <w:top w:w="80" w:type="dxa"/>
-              <w:start w:w="120" w:type="dxa"/>
-              <w:bottom w:w="80" w:type="dxa"/>
-              <w:end w:w="120" w:type="dxa"/>
-            </w:tcMar>
-          </w:tcPr>
-          <w:p>
-            <w:r>
-              <w:rPr>
-                <w:rFonts w:ascii="Calibri" w:hAnsi="Calibri"/>
-                <w:b w:val="0"/>
-                <w:color w:val="203748"/>
-                <w:sz w:val="18"/>
-              </w:rPr>
-              <w:t>Nội dung bắt buộc: Phát hiện truncate và từ chối.</w:t>
-            </w:r>
-          </w:p>
-        </w:tc>
-      </w:tr>
-    </w:tbl>
-    <w:p>
-      <w:pPr>
-        <w:pStyle w:val="Caption"/>
-        <w:spacing w:before="60" w:after="160"/>
-      </w:pPr>
-      <w:r>
-        <w:t>Hình 21. Bản vá snprintf từ chối truncate.</w:t>
-      </w:r>
-    </w:p>
-    <w:p>
-      <w:pPr>
-        <w:keepNext/>
-        <w:spacing w:before="160" w:after="80"/>
-      </w:pPr>
-      <w:r>
-        <w:rPr>
-          <w:rFonts w:ascii="Calibri" w:hAnsi="Calibri"/>
-          <w:b/>
-          <w:color w:val="203748"/>
-          <w:sz w:val="21"/>
-        </w:rPr>
-        <w:t>22_code_comparison.png</w:t>
-      </w:r>
-    </w:p>
-    <w:tbl>
-      <w:tblPr>
-        <w:tblStyle w:val="TableGrid"/>
-        <w:jc w:val="left"/>
-        <w:tblLook w:firstColumn="1" w:firstRow="1" w:lastColumn="0" w:lastRow="0" w:noHBand="0" w:noVBand="1" w:val="04A0"/>
-        <w:tblW w:w="9360" w:type="dxa"/>
-        <w:tblInd w:w="120" w:type="dxa"/>
-        <w:tblLayout w:type="fixed"/>
-      </w:tblPr>
-      <w:tblGrid>
-        <w:gridCol w:w="9360"/>
-      </w:tblGrid>
-      <w:tr>
-        <w:tc>
-          <w:tcPr>
-            <w:tcW w:type="dxa" w:w="9360"/>
-            <w:shd w:fill="FDE9E7"/>
-            <w:vAlign w:val="center"/>
-            <w:tcMar>
-              <w:top w:w="80" w:type="dxa"/>
-              <w:start w:w="120" w:type="dxa"/>
-              <w:bottom w:w="80" w:type="dxa"/>
-              <w:end w:w="120" w:type="dxa"/>
-            </w:tcMar>
-          </w:tcPr>
-          <w:p>
-            <w:r>
-              <w:rPr>
-                <w:rFonts w:ascii="Calibri" w:hAnsi="Calibri"/>
-                <w:b/>
-                <w:color w:val="203748"/>
-                <w:sz w:val="18"/>
-              </w:rPr>
-              <w:t>ẢNH THỦ CÔNG CẦN BỔ SUNG: 22_code_comparison.png</w:t>
-            </w:r>
-          </w:p>
-        </w:tc>
-      </w:tr>
-      <w:tr>
-        <w:tc>
-          <w:tcPr>
-            <w:tcW w:type="dxa" w:w="9360"/>
-            <w:vAlign w:val="center"/>
-            <w:tcMar>
-              <w:top w:w="80" w:type="dxa"/>
-              <w:start w:w="120" w:type="dxa"/>
-              <w:bottom w:w="80" w:type="dxa"/>
-              <w:end w:w="120" w:type="dxa"/>
-            </w:tcMar>
-          </w:tcPr>
-          <w:p>
-            <w:r>
-              <w:rPr>
-                <w:rFonts w:ascii="Calibri" w:hAnsi="Calibri"/>
-                <w:b w:val="0"/>
-                <w:color w:val="203748"/>
-                <w:sz w:val="18"/>
-              </w:rPr>
-              <w:t>URL hoặc lệnh: http://127.0.0.1:5002/comparison</w:t>
-            </w:r>
-          </w:p>
-        </w:tc>
-      </w:tr>
-      <w:tr>
-        <w:tc>
-          <w:tcPr>
-            <w:tcW w:type="dxa" w:w="9360"/>
-            <w:vAlign w:val="center"/>
-            <w:tcMar>
-              <w:top w:w="80" w:type="dxa"/>
-              <w:start w:w="120" w:type="dxa"/>
-              <w:bottom w:w="80" w:type="dxa"/>
-              <w:end w:w="120" w:type="dxa"/>
-            </w:tcMar>
-          </w:tcPr>
-          <w:p>
-            <w:r>
-              <w:rPr>
-                <w:rFonts w:ascii="Calibri" w:hAnsi="Calibri"/>
-                <w:b w:val="0"/>
-                <w:color w:val="203748"/>
-                <w:sz w:val="18"/>
-              </w:rPr>
-              <w:t>Thao tác: Mở ba cột so sánh.</w:t>
-            </w:r>
-          </w:p>
-        </w:tc>
-      </w:tr>
-      <w:tr>
-        <w:tc>
-          <w:tcPr>
-            <w:tcW w:type="dxa" w:w="9360"/>
-            <w:vAlign w:val="center"/>
-            <w:tcMar>
-              <w:top w:w="80" w:type="dxa"/>
-              <w:start w:w="120" w:type="dxa"/>
-              <w:bottom w:w="80" w:type="dxa"/>
-              <w:end w:w="120" w:type="dxa"/>
-            </w:tcMar>
-          </w:tcPr>
-          <w:p>
-            <w:r>
-              <w:rPr>
-                <w:rFonts w:ascii="Calibri" w:hAnsi="Calibri"/>
-                <w:b w:val="0"/>
-                <w:color w:val="203748"/>
-                <w:sz w:val="18"/>
-              </w:rPr>
-              <w:t>Nội dung bắt buộc: strcpy, length check và snprintf return value.</w:t>
-            </w:r>
-          </w:p>
-        </w:tc>
-      </w:tr>
-    </w:tbl>
-    <w:p>
-      <w:pPr>
-        <w:pStyle w:val="Caption"/>
-        <w:spacing w:before="60" w:after="160"/>
-      </w:pPr>
-      <w:r>
-        <w:t>Hình 22. So sánh mã vulnerable và hai bản vá.</w:t>
-      </w:r>
-    </w:p>
-    <w:p>
-      <w:pPr>
-        <w:pStyle w:val="Heading1"/>
-      </w:pPr>
-      <w:r>
-        <w:t>Chương 10. Request limit</w:t>
-      </w:r>
-    </w:p>
-    <w:p>
-      <w:pPr>
-        <w:pStyle w:val="Heading2"/>
-      </w:pPr>
-      <w:r>
-        <w:t>Defense in depth</w:t>
-      </w:r>
-    </w:p>
-    <w:p>
-      <w:r>
-        <w:t>Browser giới hạn thao tác thuận tiện, Flask đặt MAX_CONTENT_LENGTH và giới hạn name theo byte UTF-8, còn chương trình C tự áp capacity 31 byte cho hai bản vá. Mỗi lớp xử lý một ranh giới tin cậy khác nhau.</w:t>
-      </w:r>
-    </w:p>
-    <w:p>
-      <w:r>
-        <w:t>Chỉ giới hạn frontend không đủ vì client nằm ngoài vùng tin cậy và request có thể được tạo không qua form. Firewall cũng không hiểu điều kiện copy nội bộ; request hợp lệ về mạng vẫn có thể mang input dài tới backend native.</w:t>
-      </w:r>
-    </w:p>
-    <w:p>
-      <w:pPr>
-        <w:pStyle w:val="Heading1"/>
-      </w:pPr>
-      <w:r>
-        <w:t>Chương 11. Compiler hardening</w:t>
-      </w:r>
-    </w:p>
-    <w:p>
-      <w:pPr>
-        <w:pStyle w:val="Heading2"/>
-      </w:pPr>
-      <w:r>
-        <w:t>Cơ chế</w:t>
-      </w:r>
-    </w:p>
-    <w:p>
-      <w:r>
-        <w:t>Stack protector kiểm tra canary; PIE hỗ trợ ASLR cho executable; Full RELRO khóa relocation sau khởi tạo; NX giữ stack/data không thực thi; FORTIFY_SOURCE thêm kiểm tra khi compiler biết kích thước object. Các thuộc tính phải được xác minh bằng file/readelf/objdump trên binary thật.</w:t>
-      </w:r>
-    </w:p>
-    <w:p>
-      <w:r>
-        <w:t>vulnerable_debug chỉ tắt stack protector để quan sát và vẫn không dùng executable stack. ASan là profile kiểm thử. Các binary secure bật nhóm hardening nhưng secure coding vẫn là lớp chính.</w:t>
-      </w:r>
-    </w:p>
-    <w:p>
-      <w:pPr>
-        <w:pStyle w:val="Caption"/>
-        <w:keepNext/>
-        <w:spacing w:before="120" w:after="80"/>
-      </w:pPr>
-      <w:r>
-        <w:rPr>
-          <w:rFonts w:ascii="Calibri" w:hAnsi="Calibri"/>
-          <w:b/>
-          <w:color w:val="1F4D78"/>
-          <w:sz w:val="19"/>
-        </w:rPr>
-        <w:t>Bảng 2. Profile build và nguyên tắc xác minh.</w:t>
-      </w:r>
-    </w:p>
-    <w:tbl>
-      <w:tblPr>
-        <w:tblStyle w:val="TableGrid"/>
-        <w:jc w:val="left"/>
-        <w:tblLook w:firstColumn="1" w:firstRow="1" w:lastColumn="0" w:lastRow="0" w:noHBand="0" w:noVBand="1" w:val="04A0"/>
-        <w:tblW w:w="9360" w:type="dxa"/>
-        <w:tblInd w:w="120" w:type="dxa"/>
-        <w:tblLayout w:type="fixed"/>
-      </w:tblPr>
-      <w:tblGrid>
-        <w:gridCol w:w="2200"/>
-        <w:gridCol w:w="2800"/>
-        <w:gridCol w:w="4360"/>
-      </w:tblGrid>
-      <w:tr>
-        <w:trPr>
-          <w:tblHeader/>
-        </w:trPr>
-        <w:tc>
-          <w:tcPr>
-            <w:tcW w:type="dxa" w:w="2200"/>
-            <w:shd w:fill="E8EEF5"/>
-            <w:vAlign w:val="center"/>
-            <w:tcMar>
-              <w:top w:w="80" w:type="dxa"/>
-              <w:start w:w="120" w:type="dxa"/>
-              <w:bottom w:w="80" w:type="dxa"/>
-              <w:end w:w="120" w:type="dxa"/>
-            </w:tcMar>
-          </w:tcPr>
-          <w:p>
-            <w:pPr>
-              <w:jc w:val="center"/>
-            </w:pPr>
-            <w:r>
-              <w:rPr>
-                <w:rFonts w:ascii="Calibri" w:hAnsi="Calibri"/>
-                <w:b/>
-                <w:color w:val="203748"/>
-                <w:sz w:val="18"/>
-              </w:rPr>
-              <w:t>Profile</w:t>
-            </w:r>
-          </w:p>
-        </w:tc>
-        <w:tc>
-          <w:tcPr>
-            <w:tcW w:type="dxa" w:w="2800"/>
-            <w:shd w:fill="E8EEF5"/>
-            <w:vAlign w:val="center"/>
-            <w:tcMar>
-              <w:top w:w="80" w:type="dxa"/>
-              <w:start w:w="120" w:type="dxa"/>
-              <w:bottom w:w="80" w:type="dxa"/>
-              <w:end w:w="120" w:type="dxa"/>
-            </w:tcMar>
-          </w:tcPr>
-          <w:p>
-            <w:pPr>
-              <w:jc w:val="center"/>
-            </w:pPr>
-            <w:r>
-              <w:rPr>
-                <w:rFonts w:ascii="Calibri" w:hAnsi="Calibri"/>
-                <w:b/>
-                <w:color w:val="203748"/>
-                <w:sz w:val="18"/>
-              </w:rPr>
-              <w:t>Mục đích</w:t>
-            </w:r>
-          </w:p>
-        </w:tc>
-        <w:tc>
-          <w:tcPr>
-            <w:tcW w:type="dxa" w:w="4360"/>
-            <w:shd w:fill="E8EEF5"/>
-            <w:vAlign w:val="center"/>
-            <w:tcMar>
-              <w:top w:w="80" w:type="dxa"/>
-              <w:start w:w="120" w:type="dxa"/>
-              <w:bottom w:w="80" w:type="dxa"/>
-              <w:end w:w="120" w:type="dxa"/>
-            </w:tcMar>
-          </w:tcPr>
-          <w:p>
-            <w:pPr>
-              <w:jc w:val="center"/>
-            </w:pPr>
-            <w:r>
-              <w:rPr>
-                <w:rFonts w:ascii="Calibri" w:hAnsi="Calibri"/>
-                <w:b/>
-                <w:color w:val="203748"/>
-                <w:sz w:val="18"/>
-              </w:rPr>
-              <w:t>Trạng thái hardening</w:t>
-            </w:r>
-          </w:p>
-        </w:tc>
-      </w:tr>
-      <w:tr>
-        <w:tc>
-          <w:tcPr>
-            <w:tcW w:type="dxa" w:w="2200"/>
-            <w:vAlign w:val="center"/>
-            <w:tcMar>
-              <w:top w:w="80" w:type="dxa"/>
-              <w:start w:w="120" w:type="dxa"/>
-              <w:bottom w:w="80" w:type="dxa"/>
-              <w:end w:w="120" w:type="dxa"/>
-            </w:tcMar>
-          </w:tcPr>
-          <w:p>
-            <w:pPr>
-              <w:spacing w:after="0"/>
-            </w:pPr>
-            <w:r>
-              <w:rPr>
-                <w:rFonts w:ascii="Calibri" w:hAnsi="Calibri"/>
-                <w:sz w:val="17"/>
-              </w:rPr>
-              <w:t>vulnerable_debug</w:t>
-            </w:r>
-          </w:p>
-        </w:tc>
-        <w:tc>
-          <w:tcPr>
-            <w:tcW w:type="dxa" w:w="2800"/>
-            <w:vAlign w:val="center"/>
-            <w:tcMar>
-              <w:top w:w="80" w:type="dxa"/>
-              <w:start w:w="120" w:type="dxa"/>
-              <w:bottom w:w="80" w:type="dxa"/>
-              <w:end w:w="120" w:type="dxa"/>
-            </w:tcMar>
-          </w:tcPr>
-          <w:p>
-            <w:pPr>
-              <w:spacing w:after="0"/>
-            </w:pPr>
-            <w:r>
-              <w:rPr>
-                <w:rFonts w:ascii="Calibri" w:hAnsi="Calibri"/>
-                <w:sz w:val="17"/>
-              </w:rPr>
-              <w:t>GDB</w:t>
-            </w:r>
-          </w:p>
-        </w:tc>
-        <w:tc>
-          <w:tcPr>
-            <w:tcW w:type="dxa" w:w="4360"/>
-            <w:vAlign w:val="center"/>
-            <w:tcMar>
-              <w:top w:w="80" w:type="dxa"/>
-              <w:start w:w="120" w:type="dxa"/>
-              <w:bottom w:w="80" w:type="dxa"/>
-              <w:end w:w="120" w:type="dxa"/>
-            </w:tcMar>
-          </w:tcPr>
-          <w:p>
-            <w:pPr>
-              <w:spacing w:after="0"/>
-            </w:pPr>
-            <w:r>
-              <w:rPr>
-                <w:rFonts w:ascii="Calibri" w:hAnsi="Calibri"/>
-                <w:sz w:val="17"/>
-              </w:rPr>
-              <w:t>Phải xác minh bằng file/readelf</w:t>
-            </w:r>
-          </w:p>
-        </w:tc>
-      </w:tr>
-      <w:tr>
-        <w:tc>
-          <w:tcPr>
-            <w:tcW w:type="dxa" w:w="2200"/>
-            <w:vAlign w:val="center"/>
-            <w:tcMar>
-              <w:top w:w="80" w:type="dxa"/>
-              <w:start w:w="120" w:type="dxa"/>
-              <w:bottom w:w="80" w:type="dxa"/>
-              <w:end w:w="120" w:type="dxa"/>
-            </w:tcMar>
-          </w:tcPr>
-          <w:p>
-            <w:pPr>
-              <w:spacing w:after="0"/>
-            </w:pPr>
-            <w:r>
-              <w:rPr>
-                <w:rFonts w:ascii="Calibri" w:hAnsi="Calibri"/>
-                <w:sz w:val="17"/>
-              </w:rPr>
-              <w:t>vulnerable_asan</w:t>
-            </w:r>
-          </w:p>
-        </w:tc>
-        <w:tc>
-          <w:tcPr>
-            <w:tcW w:type="dxa" w:w="2800"/>
-            <w:vAlign w:val="center"/>
-            <w:tcMar>
-              <w:top w:w="80" w:type="dxa"/>
-              <w:start w:w="120" w:type="dxa"/>
-              <w:bottom w:w="80" w:type="dxa"/>
-              <w:end w:w="120" w:type="dxa"/>
-            </w:tcMar>
-          </w:tcPr>
-          <w:p>
-            <w:pPr>
-              <w:spacing w:after="0"/>
-            </w:pPr>
-            <w:r>
-              <w:rPr>
-                <w:rFonts w:ascii="Calibri" w:hAnsi="Calibri"/>
-                <w:sz w:val="17"/>
-              </w:rPr>
-              <w:t>Phát hiện lỗi</w:t>
-            </w:r>
-          </w:p>
-        </w:tc>
-        <w:tc>
-          <w:tcPr>
-            <w:tcW w:type="dxa" w:w="4360"/>
-            <w:vAlign w:val="center"/>
-            <w:tcMar>
-              <w:top w:w="80" w:type="dxa"/>
-              <w:start w:w="120" w:type="dxa"/>
-              <w:bottom w:w="80" w:type="dxa"/>
-              <w:end w:w="120" w:type="dxa"/>
-            </w:tcMar>
-          </w:tcPr>
-          <w:p>
-            <w:pPr>
-              <w:spacing w:after="0"/>
-            </w:pPr>
-            <w:r>
-              <w:rPr>
-                <w:rFonts w:ascii="Calibri" w:hAnsi="Calibri"/>
-                <w:sz w:val="17"/>
-              </w:rPr>
-              <w:t>ASan, không đại diện production</w:t>
-            </w:r>
-          </w:p>
-        </w:tc>
-      </w:tr>
-      <w:tr>
-        <w:tc>
-          <w:tcPr>
-            <w:tcW w:type="dxa" w:w="2200"/>
-            <w:vAlign w:val="center"/>
-            <w:tcMar>
-              <w:top w:w="80" w:type="dxa"/>
-              <w:start w:w="120" w:type="dxa"/>
-              <w:bottom w:w="80" w:type="dxa"/>
-              <w:end w:w="120" w:type="dxa"/>
-            </w:tcMar>
-          </w:tcPr>
-          <w:p>
-            <w:pPr>
-              <w:spacing w:after="0"/>
-            </w:pPr>
-            <w:r>
-              <w:rPr>
-                <w:rFonts w:ascii="Calibri" w:hAnsi="Calibri"/>
-                <w:sz w:val="17"/>
-              </w:rPr>
-              <w:t>secure_length</w:t>
-            </w:r>
-          </w:p>
-        </w:tc>
-        <w:tc>
-          <w:tcPr>
-            <w:tcW w:type="dxa" w:w="2800"/>
-            <w:vAlign w:val="center"/>
-            <w:tcMar>
-              <w:top w:w="80" w:type="dxa"/>
-              <w:start w:w="120" w:type="dxa"/>
-              <w:bottom w:w="80" w:type="dxa"/>
-              <w:end w:w="120" w:type="dxa"/>
-            </w:tcMar>
-          </w:tcPr>
-          <w:p>
-            <w:pPr>
-              <w:spacing w:after="0"/>
-            </w:pPr>
-            <w:r>
-              <w:rPr>
-                <w:rFonts w:ascii="Calibri" w:hAnsi="Calibri"/>
-                <w:sz w:val="17"/>
-              </w:rPr>
-              <w:t>Bản vá length</w:t>
-            </w:r>
-          </w:p>
-        </w:tc>
-        <w:tc>
-          <w:tcPr>
-            <w:tcW w:type="dxa" w:w="4360"/>
-            <w:vAlign w:val="center"/>
-            <w:tcMar>
-              <w:top w:w="80" w:type="dxa"/>
-              <w:start w:w="120" w:type="dxa"/>
-              <w:bottom w:w="80" w:type="dxa"/>
-              <w:end w:w="120" w:type="dxa"/>
-            </w:tcMar>
-          </w:tcPr>
-          <w:p>
-            <w:pPr>
-              <w:spacing w:after="0"/>
-            </w:pPr>
-            <w:r>
-              <w:rPr>
-                <w:rFonts w:ascii="Calibri" w:hAnsi="Calibri"/>
-                <w:sz w:val="17"/>
-              </w:rPr>
-              <w:t>Phải xác minh binary thật</w:t>
-            </w:r>
-          </w:p>
-        </w:tc>
-      </w:tr>
-      <w:tr>
-        <w:tc>
-          <w:tcPr>
-            <w:tcW w:type="dxa" w:w="2200"/>
-            <w:vAlign w:val="center"/>
-            <w:tcMar>
-              <w:top w:w="80" w:type="dxa"/>
-              <w:start w:w="120" w:type="dxa"/>
-              <w:bottom w:w="80" w:type="dxa"/>
-              <w:end w:w="120" w:type="dxa"/>
-            </w:tcMar>
-          </w:tcPr>
-          <w:p>
-            <w:pPr>
-              <w:spacing w:after="0"/>
-            </w:pPr>
-            <w:r>
-              <w:rPr>
-                <w:rFonts w:ascii="Calibri" w:hAnsi="Calibri"/>
-                <w:sz w:val="17"/>
-              </w:rPr>
-              <w:t>secure_snprintf</w:t>
-            </w:r>
-          </w:p>
-        </w:tc>
-        <w:tc>
-          <w:tcPr>
-            <w:tcW w:type="dxa" w:w="2800"/>
-            <w:vAlign w:val="center"/>
-            <w:tcMar>
-              <w:top w:w="80" w:type="dxa"/>
-              <w:start w:w="120" w:type="dxa"/>
-              <w:bottom w:w="80" w:type="dxa"/>
-              <w:end w:w="120" w:type="dxa"/>
-            </w:tcMar>
-          </w:tcPr>
-          <w:p>
-            <w:pPr>
-              <w:spacing w:after="0"/>
-            </w:pPr>
-            <w:r>
-              <w:rPr>
-                <w:rFonts w:ascii="Calibri" w:hAnsi="Calibri"/>
-                <w:sz w:val="17"/>
-              </w:rPr>
-              <w:t>Bản vá snprintf</w:t>
-            </w:r>
-          </w:p>
-        </w:tc>
-        <w:tc>
-          <w:tcPr>
-            <w:tcW w:type="dxa" w:w="4360"/>
-            <w:vAlign w:val="center"/>
-            <w:tcMar>
-              <w:top w:w="80" w:type="dxa"/>
-              <w:start w:w="120" w:type="dxa"/>
-              <w:bottom w:w="80" w:type="dxa"/>
-              <w:end w:w="120" w:type="dxa"/>
-            </w:tcMar>
-          </w:tcPr>
-          <w:p>
-            <w:pPr>
-              <w:spacing w:after="0"/>
-            </w:pPr>
-            <w:r>
-              <w:rPr>
-                <w:rFonts w:ascii="Calibri" w:hAnsi="Calibri"/>
-                <w:sz w:val="17"/>
-              </w:rPr>
-              <w:t>Phải xác minh binary thật</w:t>
-            </w:r>
-          </w:p>
-        </w:tc>
-      </w:tr>
-      <w:tr>
-        <w:tc>
-          <w:tcPr>
-            <w:tcW w:type="dxa" w:w="2200"/>
-            <w:vAlign w:val="center"/>
-            <w:tcMar>
-              <w:top w:w="80" w:type="dxa"/>
-              <w:start w:w="120" w:type="dxa"/>
-              <w:bottom w:w="80" w:type="dxa"/>
-              <w:end w:w="120" w:type="dxa"/>
-            </w:tcMar>
-          </w:tcPr>
-          <w:p>
-            <w:pPr>
-              <w:spacing w:after="0"/>
-            </w:pPr>
-            <w:r>
-              <w:rPr>
-                <w:rFonts w:ascii="Calibri" w:hAnsi="Calibri"/>
-                <w:sz w:val="17"/>
-              </w:rPr>
-              <w:t>secure_hardened</w:t>
-            </w:r>
-          </w:p>
-        </w:tc>
-        <w:tc>
-          <w:tcPr>
-            <w:tcW w:type="dxa" w:w="2800"/>
-            <w:vAlign w:val="center"/>
-            <w:tcMar>
-              <w:top w:w="80" w:type="dxa"/>
-              <w:start w:w="120" w:type="dxa"/>
-              <w:bottom w:w="80" w:type="dxa"/>
-              <w:end w:w="120" w:type="dxa"/>
-            </w:tcMar>
-          </w:tcPr>
-          <w:p>
-            <w:pPr>
-              <w:spacing w:after="0"/>
-            </w:pPr>
-            <w:r>
-              <w:rPr>
-                <w:rFonts w:ascii="Calibri" w:hAnsi="Calibri"/>
-                <w:sz w:val="17"/>
-              </w:rPr>
-              <w:t>So sánh hardening</w:t>
-            </w:r>
-          </w:p>
-        </w:tc>
-        <w:tc>
-          <w:tcPr>
-            <w:tcW w:type="dxa" w:w="4360"/>
-            <w:vAlign w:val="center"/>
-            <w:tcMar>
-              <w:top w:w="80" w:type="dxa"/>
-              <w:start w:w="120" w:type="dxa"/>
-              <w:bottom w:w="80" w:type="dxa"/>
-              <w:end w:w="120" w:type="dxa"/>
-            </w:tcMar>
-          </w:tcPr>
-          <w:p>
-            <w:pPr>
-              <w:spacing w:after="0"/>
-            </w:pPr>
-            <w:r>
-              <w:rPr>
-                <w:rFonts w:ascii="Calibri" w:hAnsi="Calibri"/>
-                <w:sz w:val="17"/>
-              </w:rPr>
-              <w:t>Phải xác minh binary thật</w:t>
-            </w:r>
-          </w:p>
-        </w:tc>
-      </w:tr>
-    </w:tbl>
-    <w:p>
-      <w:pPr>
-        <w:spacing w:after="40"/>
-      </w:pPr>
-    </w:p>
-    <w:p>
-      <w:pPr>
-        <w:keepNext/>
-        <w:spacing w:before="160" w:after="80"/>
-      </w:pPr>
-      <w:r>
-        <w:rPr>
-          <w:rFonts w:ascii="Calibri" w:hAnsi="Calibri"/>
-          <w:b/>
-          <w:color w:val="203748"/>
-          <w:sz w:val="21"/>
-        </w:rPr>
-        <w:t>23_hardening_comparison.png</w:t>
-      </w:r>
-    </w:p>
-    <w:tbl>
-      <w:tblPr>
-        <w:tblStyle w:val="TableGrid"/>
-        <w:jc w:val="left"/>
-        <w:tblLook w:firstColumn="1" w:firstRow="1" w:lastColumn="0" w:lastRow="0" w:noHBand="0" w:noVBand="1" w:val="04A0"/>
-        <w:tblW w:w="9360" w:type="dxa"/>
-        <w:tblInd w:w="120" w:type="dxa"/>
-        <w:tblLayout w:type="fixed"/>
-      </w:tblPr>
-      <w:tblGrid>
-        <w:gridCol w:w="9360"/>
-      </w:tblGrid>
-      <w:tr>
-        <w:tc>
-          <w:tcPr>
-            <w:tcW w:type="dxa" w:w="9360"/>
-            <w:shd w:fill="FDE9E7"/>
-            <w:vAlign w:val="center"/>
-            <w:tcMar>
-              <w:top w:w="80" w:type="dxa"/>
-              <w:start w:w="120" w:type="dxa"/>
-              <w:bottom w:w="80" w:type="dxa"/>
-              <w:end w:w="120" w:type="dxa"/>
-            </w:tcMar>
-          </w:tcPr>
-          <w:p>
-            <w:r>
-              <w:rPr>
-                <w:rFonts w:ascii="Calibri" w:hAnsi="Calibri"/>
-                <w:b/>
-                <w:color w:val="203748"/>
-                <w:sz w:val="18"/>
-              </w:rPr>
-              <w:t>ẢNH THỦ CÔNG CẦN BỔ SUNG: 23_hardening_comparison.png</w:t>
-            </w:r>
-          </w:p>
-        </w:tc>
-      </w:tr>
-      <w:tr>
-        <w:tc>
-          <w:tcPr>
-            <w:tcW w:type="dxa" w:w="9360"/>
-            <w:vAlign w:val="center"/>
-            <w:tcMar>
-              <w:top w:w="80" w:type="dxa"/>
-              <w:start w:w="120" w:type="dxa"/>
-              <w:bottom w:w="80" w:type="dxa"/>
-              <w:end w:w="120" w:type="dxa"/>
-            </w:tcMar>
-          </w:tcPr>
-          <w:p>
-            <w:r>
-              <w:rPr>
-                <w:rFonts w:ascii="Calibri" w:hAnsi="Calibri"/>
-                <w:b w:val="0"/>
-                <w:color w:val="203748"/>
-                <w:sz w:val="18"/>
-              </w:rPr>
-              <w:t>URL hoặc lệnh: http://127.0.0.1:5002/hardening</w:t>
-            </w:r>
-          </w:p>
-        </w:tc>
-      </w:tr>
-      <w:tr>
-        <w:tc>
-          <w:tcPr>
-            <w:tcW w:type="dxa" w:w="9360"/>
-            <w:vAlign w:val="center"/>
-            <w:tcMar>
-              <w:top w:w="80" w:type="dxa"/>
-              <w:start w:w="120" w:type="dxa"/>
-              <w:bottom w:w="80" w:type="dxa"/>
-              <w:end w:w="120" w:type="dxa"/>
-            </w:tcMar>
-          </w:tcPr>
-          <w:p>
-            <w:r>
-              <w:rPr>
-                <w:rFonts w:ascii="Calibri" w:hAnsi="Calibri"/>
-                <w:b w:val="0"/>
-                <w:color w:val="203748"/>
-                <w:sz w:val="18"/>
-              </w:rPr>
-              <w:t>Thao tác: Mở Hardening Inspector sau make all.</w:t>
-            </w:r>
-          </w:p>
-        </w:tc>
-      </w:tr>
-      <w:tr>
-        <w:tc>
-          <w:tcPr>
-            <w:tcW w:type="dxa" w:w="9360"/>
-            <w:vAlign w:val="center"/>
-            <w:tcMar>
-              <w:top w:w="80" w:type="dxa"/>
-              <w:start w:w="120" w:type="dxa"/>
-              <w:bottom w:w="80" w:type="dxa"/>
-              <w:end w:w="120" w:type="dxa"/>
-            </w:tcMar>
-          </w:tcPr>
-          <w:p>
-            <w:r>
-              <w:rPr>
-                <w:rFonts w:ascii="Calibri" w:hAnsi="Calibri"/>
-                <w:b w:val="0"/>
-                <w:color w:val="203748"/>
-                <w:sz w:val="18"/>
-              </w:rPr>
-              <w:t>Nội dung bắt buộc: Canary, PIE, RELRO, NX, FORTIFY từ công cụ thật.</w:t>
-            </w:r>
-          </w:p>
-        </w:tc>
-      </w:tr>
-    </w:tbl>
-    <w:p>
-      <w:pPr>
-        <w:pStyle w:val="Caption"/>
-        <w:spacing w:before="60" w:after="160"/>
-      </w:pPr>
-      <w:r>
-        <w:t>Hình 23. So sánh thuộc tính hardening.</w:t>
-      </w:r>
-    </w:p>
-    <w:p>
-      <w:pPr>
-        <w:keepNext/>
-        <w:spacing w:before="160" w:after="80"/>
-      </w:pPr>
-      <w:r>
-        <w:rPr>
-          <w:rFonts w:ascii="Calibri" w:hAnsi="Calibri"/>
-          <w:b/>
-          <w:color w:val="203748"/>
-          <w:sz w:val="21"/>
-        </w:rPr>
-        <w:t>24_stack_canary_explanation.png</w:t>
-      </w:r>
-    </w:p>
-    <w:tbl>
-      <w:tblPr>
-        <w:tblStyle w:val="TableGrid"/>
-        <w:jc w:val="left"/>
-        <w:tblLook w:firstColumn="1" w:firstRow="1" w:lastColumn="0" w:lastRow="0" w:noHBand="0" w:noVBand="1" w:val="04A0"/>
-        <w:tblW w:w="9360" w:type="dxa"/>
-        <w:tblInd w:w="120" w:type="dxa"/>
-        <w:tblLayout w:type="fixed"/>
-      </w:tblPr>
-      <w:tblGrid>
-        <w:gridCol w:w="9360"/>
-      </w:tblGrid>
-      <w:tr>
-        <w:tc>
-          <w:tcPr>
-            <w:tcW w:type="dxa" w:w="9360"/>
-            <w:shd w:fill="FDE9E7"/>
-            <w:vAlign w:val="center"/>
-            <w:tcMar>
-              <w:top w:w="80" w:type="dxa"/>
-              <w:start w:w="120" w:type="dxa"/>
-              <w:bottom w:w="80" w:type="dxa"/>
-              <w:end w:w="120" w:type="dxa"/>
-            </w:tcMar>
-          </w:tcPr>
-          <w:p>
-            <w:r>
-              <w:rPr>
-                <w:rFonts w:ascii="Calibri" w:hAnsi="Calibri"/>
-                <w:b/>
-                <w:color w:val="203748"/>
-                <w:sz w:val="18"/>
-              </w:rPr>
-              <w:t>ẢNH THỦ CÔNG CẦN BỔ SUNG: 24_stack_canary_explanation.png</w:t>
-            </w:r>
-          </w:p>
-        </w:tc>
-      </w:tr>
-      <w:tr>
-        <w:tc>
-          <w:tcPr>
-            <w:tcW w:type="dxa" w:w="9360"/>
-            <w:vAlign w:val="center"/>
-            <w:tcMar>
-              <w:top w:w="80" w:type="dxa"/>
-              <w:start w:w="120" w:type="dxa"/>
-              <w:bottom w:w="80" w:type="dxa"/>
-              <w:end w:w="120" w:type="dxa"/>
-            </w:tcMar>
-          </w:tcPr>
-          <w:p>
-            <w:r>
-              <w:rPr>
-                <w:rFonts w:ascii="Calibri" w:hAnsi="Calibri"/>
-                <w:b w:val="0"/>
-                <w:color w:val="203748"/>
-                <w:sz w:val="18"/>
-              </w:rPr>
-              <w:t>URL hoặc lệnh: http://127.0.0.1:5002/hardening</w:t>
-            </w:r>
-          </w:p>
-        </w:tc>
-      </w:tr>
-      <w:tr>
-        <w:tc>
-          <w:tcPr>
-            <w:tcW w:type="dxa" w:w="9360"/>
-            <w:vAlign w:val="center"/>
-            <w:tcMar>
-              <w:top w:w="80" w:type="dxa"/>
-              <w:start w:w="120" w:type="dxa"/>
-              <w:bottom w:w="80" w:type="dxa"/>
-              <w:end w:w="120" w:type="dxa"/>
-            </w:tcMar>
-          </w:tcPr>
-          <w:p>
-            <w:r>
-              <w:rPr>
-                <w:rFonts w:ascii="Calibri" w:hAnsi="Calibri"/>
-                <w:b w:val="0"/>
-                <w:color w:val="203748"/>
-                <w:sz w:val="18"/>
-              </w:rPr>
-              <w:t>Thao tác: Mở giải thích canary.</w:t>
-            </w:r>
-          </w:p>
-        </w:tc>
-      </w:tr>
-      <w:tr>
-        <w:tc>
-          <w:tcPr>
-            <w:tcW w:type="dxa" w:w="9360"/>
-            <w:vAlign w:val="center"/>
-            <w:tcMar>
-              <w:top w:w="80" w:type="dxa"/>
-              <w:start w:w="120" w:type="dxa"/>
-              <w:bottom w:w="80" w:type="dxa"/>
-              <w:end w:w="120" w:type="dxa"/>
-            </w:tcMar>
-          </w:tcPr>
-          <w:p>
-            <w:r>
-              <w:rPr>
-                <w:rFonts w:ascii="Calibri" w:hAnsi="Calibri"/>
-                <w:b w:val="0"/>
-                <w:color w:val="203748"/>
-                <w:sz w:val="18"/>
-              </w:rPr>
-              <w:t>Nội dung bắt buộc: Vị trí khái niệm và kiểm tra trước return.</w:t>
-            </w:r>
-          </w:p>
-        </w:tc>
-      </w:tr>
-    </w:tbl>
-    <w:p>
-      <w:pPr>
-        <w:pStyle w:val="Caption"/>
-        <w:spacing w:before="60" w:after="160"/>
-      </w:pPr>
-      <w:r>
-        <w:t>Hình 24. Cơ chế Stack Canary.</w:t>
-      </w:r>
-    </w:p>
-    <w:p>
-      <w:pPr>
-        <w:keepNext/>
-        <w:spacing w:before="160" w:after="80"/>
-      </w:pPr>
-      <w:r>
-        <w:rPr>
-          <w:rFonts w:ascii="Calibri" w:hAnsi="Calibri"/>
-          <w:b/>
-          <w:color w:val="203748"/>
-          <w:sz w:val="21"/>
-        </w:rPr>
-        <w:t>25_asan_vs_hardening.png</w:t>
-      </w:r>
-    </w:p>
-    <w:tbl>
-      <w:tblPr>
-        <w:tblStyle w:val="TableGrid"/>
-        <w:jc w:val="left"/>
-        <w:tblLook w:firstColumn="1" w:firstRow="1" w:lastColumn="0" w:lastRow="0" w:noHBand="0" w:noVBand="1" w:val="04A0"/>
-        <w:tblW w:w="9360" w:type="dxa"/>
-        <w:tblInd w:w="120" w:type="dxa"/>
-        <w:tblLayout w:type="fixed"/>
-      </w:tblPr>
-      <w:tblGrid>
-        <w:gridCol w:w="9360"/>
-      </w:tblGrid>
-      <w:tr>
-        <w:tc>
-          <w:tcPr>
-            <w:tcW w:type="dxa" w:w="9360"/>
-            <w:shd w:fill="FDE9E7"/>
-            <w:vAlign w:val="center"/>
-            <w:tcMar>
-              <w:top w:w="80" w:type="dxa"/>
-              <w:start w:w="120" w:type="dxa"/>
-              <w:bottom w:w="80" w:type="dxa"/>
-              <w:end w:w="120" w:type="dxa"/>
-            </w:tcMar>
-          </w:tcPr>
-          <w:p>
-            <w:r>
-              <w:rPr>
-                <w:rFonts w:ascii="Calibri" w:hAnsi="Calibri"/>
-                <w:b/>
-                <w:color w:val="203748"/>
-                <w:sz w:val="18"/>
-              </w:rPr>
-              <w:t>ẢNH THỦ CÔNG CẦN BỔ SUNG: 25_asan_vs_hardening.png</w:t>
-            </w:r>
-          </w:p>
-        </w:tc>
-      </w:tr>
-      <w:tr>
-        <w:tc>
-          <w:tcPr>
-            <w:tcW w:type="dxa" w:w="9360"/>
-            <w:vAlign w:val="center"/>
-            <w:tcMar>
-              <w:top w:w="80" w:type="dxa"/>
-              <w:start w:w="120" w:type="dxa"/>
-              <w:bottom w:w="80" w:type="dxa"/>
-              <w:end w:w="120" w:type="dxa"/>
-            </w:tcMar>
-          </w:tcPr>
-          <w:p>
-            <w:r>
-              <w:rPr>
-                <w:rFonts w:ascii="Calibri" w:hAnsi="Calibri"/>
-                <w:b w:val="0"/>
-                <w:color w:val="203748"/>
-                <w:sz w:val="18"/>
-              </w:rPr>
-              <w:t>URL hoặc lệnh: http://127.0.0.1:5002/hardening</w:t>
-            </w:r>
-          </w:p>
-        </w:tc>
-      </w:tr>
-      <w:tr>
-        <w:tc>
-          <w:tcPr>
-            <w:tcW w:type="dxa" w:w="9360"/>
-            <w:vAlign w:val="center"/>
-            <w:tcMar>
-              <w:top w:w="80" w:type="dxa"/>
-              <w:start w:w="120" w:type="dxa"/>
-              <w:bottom w:w="80" w:type="dxa"/>
-              <w:end w:w="120" w:type="dxa"/>
-            </w:tcMar>
-          </w:tcPr>
-          <w:p>
-            <w:r>
-              <w:rPr>
-                <w:rFonts w:ascii="Calibri" w:hAnsi="Calibri"/>
-                <w:b w:val="0"/>
-                <w:color w:val="203748"/>
-                <w:sz w:val="18"/>
-              </w:rPr>
-              <w:t>Thao tác: Mở bảng ASan vs hardening.</w:t>
-            </w:r>
-          </w:p>
-        </w:tc>
-      </w:tr>
-      <w:tr>
-        <w:tc>
-          <w:tcPr>
-            <w:tcW w:type="dxa" w:w="9360"/>
-            <w:vAlign w:val="center"/>
-            <w:tcMar>
-              <w:top w:w="80" w:type="dxa"/>
-              <w:start w:w="120" w:type="dxa"/>
-              <w:bottom w:w="80" w:type="dxa"/>
-              <w:end w:w="120" w:type="dxa"/>
-            </w:tcMar>
-          </w:tcPr>
-          <w:p>
-            <w:r>
-              <w:rPr>
-                <w:rFonts w:ascii="Calibri" w:hAnsi="Calibri"/>
-                <w:b w:val="0"/>
-                <w:color w:val="203748"/>
-                <w:sz w:val="18"/>
-              </w:rPr>
-              <w:t>Nội dung bắt buộc: Công cụ test khác lớp production.</w:t>
-            </w:r>
-          </w:p>
-        </w:tc>
-      </w:tr>
-    </w:tbl>
-    <w:p>
-      <w:pPr>
-        <w:pStyle w:val="Caption"/>
-        <w:spacing w:before="60" w:after="160"/>
-      </w:pPr>
-      <w:r>
-        <w:t>Hình 25. Phân biệt ASan và hardening.</w:t>
-      </w:r>
-    </w:p>
-    <w:p>
-      <w:pPr>
-        <w:pStyle w:val="Heading1"/>
-      </w:pPr>
-      <w:r>
-        <w:t>Chương 12. So sánh trước và sau vá</w:t>
-      </w:r>
-    </w:p>
-    <w:p>
-      <w:pPr>
-        <w:pStyle w:val="Heading2"/>
-      </w:pPr>
-      <w:r>
-        <w:t>Kết quả thiết kế</w:t>
-      </w:r>
-    </w:p>
-    <w:p>
-      <w:r>
-        <w:t>Bản vulnerable copy không giới hạn nên input trên capacity tạo memory write ngoài name. Bản length từ chối trước copy; bản snprintf giới hạn write và từ chối truncate. Exit code của hai bản vá thể hiện validation failure có kiểm soát, không phải crash.</w:t>
-      </w:r>
-    </w:p>
-    <w:p>
-      <w:pPr>
-        <w:pStyle w:val="Caption"/>
-        <w:keepNext/>
-        <w:spacing w:before="120" w:after="80"/>
-      </w:pPr>
-      <w:r>
-        <w:rPr>
-          <w:rFonts w:ascii="Calibri" w:hAnsi="Calibri"/>
-          <w:b/>
-          <w:color w:val="1F4D78"/>
-          <w:sz w:val="19"/>
-        </w:rPr>
-        <w:t>Bảng 3. So sánh trước và sau vá.</w:t>
-      </w:r>
-    </w:p>
-    <w:tbl>
-      <w:tblPr>
-        <w:tblStyle w:val="TableGrid"/>
-        <w:jc w:val="left"/>
-        <w:tblLook w:firstColumn="1" w:firstRow="1" w:lastColumn="0" w:lastRow="0" w:noHBand="0" w:noVBand="1" w:val="04A0"/>
-        <w:tblW w:w="9360" w:type="dxa"/>
-        <w:tblInd w:w="120" w:type="dxa"/>
-        <w:tblLayout w:type="fixed"/>
-      </w:tblPr>
-      <w:tblGrid>
-        <w:gridCol w:w="1700"/>
-        <w:gridCol w:w="2300"/>
-        <w:gridCol w:w="2680"/>
-        <w:gridCol w:w="2680"/>
-      </w:tblGrid>
-      <w:tr>
-        <w:trPr>
-          <w:tblHeader/>
-        </w:trPr>
-        <w:tc>
-          <w:tcPr>
-            <w:tcW w:type="dxa" w:w="1700"/>
-            <w:shd w:fill="E8EEF5"/>
-            <w:vAlign w:val="center"/>
-            <w:tcMar>
-              <w:top w:w="80" w:type="dxa"/>
-              <w:start w:w="120" w:type="dxa"/>
-              <w:bottom w:w="80" w:type="dxa"/>
-              <w:end w:w="120" w:type="dxa"/>
-            </w:tcMar>
-          </w:tcPr>
-          <w:p>
-            <w:pPr>
-              <w:jc w:val="center"/>
-            </w:pPr>
-            <w:r>
-              <w:rPr>
-                <w:rFonts w:ascii="Calibri" w:hAnsi="Calibri"/>
-                <w:b/>
-                <w:color w:val="203748"/>
-                <w:sz w:val="18"/>
-              </w:rPr>
-              <w:t>Tiêu chí</w:t>
-            </w:r>
-          </w:p>
-        </w:tc>
-        <w:tc>
-          <w:tcPr>
-            <w:tcW w:type="dxa" w:w="2300"/>
-            <w:shd w:fill="E8EEF5"/>
-            <w:vAlign w:val="center"/>
-            <w:tcMar>
-              <w:top w:w="80" w:type="dxa"/>
-              <w:start w:w="120" w:type="dxa"/>
-              <w:bottom w:w="80" w:type="dxa"/>
-              <w:end w:w="120" w:type="dxa"/>
-            </w:tcMar>
-          </w:tcPr>
-          <w:p>
-            <w:pPr>
-              <w:jc w:val="center"/>
-            </w:pPr>
-            <w:r>
-              <w:rPr>
-                <w:rFonts w:ascii="Calibri" w:hAnsi="Calibri"/>
-                <w:b/>
-                <w:color w:val="203748"/>
-                <w:sz w:val="18"/>
-              </w:rPr>
-              <w:t>Vulnerable</w:t>
-            </w:r>
-          </w:p>
-        </w:tc>
-        <w:tc>
-          <w:tcPr>
-            <w:tcW w:type="dxa" w:w="2680"/>
-            <w:shd w:fill="E8EEF5"/>
-            <w:vAlign w:val="center"/>
-            <w:tcMar>
-              <w:top w:w="80" w:type="dxa"/>
-              <w:start w:w="120" w:type="dxa"/>
-              <w:bottom w:w="80" w:type="dxa"/>
-              <w:end w:w="120" w:type="dxa"/>
-            </w:tcMar>
-          </w:tcPr>
-          <w:p>
-            <w:pPr>
-              <w:jc w:val="center"/>
-            </w:pPr>
-            <w:r>
-              <w:rPr>
-                <w:rFonts w:ascii="Calibri" w:hAnsi="Calibri"/>
-                <w:b/>
-                <w:color w:val="203748"/>
-                <w:sz w:val="18"/>
-              </w:rPr>
-              <w:t>Secure length</w:t>
-            </w:r>
-          </w:p>
-        </w:tc>
-        <w:tc>
-          <w:tcPr>
-            <w:tcW w:type="dxa" w:w="2680"/>
-            <w:shd w:fill="E8EEF5"/>
-            <w:vAlign w:val="center"/>
-            <w:tcMar>
-              <w:top w:w="80" w:type="dxa"/>
-              <w:start w:w="120" w:type="dxa"/>
-              <w:bottom w:w="80" w:type="dxa"/>
-              <w:end w:w="120" w:type="dxa"/>
-            </w:tcMar>
-          </w:tcPr>
-          <w:p>
-            <w:pPr>
-              <w:jc w:val="center"/>
-            </w:pPr>
-            <w:r>
-              <w:rPr>
-                <w:rFonts w:ascii="Calibri" w:hAnsi="Calibri"/>
-                <w:b/>
-                <w:color w:val="203748"/>
-                <w:sz w:val="18"/>
-              </w:rPr>
-              <w:t>Secure snprintf</w:t>
-            </w:r>
-          </w:p>
-        </w:tc>
-      </w:tr>
-      <w:tr>
-        <w:tc>
-          <w:tcPr>
-            <w:tcW w:type="dxa" w:w="1700"/>
-            <w:vAlign w:val="center"/>
-            <w:tcMar>
-              <w:top w:w="80" w:type="dxa"/>
-              <w:start w:w="120" w:type="dxa"/>
-              <w:bottom w:w="80" w:type="dxa"/>
-              <w:end w:w="120" w:type="dxa"/>
-            </w:tcMar>
-          </w:tcPr>
-          <w:p>
-            <w:pPr>
-              <w:spacing w:after="0"/>
-            </w:pPr>
-            <w:r>
-              <w:rPr>
-                <w:rFonts w:ascii="Calibri" w:hAnsi="Calibri"/>
-                <w:sz w:val="17"/>
-              </w:rPr>
-              <w:t>Hàm copy</w:t>
-            </w:r>
-          </w:p>
-        </w:tc>
-        <w:tc>
-          <w:tcPr>
-            <w:tcW w:type="dxa" w:w="2300"/>
-            <w:vAlign w:val="center"/>
-            <w:tcMar>
-              <w:top w:w="80" w:type="dxa"/>
-              <w:start w:w="120" w:type="dxa"/>
-              <w:bottom w:w="80" w:type="dxa"/>
-              <w:end w:w="120" w:type="dxa"/>
-            </w:tcMar>
-          </w:tcPr>
-          <w:p>
-            <w:pPr>
-              <w:spacing w:after="0"/>
-            </w:pPr>
-            <w:r>
-              <w:rPr>
-                <w:rFonts w:ascii="Calibri" w:hAnsi="Calibri"/>
-                <w:sz w:val="17"/>
-              </w:rPr>
-              <w:t>strcpy</w:t>
-            </w:r>
-          </w:p>
-        </w:tc>
-        <w:tc>
-          <w:tcPr>
-            <w:tcW w:type="dxa" w:w="2680"/>
-            <w:vAlign w:val="center"/>
-            <w:tcMar>
-              <w:top w:w="80" w:type="dxa"/>
-              <w:start w:w="120" w:type="dxa"/>
-              <w:bottom w:w="80" w:type="dxa"/>
-              <w:end w:w="120" w:type="dxa"/>
-            </w:tcMar>
-          </w:tcPr>
-          <w:p>
-            <w:pPr>
-              <w:spacing w:after="0"/>
-            </w:pPr>
-            <w:r>
-              <w:rPr>
-                <w:rFonts w:ascii="Calibri" w:hAnsi="Calibri"/>
-                <w:sz w:val="17"/>
-              </w:rPr>
-              <w:t>memcpy sau validation</w:t>
-            </w:r>
-          </w:p>
-        </w:tc>
-        <w:tc>
-          <w:tcPr>
-            <w:tcW w:type="dxa" w:w="2680"/>
-            <w:vAlign w:val="center"/>
-            <w:tcMar>
-              <w:top w:w="80" w:type="dxa"/>
-              <w:start w:w="120" w:type="dxa"/>
-              <w:bottom w:w="80" w:type="dxa"/>
-              <w:end w:w="120" w:type="dxa"/>
-            </w:tcMar>
-          </w:tcPr>
-          <w:p>
-            <w:pPr>
-              <w:spacing w:after="0"/>
-            </w:pPr>
-            <w:r>
-              <w:rPr>
-                <w:rFonts w:ascii="Calibri" w:hAnsi="Calibri"/>
-                <w:sz w:val="17"/>
-              </w:rPr>
-              <w:t>snprintf</w:t>
-            </w:r>
-          </w:p>
-        </w:tc>
-      </w:tr>
-      <w:tr>
-        <w:tc>
-          <w:tcPr>
-            <w:tcW w:type="dxa" w:w="1700"/>
-            <w:vAlign w:val="center"/>
-            <w:tcMar>
-              <w:top w:w="80" w:type="dxa"/>
-              <w:start w:w="120" w:type="dxa"/>
-              <w:bottom w:w="80" w:type="dxa"/>
-              <w:end w:w="120" w:type="dxa"/>
-            </w:tcMar>
-          </w:tcPr>
-          <w:p>
-            <w:pPr>
-              <w:spacing w:after="0"/>
-            </w:pPr>
-            <w:r>
-              <w:rPr>
-                <w:rFonts w:ascii="Calibri" w:hAnsi="Calibri"/>
-                <w:sz w:val="17"/>
-              </w:rPr>
-              <w:t>Giới hạn</w:t>
-            </w:r>
-          </w:p>
-        </w:tc>
-        <w:tc>
-          <w:tcPr>
-            <w:tcW w:type="dxa" w:w="2300"/>
-            <w:vAlign w:val="center"/>
-            <w:tcMar>
-              <w:top w:w="80" w:type="dxa"/>
-              <w:start w:w="120" w:type="dxa"/>
-              <w:bottom w:w="80" w:type="dxa"/>
-              <w:end w:w="120" w:type="dxa"/>
-            </w:tcMar>
-          </w:tcPr>
-          <w:p>
-            <w:pPr>
-              <w:spacing w:after="0"/>
-            </w:pPr>
-            <w:r>
-              <w:rPr>
-                <w:rFonts w:ascii="Calibri" w:hAnsi="Calibri"/>
-                <w:sz w:val="17"/>
-              </w:rPr>
-              <w:t>Không</w:t>
-            </w:r>
-          </w:p>
-        </w:tc>
-        <w:tc>
-          <w:tcPr>
-            <w:tcW w:type="dxa" w:w="2680"/>
-            <w:vAlign w:val="center"/>
-            <w:tcMar>
-              <w:top w:w="80" w:type="dxa"/>
-              <w:start w:w="120" w:type="dxa"/>
-              <w:bottom w:w="80" w:type="dxa"/>
-              <w:end w:w="120" w:type="dxa"/>
-            </w:tcMar>
-          </w:tcPr>
-          <w:p>
-            <w:pPr>
-              <w:spacing w:after="0"/>
-            </w:pPr>
-            <w:r>
-              <w:rPr>
-                <w:rFonts w:ascii="Calibri" w:hAnsi="Calibri"/>
-                <w:sz w:val="17"/>
-              </w:rPr>
-              <w:t>Tối đa 31 byte</w:t>
-            </w:r>
-          </w:p>
-        </w:tc>
-        <w:tc>
-          <w:tcPr>
-            <w:tcW w:type="dxa" w:w="2680"/>
-            <w:vAlign w:val="center"/>
-            <w:tcMar>
-              <w:top w:w="80" w:type="dxa"/>
-              <w:start w:w="120" w:type="dxa"/>
-              <w:bottom w:w="80" w:type="dxa"/>
-              <w:end w:w="120" w:type="dxa"/>
-            </w:tcMar>
-          </w:tcPr>
-          <w:p>
-            <w:pPr>
-              <w:spacing w:after="0"/>
-            </w:pPr>
-            <w:r>
-              <w:rPr>
-                <w:rFonts w:ascii="Calibri" w:hAnsi="Calibri"/>
-                <w:sz w:val="17"/>
-              </w:rPr>
-              <w:t>sizeof(name)</w:t>
-            </w:r>
-          </w:p>
-        </w:tc>
-      </w:tr>
-      <w:tr>
-        <w:tc>
-          <w:tcPr>
-            <w:tcW w:type="dxa" w:w="1700"/>
-            <w:vAlign w:val="center"/>
-            <w:tcMar>
-              <w:top w:w="80" w:type="dxa"/>
-              <w:start w:w="120" w:type="dxa"/>
-              <w:bottom w:w="80" w:type="dxa"/>
-              <w:end w:w="120" w:type="dxa"/>
-            </w:tcMar>
-          </w:tcPr>
-          <w:p>
-            <w:pPr>
-              <w:spacing w:after="0"/>
-            </w:pPr>
-            <w:r>
-              <w:rPr>
-                <w:rFonts w:ascii="Calibri" w:hAnsi="Calibri"/>
-                <w:sz w:val="17"/>
-              </w:rPr>
-              <w:t>Input dài</w:t>
-            </w:r>
-          </w:p>
-        </w:tc>
-        <w:tc>
-          <w:tcPr>
-            <w:tcW w:type="dxa" w:w="2300"/>
-            <w:vAlign w:val="center"/>
-            <w:tcMar>
-              <w:top w:w="80" w:type="dxa"/>
-              <w:start w:w="120" w:type="dxa"/>
-              <w:bottom w:w="80" w:type="dxa"/>
-              <w:end w:w="120" w:type="dxa"/>
-            </w:tcMar>
-          </w:tcPr>
-          <w:p>
-            <w:pPr>
-              <w:spacing w:after="0"/>
-            </w:pPr>
-            <w:r>
-              <w:rPr>
-                <w:rFonts w:ascii="Calibri" w:hAnsi="Calibri"/>
-                <w:sz w:val="17"/>
-              </w:rPr>
-              <w:t>Ghi vượt</w:t>
-            </w:r>
-          </w:p>
-        </w:tc>
-        <w:tc>
-          <w:tcPr>
-            <w:tcW w:type="dxa" w:w="2680"/>
-            <w:vAlign w:val="center"/>
-            <w:tcMar>
-              <w:top w:w="80" w:type="dxa"/>
-              <w:start w:w="120" w:type="dxa"/>
-              <w:bottom w:w="80" w:type="dxa"/>
-              <w:end w:w="120" w:type="dxa"/>
-            </w:tcMar>
-          </w:tcPr>
-          <w:p>
-            <w:pPr>
-              <w:spacing w:after="0"/>
-            </w:pPr>
-            <w:r>
-              <w:rPr>
-                <w:rFonts w:ascii="Calibri" w:hAnsi="Calibri"/>
-                <w:sz w:val="17"/>
-              </w:rPr>
-              <w:t>Từ chối trước copy</w:t>
-            </w:r>
-          </w:p>
-        </w:tc>
-        <w:tc>
-          <w:tcPr>
-            <w:tcW w:type="dxa" w:w="2680"/>
-            <w:vAlign w:val="center"/>
-            <w:tcMar>
-              <w:top w:w="80" w:type="dxa"/>
-              <w:start w:w="120" w:type="dxa"/>
-              <w:bottom w:w="80" w:type="dxa"/>
-              <w:end w:w="120" w:type="dxa"/>
-            </w:tcMar>
-          </w:tcPr>
-          <w:p>
-            <w:pPr>
-              <w:spacing w:after="0"/>
-            </w:pPr>
-            <w:r>
-              <w:rPr>
-                <w:rFonts w:ascii="Calibri" w:hAnsi="Calibri"/>
-                <w:sz w:val="17"/>
-              </w:rPr>
-              <w:t>Từ chối truncate</w:t>
-            </w:r>
-          </w:p>
-        </w:tc>
-      </w:tr>
-      <w:tr>
-        <w:tc>
-          <w:tcPr>
-            <w:tcW w:type="dxa" w:w="1700"/>
-            <w:vAlign w:val="center"/>
-            <w:tcMar>
-              <w:top w:w="80" w:type="dxa"/>
-              <w:start w:w="120" w:type="dxa"/>
-              <w:bottom w:w="80" w:type="dxa"/>
-              <w:end w:w="120" w:type="dxa"/>
-            </w:tcMar>
-          </w:tcPr>
-          <w:p>
-            <w:pPr>
-              <w:spacing w:after="0"/>
-            </w:pPr>
-            <w:r>
-              <w:rPr>
-                <w:rFonts w:ascii="Calibri" w:hAnsi="Calibri"/>
-                <w:sz w:val="17"/>
-              </w:rPr>
-              <w:t>Hardening</w:t>
-            </w:r>
-          </w:p>
-        </w:tc>
-        <w:tc>
-          <w:tcPr>
-            <w:tcW w:type="dxa" w:w="2300"/>
-            <w:vAlign w:val="center"/>
-            <w:tcMar>
-              <w:top w:w="80" w:type="dxa"/>
-              <w:start w:w="120" w:type="dxa"/>
-              <w:bottom w:w="80" w:type="dxa"/>
-              <w:end w:w="120" w:type="dxa"/>
-            </w:tcMar>
-          </w:tcPr>
-          <w:p>
-            <w:pPr>
-              <w:spacing w:after="0"/>
-            </w:pPr>
-            <w:r>
-              <w:rPr>
-                <w:rFonts w:ascii="Calibri" w:hAnsi="Calibri"/>
-                <w:sz w:val="17"/>
-              </w:rPr>
-              <w:t>Không thay bản vá</w:t>
-            </w:r>
-          </w:p>
-        </w:tc>
-        <w:tc>
-          <w:tcPr>
-            <w:tcW w:type="dxa" w:w="2680"/>
-            <w:vAlign w:val="center"/>
-            <w:tcMar>
-              <w:top w:w="80" w:type="dxa"/>
-              <w:start w:w="120" w:type="dxa"/>
-              <w:bottom w:w="80" w:type="dxa"/>
-              <w:end w:w="120" w:type="dxa"/>
-            </w:tcMar>
-          </w:tcPr>
-          <w:p>
-            <w:pPr>
-              <w:spacing w:after="0"/>
-            </w:pPr>
-            <w:r>
-              <w:rPr>
-                <w:rFonts w:ascii="Calibri" w:hAnsi="Calibri"/>
-                <w:sz w:val="17"/>
-              </w:rPr>
-              <w:t>Lớp bổ sung</w:t>
-            </w:r>
-          </w:p>
-        </w:tc>
-        <w:tc>
-          <w:tcPr>
-            <w:tcW w:type="dxa" w:w="2680"/>
-            <w:vAlign w:val="center"/>
-            <w:tcMar>
-              <w:top w:w="80" w:type="dxa"/>
-              <w:start w:w="120" w:type="dxa"/>
-              <w:bottom w:w="80" w:type="dxa"/>
-              <w:end w:w="120" w:type="dxa"/>
-            </w:tcMar>
-          </w:tcPr>
-          <w:p>
-            <w:pPr>
-              <w:spacing w:after="0"/>
-            </w:pPr>
-            <w:r>
-              <w:rPr>
-                <w:rFonts w:ascii="Calibri" w:hAnsi="Calibri"/>
-                <w:sz w:val="17"/>
-              </w:rPr>
-              <w:t>Lớp bổ sung</w:t>
-            </w:r>
-          </w:p>
-        </w:tc>
-      </w:tr>
-    </w:tbl>
-    <w:p>
-      <w:pPr>
-        <w:spacing w:after="40"/>
-      </w:pPr>
-    </w:p>
-    <w:p>
-      <w:pPr>
-        <w:pStyle w:val="Heading1"/>
-      </w:pPr>
-      <w:r>
-        <w:t>Chương 13. Mức độ ảnh hưởng</w:t>
-      </w:r>
-    </w:p>
-    <w:p>
-      <w:pPr>
-        <w:pStyle w:val="Heading2"/>
-      </w:pPr>
-      <w:r>
-        <w:t>Tác động</w:t>
-      </w:r>
-    </w:p>
-    <w:p>
-      <w:r>
-        <w:t>Memory corruption có thể làm tiến trình crash, gây từ chối dịch vụ, làm sai dữ liệu hoặc rò rỉ dữ liệu trong các chương trình thực tế. Về lý thuyết, control data bị hỏng có thể đổi luồng điều khiển, nhưng lab không mô tả hay thực hiện quy trình khai thác.</w:t>
-      </w:r>
-    </w:p>
-    <w:p>
-      <w:r>
-        <w:t>Mức độ thực tế phụ thuộc dữ liệu kề buffer, quyền tiến trình, khả năng lặp lại, hardening và cách dịch vụ phục hồi. Tiến trình nên chạy least privilege và được giám sát/restart có kiểm soát.</w:t>
-      </w:r>
-    </w:p>
-    <w:p>
-      <w:pPr>
-        <w:pStyle w:val="Heading1"/>
-      </w:pPr>
-      <w:r>
-        <w:t>Chương 14. Phòng chống</w:t>
-      </w:r>
-    </w:p>
-    <w:p>
-      <w:pPr>
-        <w:pStyle w:val="Heading2"/>
-      </w:pPr>
-      <w:r>
-        <w:t>Biện pháp</w:t>
-      </w:r>
-    </w:p>
-    <w:p>
-      <w:r>
-        <w:t>Phòng chống bắt đầu bằng kiểm tra kích thước theo byte, API có giới hạn và kiểm tra return value. Request limit, compiler/OS hardening, sanitizer trong CI, fuzz testing, sandbox, least privilege, logging và monitoring tạo defense in depth.</w:t>
-      </w:r>
-    </w:p>
-    <w:p>
-      <w:r>
-        <w:t>Với parser nhạy cảm, ưu tiên thư viện đã được kiểm thử hoặc ngôn ngữ memory-safe khi phù hợp; hardening không phải lý do giữ lại thao tác copy không an toàn.</w:t>
-      </w:r>
-    </w:p>
-    <w:p>
-      <w:pPr>
-        <w:pStyle w:val="ListBullet"/>
-      </w:pPr>
-      <w:r>
-        <w:t>Secure coding và validation tại ranh giới C.</w:t>
-      </w:r>
-    </w:p>
-    <w:p>
-      <w:pPr>
-        <w:pStyle w:val="ListBullet"/>
-      </w:pPr>
-      <w:r>
-        <w:t>Sanitizer/fuzzing trong pipeline kiểm thử.</w:t>
-      </w:r>
-    </w:p>
-    <w:p>
-      <w:pPr>
-        <w:pStyle w:val="ListBullet"/>
-      </w:pPr>
-      <w:r>
-        <w:t>Canary, PIE/ASLR, RELRO, NX, FORTIFY ở build/OS.</w:t>
-      </w:r>
-    </w:p>
-    <w:p>
-      <w:pPr>
-        <w:pStyle w:val="ListBullet"/>
-      </w:pPr>
-      <w:r>
-        <w:t>Giảm quyền, sandbox, log và giám sát ở runtime.</w:t>
-      </w:r>
-    </w:p>
-    <w:p>
-      <w:pPr>
-        <w:pStyle w:val="Heading1"/>
-      </w:pPr>
-      <w:r>
-        <w:t>Chương 15. Trả lời câu hỏi báo cáo</w:t>
-      </w:r>
-    </w:p>
-    <w:p>
-      <w:pPr>
-        <w:pStyle w:val="Heading2"/>
-      </w:pPr>
-      <w:r>
-        <w:t>1. Buffer Overflow khác Injection như thế nào?</w:t>
-      </w:r>
-    </w:p>
-    <w:p>
-      <w:r>
-        <w:t>Buffer Overflow là vi phạm an toàn bộ nhớ do ghi vượt object; Injection xảy ra khi dữ liệu bị interpreter hiểu thành cú pháp/lệnh. Một lỗi làm hỏng memory layout, lỗi kia làm thay đổi ngữ nghĩa của ngôn ngữ đích như SQL hoặc shell.</w:t>
-      </w:r>
-    </w:p>
-    <w:p>
-      <w:pPr>
-        <w:pStyle w:val="Heading2"/>
-      </w:pPr>
-      <w:r>
-        <w:t>2. Vì sao backend native bị kích hoạt qua HTTP?</w:t>
-      </w:r>
-    </w:p>
-    <w:p>
-      <w:r>
-        <w:t>HTTP chỉ là kênh vận chuyển. Flask trích trường name rồi truyền nó thành argument cho chương trình C; nếu C copy không kiểm tra, dữ liệu web đi qua các tầng và chạm trực tiếp buffer local.</w:t>
-      </w:r>
-    </w:p>
-    <w:p>
-      <w:pPr>
-        <w:pStyle w:val="Heading2"/>
-      </w:pPr>
-      <w:r>
-        <w:t>3. Vì sao firewall không đủ?</w:t>
-      </w:r>
-    </w:p>
-    <w:p>
-      <w:r>
-        <w:t>Firewall kiểm soát kết nối/luồng mạng, không biết capacity của name[32] hay semantics của strcpy. Request tới đúng local service vẫn có thể chứa dữ liệu dài hợp lệ ở tầng HTTP.</w:t>
-      </w:r>
-    </w:p>
-    <w:p>
-      <w:pPr>
-        <w:pStyle w:val="Heading2"/>
-      </w:pPr>
-      <w:r>
-        <w:t>4. Bản vá hoạt động ra sao?</w:t>
-      </w:r>
-    </w:p>
-    <w:p>
-      <w:r>
-        <w:t>Bản vá length đo byte và từ chối trên 31 trước copy. Bản vá snprintf giới hạn số byte ghi rồi kiểm tra return value để từ chối truncate. Cả hai giữ kiểm tra tại C thay vì chỉ tin browser/Flask.</w:t>
-      </w:r>
-    </w:p>
-    <w:p>
-      <w:pPr>
-        <w:pStyle w:val="Heading2"/>
-      </w:pPr>
-      <w:r>
-        <w:t>5. Ít nhất ba cơ chế hardening</w:t>
-      </w:r>
-    </w:p>
-    <w:p>
-      <w:r>
-        <w:t>Stack Canary phát hiện giá trị bảo vệ bị đổi; PIE kết hợp ASLR làm địa chỉ executable thay đổi; DEP/NX ngăn thực thi tại vùng data. RELRO bảo vệ relocation và FORTIFY_SOURCE tăng kiểm tra thư viện khi compiler có đủ thông tin.</w:t>
-      </w:r>
-    </w:p>
-    <w:p>
-      <w:pPr>
-        <w:pStyle w:val="Heading2"/>
-      </w:pPr>
-      <w:r>
-        <w:t>Câu hỏi bổ sung</w:t>
-      </w:r>
-    </w:p>
-    <w:p>
-      <w:r>
-        <w:t>Buffer name là biến local trong stack frame của process_name. Khi input vượt buffer, các byte ngoài object bị ghi và chương trình có undefined behavior. strcpy/gets/sprintf nguy hiểm vì không gắn thao tác với sức chứa đích; memory corruption nghiêm trọng vì có thể ảnh hưởng dữ liệu và control flow, không chỉ một điều kiện logic.</w:t>
-      </w:r>
-    </w:p>
-    <w:p>
-      <w:pPr>
-        <w:pStyle w:val="Heading1"/>
-      </w:pPr>
-      <w:r>
-        <w:t>Chương 16. Kiểm thử</w:t>
-      </w:r>
-    </w:p>
-    <w:p>
-      <w:pPr>
-        <w:pStyle w:val="Heading2"/>
-      </w:pPr>
-      <w:r>
-        <w:t>Phạm vi kiểm thử</w:t>
-      </w:r>
-    </w:p>
-    <w:p>
-      <w:r>
-        <w:t>Pytest bao phủ route/healthcheck, input bình thường, ASan overflow, hai bản vá, request limit và các ràng buộc an toàn. Native tests chạy binary thật; report/screenshot tests kiểm tra artifact và manifest mà không OCR.</w:t>
-      </w:r>
-    </w:p>
-    <w:p>
-      <w:r>
-        <w:t>Kết quả chỉ được trích từ evidence/logs/pytest.txt của lần chạy thật. Nếu file vắng hoặc không kết thúc thành công, báo cáo không tuyên bố toàn bộ test pass.</w:t>
-      </w:r>
-    </w:p>
-    <w:p>
-      <w:r>
-        <w:t>Dòng cuối log pytest thật: 14 passed in 1.45s</w:t>
-      </w:r>
-    </w:p>
-    <w:p>
-      <w:pPr>
-        <w:keepNext/>
-        <w:spacing w:before="160" w:after="80"/>
-      </w:pPr>
-      <w:r>
-        <w:rPr>
-          <w:rFonts w:ascii="Calibri" w:hAnsi="Calibri"/>
-          <w:b/>
-          <w:color w:val="203748"/>
-          <w:sz w:val="21"/>
-        </w:rPr>
-        <w:t>26_presentation_mode.png</w:t>
-      </w:r>
-    </w:p>
-    <w:tbl>
-      <w:tblPr>
-        <w:tblStyle w:val="TableGrid"/>
-        <w:jc w:val="left"/>
-        <w:tblLook w:firstColumn="1" w:firstRow="1" w:lastColumn="0" w:lastRow="0" w:noHBand="0" w:noVBand="1" w:val="04A0"/>
-        <w:tblW w:w="9360" w:type="dxa"/>
-        <w:tblInd w:w="120" w:type="dxa"/>
-        <w:tblLayout w:type="fixed"/>
-      </w:tblPr>
-      <w:tblGrid>
-        <w:gridCol w:w="9360"/>
-      </w:tblGrid>
-      <w:tr>
-        <w:tc>
-          <w:tcPr>
-            <w:tcW w:type="dxa" w:w="9360"/>
-            <w:shd w:fill="FDE9E7"/>
-            <w:vAlign w:val="center"/>
-            <w:tcMar>
-              <w:top w:w="80" w:type="dxa"/>
-              <w:start w:w="120" w:type="dxa"/>
-              <w:bottom w:w="80" w:type="dxa"/>
-              <w:end w:w="120" w:type="dxa"/>
-            </w:tcMar>
-          </w:tcPr>
-          <w:p>
-            <w:r>
-              <w:rPr>
-                <w:rFonts w:ascii="Calibri" w:hAnsi="Calibri"/>
-                <w:b/>
-                <w:color w:val="203748"/>
-                <w:sz w:val="18"/>
-              </w:rPr>
-              <w:t>ẢNH THỦ CÔNG CẦN BỔ SUNG: 26_presentation_mode.png</w:t>
-            </w:r>
-          </w:p>
-        </w:tc>
-      </w:tr>
-      <w:tr>
-        <w:tc>
-          <w:tcPr>
-            <w:tcW w:type="dxa" w:w="9360"/>
-            <w:vAlign w:val="center"/>
-            <w:tcMar>
-              <w:top w:w="80" w:type="dxa"/>
-              <w:start w:w="120" w:type="dxa"/>
-              <w:bottom w:w="80" w:type="dxa"/>
-              <w:end w:w="120" w:type="dxa"/>
-            </w:tcMar>
-          </w:tcPr>
-          <w:p>
-            <w:r>
-              <w:rPr>
-                <w:rFonts w:ascii="Calibri" w:hAnsi="Calibri"/>
-                <w:b w:val="0"/>
-                <w:color w:val="203748"/>
-                <w:sz w:val="18"/>
-              </w:rPr>
-              <w:t>URL hoặc lệnh: http://127.0.0.1:5002/vulnerable</w:t>
-            </w:r>
-          </w:p>
-        </w:tc>
-      </w:tr>
-      <w:tr>
-        <w:tc>
-          <w:tcPr>
-            <w:tcW w:type="dxa" w:w="9360"/>
-            <w:vAlign w:val="center"/>
-            <w:tcMar>
-              <w:top w:w="80" w:type="dxa"/>
-              <w:start w:w="120" w:type="dxa"/>
-              <w:bottom w:w="80" w:type="dxa"/>
-              <w:end w:w="120" w:type="dxa"/>
-            </w:tcMar>
-          </w:tcPr>
-          <w:p>
-            <w:r>
-              <w:rPr>
-                <w:rFonts w:ascii="Calibri" w:hAnsi="Calibri"/>
-                <w:b w:val="0"/>
-                <w:color w:val="203748"/>
-                <w:sz w:val="18"/>
-              </w:rPr>
-              <w:t>Thao tác: Bật Presentation Mode cho trace có sẵn.</w:t>
-            </w:r>
-          </w:p>
-        </w:tc>
-      </w:tr>
-      <w:tr>
-        <w:tc>
-          <w:tcPr>
-            <w:tcW w:type="dxa" w:w="9360"/>
-            <w:vAlign w:val="center"/>
-            <w:tcMar>
-              <w:top w:w="80" w:type="dxa"/>
-              <w:start w:w="120" w:type="dxa"/>
-              <w:bottom w:w="80" w:type="dxa"/>
-              <w:end w:w="120" w:type="dxa"/>
-            </w:tcMar>
-          </w:tcPr>
-          <w:p>
-            <w:r>
-              <w:rPr>
-                <w:rFonts w:ascii="Calibri" w:hAnsi="Calibri"/>
-                <w:b w:val="0"/>
-                <w:color w:val="203748"/>
-                <w:sz w:val="18"/>
-              </w:rPr>
-              <w:t>Nội dung bắt buộc: Một bước chữ lớn và điều hướng.</w:t>
-            </w:r>
-          </w:p>
-        </w:tc>
-      </w:tr>
-    </w:tbl>
-    <w:p>
-      <w:pPr>
-        <w:pStyle w:val="Caption"/>
-        <w:spacing w:before="60" w:after="160"/>
-      </w:pPr>
-      <w:r>
-        <w:t>Hình 26. Presentation Mode của timeline.</w:t>
-      </w:r>
-    </w:p>
-    <w:p>
-      <w:pPr>
-        <w:keepNext/>
-        <w:spacing w:before="160" w:after="80"/>
-      </w:pPr>
-      <w:r>
-        <w:rPr>
-          <w:rFonts w:ascii="Calibri" w:hAnsi="Calibri"/>
-          <w:b/>
-          <w:color w:val="203748"/>
-          <w:sz w:val="21"/>
-        </w:rPr>
-        <w:t>27_pytest_passed.png</w:t>
-      </w:r>
-    </w:p>
-    <w:tbl>
-      <w:tblPr>
-        <w:tblStyle w:val="TableGrid"/>
-        <w:jc w:val="left"/>
-        <w:tblLook w:firstColumn="1" w:firstRow="1" w:lastColumn="0" w:lastRow="0" w:noHBand="0" w:noVBand="1" w:val="04A0"/>
-        <w:tblW w:w="9360" w:type="dxa"/>
-        <w:tblInd w:w="120" w:type="dxa"/>
-        <w:tblLayout w:type="fixed"/>
-      </w:tblPr>
-      <w:tblGrid>
-        <w:gridCol w:w="9360"/>
-      </w:tblGrid>
-      <w:tr>
-        <w:tc>
-          <w:tcPr>
-            <w:tcW w:type="dxa" w:w="9360"/>
-            <w:shd w:fill="FDE9E7"/>
-            <w:vAlign w:val="center"/>
-            <w:tcMar>
-              <w:top w:w="80" w:type="dxa"/>
-              <w:start w:w="120" w:type="dxa"/>
-              <w:bottom w:w="80" w:type="dxa"/>
-              <w:end w:w="120" w:type="dxa"/>
-            </w:tcMar>
-          </w:tcPr>
-          <w:p>
-            <w:r>
-              <w:rPr>
-                <w:rFonts w:ascii="Calibri" w:hAnsi="Calibri"/>
-                <w:b/>
-                <w:color w:val="203748"/>
-                <w:sz w:val="18"/>
-              </w:rPr>
-              <w:t>ẢNH THỦ CÔNG CẦN BỔ SUNG: 27_pytest_passed.png</w:t>
-            </w:r>
-          </w:p>
-        </w:tc>
-      </w:tr>
-      <w:tr>
-        <w:tc>
-          <w:tcPr>
-            <w:tcW w:type="dxa" w:w="9360"/>
-            <w:vAlign w:val="center"/>
-            <w:tcMar>
-              <w:top w:w="80" w:type="dxa"/>
-              <w:start w:w="120" w:type="dxa"/>
-              <w:bottom w:w="80" w:type="dxa"/>
-              <w:end w:w="120" w:type="dxa"/>
-            </w:tcMar>
-          </w:tcPr>
-          <w:p>
-            <w:r>
-              <w:rPr>
-                <w:rFonts w:ascii="Calibri" w:hAnsi="Calibri"/>
-                <w:b w:val="0"/>
-                <w:color w:val="203748"/>
-                <w:sz w:val="18"/>
-              </w:rPr>
-              <w:t>URL hoặc lệnh: sh scripts/run_tests.sh</w:t>
-            </w:r>
-          </w:p>
-        </w:tc>
-      </w:tr>
-      <w:tr>
-        <w:tc>
-          <w:tcPr>
-            <w:tcW w:type="dxa" w:w="9360"/>
-            <w:vAlign w:val="center"/>
-            <w:tcMar>
-              <w:top w:w="80" w:type="dxa"/>
-              <w:start w:w="120" w:type="dxa"/>
-              <w:bottom w:w="80" w:type="dxa"/>
-              <w:end w:w="120" w:type="dxa"/>
-            </w:tcMar>
-          </w:tcPr>
-          <w:p>
-            <w:r>
-              <w:rPr>
-                <w:rFonts w:ascii="Calibri" w:hAnsi="Calibri"/>
-                <w:b w:val="0"/>
-                <w:color w:val="203748"/>
-                <w:sz w:val="18"/>
-              </w:rPr>
-              <w:t>Thao tác: Chụp tổng kết pytest thật.</w:t>
-            </w:r>
-          </w:p>
-        </w:tc>
-      </w:tr>
-      <w:tr>
-        <w:tc>
-          <w:tcPr>
-            <w:tcW w:type="dxa" w:w="9360"/>
-            <w:vAlign w:val="center"/>
-            <w:tcMar>
-              <w:top w:w="80" w:type="dxa"/>
-              <w:start w:w="120" w:type="dxa"/>
-              <w:bottom w:w="80" w:type="dxa"/>
-              <w:end w:w="120" w:type="dxa"/>
-            </w:tcMar>
-          </w:tcPr>
-          <w:p>
-            <w:r>
-              <w:rPr>
-                <w:rFonts w:ascii="Calibri" w:hAnsi="Calibri"/>
-                <w:b w:val="0"/>
-                <w:color w:val="203748"/>
-                <w:sz w:val="18"/>
-              </w:rPr>
-              <w:t>Nội dung bắt buộc: Kết quả hiện tại; chỉ pass nếu exit 0.</w:t>
-            </w:r>
-          </w:p>
-        </w:tc>
-      </w:tr>
-    </w:tbl>
-    <w:p>
-      <w:pPr>
-        <w:pStyle w:val="Caption"/>
-        <w:spacing w:before="60" w:after="160"/>
-      </w:pPr>
-      <w:r>
-        <w:t>Hình 27. Kết quả pytest trong WSL.</w:t>
-      </w:r>
-    </w:p>
-    <w:p>
-      <w:pPr>
-        <w:pStyle w:val="Heading1"/>
-      </w:pPr>
-      <w:r>
-        <w:t>Chương 17. Kết luận</w:t>
-      </w:r>
-    </w:p>
-    <w:p>
-      <w:pPr>
-        <w:pStyle w:val="Heading2"/>
-      </w:pPr>
-      <w:r>
-        <w:t>Kết quả và bài học</w:t>
-      </w:r>
-    </w:p>
-    <w:p>
-      <w:r>
-        <w:t>Thiết kế lab cho thấy một input HTTP có thể tới buffer C, cách null terminator tạo ghi vượt tại ranh giới 32 byte, và cách sanitizer/debugger hỗ trợ quan sát. Hai bản vá loại bỏ ghi vượt theo hai chính sách rõ ràng, còn hardening tạo lớp giảm thiểu bổ sung.</w:t>
-      </w:r>
-    </w:p>
-    <w:p>
-      <w:r>
-        <w:t>Giới hạn chính là signal/ngưỡng crash và stack layout phụ thuộc môi trường; ảnh GDB phải chụp thủ công. Hướng phát triển an toàn là mở rộng fuzz test có giới hạn, chạy sanitizer trong CI và tiếp tục giảm phạm vi code native.</w:t>
-      </w:r>
-    </w:p>
-    <w:p>
-      <w:pPr>
-        <w:keepNext/>
-        <w:spacing w:before="160" w:after="80"/>
-      </w:pPr>
-      <w:r>
-        <w:rPr>
-          <w:rFonts w:ascii="Calibri" w:hAnsi="Calibri"/>
-          <w:b/>
-          <w:color w:val="203748"/>
-          <w:sz w:val="21"/>
-        </w:rPr>
-        <w:t>28_report_files.png</w:t>
-      </w:r>
-    </w:p>
-    <w:tbl>
-      <w:tblPr>
-        <w:tblStyle w:val="TableGrid"/>
-        <w:jc w:val="left"/>
-        <w:tblLook w:firstColumn="1" w:firstRow="1" w:lastColumn="0" w:lastRow="0" w:noHBand="0" w:noVBand="1" w:val="04A0"/>
-        <w:tblW w:w="9360" w:type="dxa"/>
-        <w:tblInd w:w="120" w:type="dxa"/>
-        <w:tblLayout w:type="fixed"/>
-      </w:tblPr>
-      <w:tblGrid>
-        <w:gridCol w:w="9360"/>
-      </w:tblGrid>
-      <w:tr>
-        <w:tc>
-          <w:tcPr>
-            <w:tcW w:type="dxa" w:w="9360"/>
-            <w:shd w:fill="FDE9E7"/>
-            <w:vAlign w:val="center"/>
-            <w:tcMar>
-              <w:top w:w="80" w:type="dxa"/>
-              <w:start w:w="120" w:type="dxa"/>
-              <w:bottom w:w="80" w:type="dxa"/>
-              <w:end w:w="120" w:type="dxa"/>
-            </w:tcMar>
-          </w:tcPr>
-          <w:p>
-            <w:r>
-              <w:rPr>
-                <w:rFonts w:ascii="Calibri" w:hAnsi="Calibri"/>
-                <w:b/>
-                <w:color w:val="203748"/>
-                <w:sz w:val="18"/>
-              </w:rPr>
-              <w:t>ẢNH THỦ CÔNG CẦN BỔ SUNG: 28_report_files.png</w:t>
-            </w:r>
-          </w:p>
-        </w:tc>
-      </w:tr>
-      <w:tr>
-        <w:tc>
-          <w:tcPr>
-            <w:tcW w:type="dxa" w:w="9360"/>
-            <w:vAlign w:val="center"/>
-            <w:tcMar>
-              <w:top w:w="80" w:type="dxa"/>
-              <w:start w:w="120" w:type="dxa"/>
-              <w:bottom w:w="80" w:type="dxa"/>
-              <w:end w:w="120" w:type="dxa"/>
-            </w:tcMar>
-          </w:tcPr>
-          <w:p>
-            <w:r>
-              <w:rPr>
-                <w:rFonts w:ascii="Calibri" w:hAnsi="Calibri"/>
-                <w:b w:val="0"/>
-                <w:color w:val="203748"/>
-                <w:sz w:val="18"/>
-              </w:rPr>
-              <w:t>URL hoặc lệnh: python scripts/generate_report.py</w:t>
-            </w:r>
-          </w:p>
-        </w:tc>
-      </w:tr>
-      <w:tr>
-        <w:tc>
-          <w:tcPr>
-            <w:tcW w:type="dxa" w:w="9360"/>
-            <w:vAlign w:val="center"/>
-            <w:tcMar>
-              <w:top w:w="80" w:type="dxa"/>
-              <w:start w:w="120" w:type="dxa"/>
-              <w:bottom w:w="80" w:type="dxa"/>
-              <w:end w:w="120" w:type="dxa"/>
-            </w:tcMar>
-          </w:tcPr>
-          <w:p>
-            <w:r>
-              <w:rPr>
-                <w:rFonts w:ascii="Calibri" w:hAnsi="Calibri"/>
-                <w:b w:val="0"/>
-                <w:color w:val="203748"/>
-                <w:sz w:val="18"/>
-              </w:rPr>
-              <w:t>Thao tác: Liệt kê report sau khi tạo.</w:t>
-            </w:r>
-          </w:p>
-        </w:tc>
-      </w:tr>
-      <w:tr>
-        <w:tc>
-          <w:tcPr>
-            <w:tcW w:type="dxa" w:w="9360"/>
-            <w:vAlign w:val="center"/>
-            <w:tcMar>
-              <w:top w:w="80" w:type="dxa"/>
-              <w:start w:w="120" w:type="dxa"/>
-              <w:bottom w:w="80" w:type="dxa"/>
-              <w:end w:w="120" w:type="dxa"/>
-            </w:tcMar>
-          </w:tcPr>
-          <w:p>
-            <w:r>
-              <w:rPr>
-                <w:rFonts w:ascii="Calibri" w:hAnsi="Calibri"/>
-                <w:b w:val="0"/>
-                <w:color w:val="203748"/>
-                <w:sz w:val="18"/>
-              </w:rPr>
-              <w:t>Nội dung bắt buộc: DOCX và PDF khác 0 byte.</w:t>
-            </w:r>
-          </w:p>
-        </w:tc>
-      </w:tr>
-    </w:tbl>
-    <w:p>
-      <w:pPr>
-        <w:pStyle w:val="Caption"/>
-        <w:spacing w:before="60" w:after="160"/>
-      </w:pPr>
-      <w:r>
-        <w:t>Hình 28. Hai artifact báo cáo được sinh.</w:t>
-      </w:r>
-    </w:p>
-    <w:p>
-      <w:r>
-        <w:br w:type="page"/>
-      </w:r>
-    </w:p>
-    <w:p>
-      <w:pPr>
-        <w:pStyle w:val="Heading1"/>
-      </w:pPr>
-      <w:r>
-        <w:t>Phụ lục. Bằng chứng và câu lệnh</w:t>
-      </w:r>
-    </w:p>
-    <w:p>
-      <w:pPr>
-        <w:pStyle w:val="Heading2"/>
-      </w:pPr>
-      <w:r>
-        <w:t>A. Mã nguồn và compiler flags</w:t>
-      </w:r>
-    </w:p>
-    <w:p>
-      <w:r>
-        <w:t>Mã nguồn: native/*.c, native/processor_common.h. Flags và target là nguồn sự thật trong Makefile; không suy diễn trạng thái hardening chỉ từ tên profile.</w:t>
-      </w:r>
-    </w:p>
-    <w:p>
-      <w:pPr>
-        <w:pStyle w:val="Heading2"/>
-      </w:pPr>
-      <w:r>
-        <w:t>B. Request, response và trace</w:t>
-      </w:r>
-    </w:p>
-    <w:p>
-      <w:r>
-        <w:t>Request/response/trace thật nằm trong evidence/requests, evidence/responses và evidence/traces. File vắng được coi là chưa thu thập, không được thay bằng log mẫu giả.</w:t>
-      </w:r>
-    </w:p>
-    <w:p>
-      <w:pPr>
-        <w:pStyle w:val="Heading2"/>
-      </w:pPr>
-      <w:r>
-        <w:t>C. ASan và GDB</w:t>
-      </w:r>
-    </w:p>
-    <w:p>
-      <w:r>
-        <w:t>ASan log nằm trong evidence/asan; GDB log thủ công nằm trong evidence/gdb. Địa chỉ chỉ quan sát local và không dùng để xây dựng payload.</w:t>
-      </w:r>
-    </w:p>
-    <w:p>
-      <w:pPr>
-        <w:pStyle w:val="Heading2"/>
-      </w:pPr>
-      <w:r>
-        <w:t>D. Câu lệnh chạy</w:t>
-      </w:r>
-    </w:p>
-    <w:p>
-      <w:pPr>
-        <w:pStyle w:val="ListBullet"/>
-      </w:pPr>
-      <w:r>
-        <w:rPr>
-          <w:rFonts w:ascii="Consolas" w:hAnsi="Consolas"/>
-          <w:sz w:val="19"/>
-        </w:rPr>
-        <w:t>make all</w:t>
-      </w:r>
-    </w:p>
-    <w:p>
-      <w:pPr>
-        <w:pStyle w:val="ListBullet"/>
-      </w:pPr>
-      <w:r>
-        <w:rPr>
-          <w:rFonts w:ascii="Consolas" w:hAnsi="Consolas"/>
-          <w:sz w:val="19"/>
-        </w:rPr>
-        <w:t>python app.py</w:t>
-      </w:r>
-    </w:p>
-    <w:p>
-      <w:pPr>
-        <w:pStyle w:val="ListBullet"/>
-      </w:pPr>
-      <w:r>
-        <w:rPr>
-          <w:rFonts w:ascii="Consolas" w:hAnsi="Consolas"/>
-          <w:sz w:val="19"/>
-        </w:rPr>
-        <w:t>python scripts/test_lengths.py</w:t>
-      </w:r>
-    </w:p>
-    <w:p>
-      <w:pPr>
-        <w:pStyle w:val="ListBullet"/>
-      </w:pPr>
-      <w:r>
-        <w:rPr>
-          <w:rFonts w:ascii="Consolas" w:hAnsi="Consolas"/>
-          <w:sz w:val="19"/>
-        </w:rPr>
-        <w:t>gdb -q -x gdb/inspect_normal.gdb</w:t>
-      </w:r>
-    </w:p>
-    <w:p>
-      <w:pPr>
-        <w:pStyle w:val="ListBullet"/>
-      </w:pPr>
-      <w:r>
-        <w:rPr>
-          <w:rFonts w:ascii="Consolas" w:hAnsi="Consolas"/>
-          <w:sz w:val="19"/>
-        </w:rPr>
-        <w:t>gdb -q -x gdb/inspect_overflow.gdb</w:t>
-      </w:r>
-    </w:p>
-    <w:p>
-      <w:pPr>
-        <w:pStyle w:val="ListBullet"/>
-      </w:pPr>
-      <w:r>
-        <w:rPr>
-          <w:rFonts w:ascii="Consolas" w:hAnsi="Consolas"/>
-          <w:sz w:val="19"/>
-        </w:rPr>
-        <w:t>pytest</w:t>
-      </w:r>
-    </w:p>
-    <w:p>
-      <w:pPr>
-        <w:pStyle w:val="ListBullet"/>
-      </w:pPr>
-      <w:r>
-        <w:rPr>
-          <w:rFonts w:ascii="Consolas" w:hAnsi="Consolas"/>
-          <w:sz w:val="19"/>
-        </w:rPr>
-        <w:t>python scripts/check_screenshots.py</w:t>
-      </w:r>
-    </w:p>
-    <w:p>
-      <w:pPr>
-        <w:pStyle w:val="ListBullet"/>
-      </w:pPr>
-      <w:r>
-        <w:rPr>
-          <w:rFonts w:ascii="Consolas" w:hAnsi="Consolas"/>
-          <w:sz w:val="19"/>
-        </w:rPr>
-        <w:t>python scripts/generate_report.py</w:t>
+        <w:t>Lỗi bắt nguồn từ copy không có giới hạn vào name[32]. Kiểm tra biên và xử lý truncation là bản vá chính; ASan/GDB giúp phát hiện và phân tích, còn hardening chỉ giảm khả năng/tác động khi lỗi vẫn tồn tại.</w:t>
       </w:r>
     </w:p>
     <w:sectPr>
-      <w:headerReference w:type="default" r:id="rId9"/>
-      <w:footerReference w:type="default" r:id="rId10"/>
-      <w:pgSz w:w="12240" w:h="15840"/>
-      <w:pgMar w:top="1440" w:right="1440" w:bottom="1440" w:left="1440" w:header="708" w:footer="708" w:gutter="0"/>
+      <w:pgSz w:w="11906" w:h="16838"/>
+      <w:pgMar w:top="964" w:right="1020" w:bottom="964" w:left="1020" w:header="720" w:footer="720" w:gutter="0"/>
       <w:cols w:space="720"/>
       <w:docGrid w:linePitch="360"/>
     </w:sectPr>
   </w:body>
 </w:document>
-</file>
-
-<file path=word/footer1.xml><?xml version="1.0" encoding="utf-8"?>
-<w:ftr xmlns:m="http://schemas.openxmlformats.org/officeDocument/2006/math" xmlns:mc="http://schemas.openxmlformats.org/markup-compatibility/2006" xmlns:mo="http://schemas.microsoft.com/office/mac/office/2008/main" xmlns:mv="urn:schemas-microsoft-com:mac:vml" xmlns:o="urn:schemas-microsoft-com:office:office" xmlns:r="http://schemas.openxmlformats.org/officeDocument/2006/relationships" xmlns:v="urn:schemas-microsoft-com:vml" xmlns:w10="urn:schemas-microsoft-com:office:word" xmlns:w14="http://schemas.microsoft.com/office/word/2010/wordml" xmlns:w="http://schemas.openxmlformats.org/wordprocessingml/2006/main" xmlns:wne="http://schemas.microsoft.com/office/word/2006/wordml" xmlns:wp14="http://schemas.microsoft.com/office/word/2010/wordprocessingDrawing" xmlns:wp="http://schemas.openxmlformats.org/drawingml/2006/wordprocessingDrawing" xmlns:wpc="http://schemas.microsoft.com/office/word/2010/wordprocessingCanvas" xmlns:wpg="http://schemas.microsoft.com/office/word/2010/wordprocessingGroup" xmlns:wpi="http://schemas.microsoft.com/office/word/2010/wordprocessingInk" xmlns:wps="http://schemas.microsoft.com/office/word/2010/wordprocessingShape" mc:Ignorable="w14 wp14">
-  <w:p>
-    <w:pPr>
-      <w:pStyle w:val="Footer"/>
-      <w:jc w:val="center"/>
-    </w:pPr>
-    <w:r>
-      <w:rPr>
-        <w:rFonts w:ascii="Calibri" w:hAnsi="Calibri"/>
-        <w:color w:val="5A6570"/>
-        <w:sz w:val="18"/>
-      </w:rPr>
-      <w:t xml:space="preserve">Trang </w:t>
-    </w:r>
-    <w:fldSimple w:instr="PAGE">
-      <w:r>
-        <w:rPr>
-          <w:color w:val="5A6570"/>
-        </w:rPr>
-        <w:t>1</w:t>
-      </w:r>
-    </w:fldSimple>
-  </w:p>
-</w:ftr>
-</file>
-
-<file path=word/header1.xml><?xml version="1.0" encoding="utf-8"?>
-<w:hdr xmlns:m="http://schemas.openxmlformats.org/officeDocument/2006/math" xmlns:mc="http://schemas.openxmlformats.org/markup-compatibility/2006" xmlns:mo="http://schemas.microsoft.com/office/mac/office/2008/main" xmlns:mv="urn:schemas-microsoft-com:mac:vml" xmlns:o="urn:schemas-microsoft-com:office:office" xmlns:r="http://schemas.openxmlformats.org/officeDocument/2006/relationships" xmlns:v="urn:schemas-microsoft-com:vml" xmlns:w10="urn:schemas-microsoft-com:office:word" xmlns:w14="http://schemas.microsoft.com/office/word/2010/wordml" xmlns:w="http://schemas.openxmlformats.org/wordprocessingml/2006/main" xmlns:wne="http://schemas.microsoft.com/office/word/2006/wordml" xmlns:wp14="http://schemas.microsoft.com/office/word/2010/wordprocessingDrawing" xmlns:wp="http://schemas.openxmlformats.org/drawingml/2006/wordprocessingDrawing" xmlns:wpc="http://schemas.microsoft.com/office/word/2010/wordprocessingCanvas" xmlns:wpg="http://schemas.microsoft.com/office/word/2010/wordprocessingGroup" xmlns:wpi="http://schemas.microsoft.com/office/word/2010/wordprocessingInk" xmlns:wps="http://schemas.microsoft.com/office/word/2010/wordprocessingShape" mc:Ignorable="w14 wp14">
-  <w:p>
-    <w:pPr>
-      <w:pStyle w:val="Header"/>
-      <w:spacing w:after="0"/>
-      <w:jc w:val="center"/>
-    </w:pPr>
-    <w:r>
-      <w:rPr>
-        <w:rFonts w:ascii="Calibri" w:hAnsi="Calibri"/>
-        <w:b/>
-        <w:color w:val="5A6570"/>
-        <w:sz w:val="17"/>
-      </w:rPr>
-      <w:t>LAB 02  |  BUFFER OVERFLOW TRONG ỨNG DỤNG WEB LOCAL</w:t>
-    </w:r>
-  </w:p>
-</w:hdr>
 </file>
 
 <file path=word/numbering.xml><?xml version="1.0" encoding="utf-8"?>
@@ -6977,11 +2034,11 @@
     <w:qFormat/>
     <w:rsid w:val="00FC693F"/>
     <w:pPr>
-      <w:spacing w:before="0" w:after="120" w:line="300" w:lineRule="auto"/>
+      <w:spacing w:after="100"/>
     </w:pPr>
     <w:rPr>
-      <w:rFonts w:ascii="Calibri" w:hAnsi="Calibri"/>
-      <w:sz w:val="22"/>
+      <w:rFonts w:ascii="Arial" w:hAnsi="Arial"/>
+      <w:sz w:val="21"/>
     </w:rPr>
   </w:style>
   <w:style w:type="paragraph" w:styleId="Header">
@@ -7039,15 +2096,15 @@
     <w:pPr>
       <w:keepNext/>
       <w:keepLines/>
-      <w:spacing w:before="360" w:after="200"/>
+      <w:spacing w:before="480" w:after="0"/>
       <w:outlineLvl w:val="0"/>
     </w:pPr>
     <w:rPr>
-      <w:rFonts w:asciiTheme="majorHAnsi" w:eastAsiaTheme="majorEastAsia" w:hAnsiTheme="majorHAnsi" w:cstheme="majorBidi" w:ascii="Calibri" w:hAnsi="Calibri"/>
+      <w:rFonts w:asciiTheme="majorHAnsi" w:eastAsiaTheme="majorEastAsia" w:hAnsiTheme="majorHAnsi" w:cstheme="majorBidi" w:ascii="Arial" w:hAnsi="Arial"/>
       <w:b/>
       <w:bCs/>
-      <w:color w:val="2E74B5"/>
-      <w:sz w:val="32"/>
+      <w:color w:val="174A84"/>
+      <w:sz w:val="30"/>
       <w:szCs w:val="28"/>
     </w:rPr>
   </w:style>
@@ -7063,14 +2120,14 @@
     <w:pPr>
       <w:keepNext/>
       <w:keepLines/>
-      <w:spacing w:before="280" w:after="140"/>
+      <w:spacing w:before="200" w:after="0"/>
       <w:outlineLvl w:val="1"/>
     </w:pPr>
     <w:rPr>
-      <w:rFonts w:asciiTheme="majorHAnsi" w:eastAsiaTheme="majorEastAsia" w:hAnsiTheme="majorHAnsi" w:cstheme="majorBidi" w:ascii="Calibri" w:hAnsi="Calibri"/>
+      <w:rFonts w:asciiTheme="majorHAnsi" w:eastAsiaTheme="majorEastAsia" w:hAnsiTheme="majorHAnsi" w:cstheme="majorBidi" w:ascii="Arial" w:hAnsi="Arial"/>
       <w:b/>
       <w:bCs/>
-      <w:color w:val="2E74B5"/>
+      <w:color w:val="4F81BD" w:themeColor="accent1"/>
       <w:sz w:val="26"/>
       <w:szCs w:val="26"/>
     </w:rPr>
@@ -7087,15 +2144,14 @@
     <w:pPr>
       <w:keepNext/>
       <w:keepLines/>
-      <w:spacing w:before="200" w:after="100"/>
+      <w:spacing w:before="200" w:after="0"/>
       <w:outlineLvl w:val="2"/>
     </w:pPr>
     <w:rPr>
-      <w:rFonts w:asciiTheme="majorHAnsi" w:eastAsiaTheme="majorEastAsia" w:hAnsiTheme="majorHAnsi" w:cstheme="majorBidi" w:ascii="Calibri" w:hAnsi="Calibri"/>
+      <w:rFonts w:asciiTheme="majorHAnsi" w:eastAsiaTheme="majorEastAsia" w:hAnsiTheme="majorHAnsi" w:cstheme="majorBidi"/>
       <w:b/>
       <w:bCs/>
-      <w:color w:val="1F4D78"/>
-      <w:sz w:val="24"/>
+      <w:color w:val="4F81BD" w:themeColor="accent1"/>
     </w:rPr>
   </w:style>
   <w:style w:type="paragraph" w:styleId="Heading4">
@@ -7333,7 +2389,7 @@
       <w:contextualSpacing/>
     </w:pPr>
     <w:rPr>
-      <w:rFonts w:asciiTheme="majorHAnsi" w:eastAsiaTheme="majorEastAsia" w:hAnsiTheme="majorHAnsi" w:cstheme="majorBidi"/>
+      <w:rFonts w:asciiTheme="majorHAnsi" w:eastAsiaTheme="majorEastAsia" w:hAnsiTheme="majorHAnsi" w:cstheme="majorBidi" w:ascii="Arial" w:hAnsi="Arial"/>
       <w:color w:val="17365D" w:themeColor="text2" w:themeShade="BF"/>
       <w:spacing w:val="5"/>
       <w:kern w:val="28"/>
@@ -7511,14 +2567,8 @@
       <w:numPr>
         <w:numId w:val="1"/>
       </w:numPr>
-      <w:spacing w:after="80" w:line="300" w:lineRule="auto"/>
-      <w:ind w:left="540" w:hanging="271"/>
       <w:contextualSpacing/>
     </w:pPr>
-    <w:rPr>
-      <w:rFonts w:ascii="Calibri" w:hAnsi="Calibri"/>
-      <w:sz w:val="22"/>
-    </w:rPr>
   </w:style>
   <w:style w:type="paragraph" w:styleId="ListBullet2">
     <w:name w:val="List Bullet 2"/>
@@ -7556,14 +2606,8 @@
       <w:numPr>
         <w:numId w:val="5"/>
       </w:numPr>
-      <w:spacing w:after="80" w:line="300" w:lineRule="auto"/>
-      <w:ind w:left="540" w:hanging="271"/>
       <w:contextualSpacing/>
     </w:pPr>
-    <w:rPr>
-      <w:rFonts w:ascii="Calibri" w:hAnsi="Calibri"/>
-      <w:sz w:val="22"/>
-    </w:rPr>
   </w:style>
   <w:style w:type="paragraph" w:styleId="ListNumber2">
     <w:name w:val="List Number 2"/>
@@ -7787,12 +2831,11 @@
       <w:spacing w:line="240" w:lineRule="auto"/>
     </w:pPr>
     <w:rPr>
-      <w:rFonts w:ascii="Calibri" w:hAnsi="Calibri"/>
+      <w:rFonts w:ascii="Arial" w:hAnsi="Arial"/>
       <w:b/>
       <w:bCs/>
-      <w:i w:val="0"/>
-      <w:color w:val="1F4D78"/>
-      <w:sz w:val="19"/>
+      <w:color w:val="4F81BD" w:themeColor="accent1"/>
+      <w:sz w:val="18"/>
       <w:szCs w:val="18"/>
     </w:rPr>
   </w:style>
